--- a/lehrerhandreichung_klimawandel8.docx
+++ b/lehrerhandreichung_klimawandel8.docx
@@ -4018,6 +4018,1674 @@
       </w:tr>
     </w:tbl>
     <w:p>
+      <w:pPr>
+        <w:pStyle w:val="Heading2"/>
+        <w:spacing w:after="80" w:before="280"/>
+      </w:pPr>
+      <w:r>
+        <w:rPr>
+          <w:rFonts w:ascii="Arial" w:cs="Arial" w:eastAsia="Arial" w:hAnsi="Arial"/>
+          <w:b/>
+          <w:bCs/>
+          <w:color w:val="2E6FA3"/>
+          <w:sz w:val="26"/>
+          <w:szCs w:val="26"/>
+        </w:rPr>
+        <w:t xml:space="preserve">3.7  Datenschutz- und urheberrechtliche Entscheidungen</w:t>
+      </w:r>
+    </w:p>
+    <w:p>
+      <w:pPr>
+        <w:spacing w:after="100" w:before="60"/>
+        <w:jc w:val="both"/>
+      </w:pPr>
+      <w:r>
+        <w:rPr>
+          <w:rFonts w:ascii="Arial" w:cs="Arial" w:eastAsia="Arial" w:hAnsi="Arial"/>
+          <w:color w:val="000000"/>
+          <w:sz w:val="22"/>
+          <w:szCs w:val="22"/>
+        </w:rPr>
+        <w:t xml:space="preserve">Beim Einsatz digitaler Lernmaterialien in der Schule sind Datenschutz und Urheberrecht verbindliche Rahmenbedingungen. Für diesen Escape Room wurden bewusst Entscheidungen getroffen, die beide Aspekte vollständig berücksichtigen.</w:t>
+      </w:r>
+    </w:p>
+    <w:p>
+      <w:pPr>
+        <w:spacing w:after="60" w:before="0"/>
+      </w:pPr>
+      <w:r>
+        <w:t xml:space="preserve"/>
+      </w:r>
+    </w:p>
+    <w:p>
+      <w:pPr>
+        <w:pStyle w:val="Heading3"/>
+        <w:spacing w:after="60" w:before="200"/>
+      </w:pPr>
+      <w:r>
+        <w:rPr>
+          <w:rFonts w:ascii="Arial" w:cs="Arial" w:eastAsia="Arial" w:hAnsi="Arial"/>
+          <w:b/>
+          <w:bCs/>
+          <w:color w:val="1A3A5C"/>
+          <w:sz w:val="22"/>
+          <w:szCs w:val="22"/>
+        </w:rPr>
+        <w:t xml:space="preserve">Schriftarten – SIL Open Font License (OFL 1.1)</w:t>
+      </w:r>
+    </w:p>
+    <w:p>
+      <w:pPr>
+        <w:spacing w:after="100" w:before="60"/>
+        <w:jc w:val="both"/>
+      </w:pPr>
+      <w:r>
+        <w:rPr>
+          <w:rFonts w:ascii="Arial" w:cs="Arial" w:eastAsia="Arial" w:hAnsi="Arial"/>
+          <w:color w:val="000000"/>
+          <w:sz w:val="22"/>
+          <w:szCs w:val="22"/>
+        </w:rPr>
+        <w:t xml:space="preserve">Der Escape Room verwendet drei Schriftarten, die alle unter der SIL Open Font License Version 1.1 stehen. Diese Lizenz erlaubt die freie Nutzung, Einbettung und Weitergabe – auch im schulischen und öffentlichen Kontext – ohne Lizenzgebühren:</w:t>
+      </w:r>
+    </w:p>
+    <w:tbl>
+      <w:tblPr>
+        <w:tblW w:type="dxa" w:w="9026"/>
+        <w:tblBorders>
+          <w:top w:val="single" w:color="auto" w:sz="4"/>
+          <w:left w:val="single" w:color="auto" w:sz="4"/>
+          <w:bottom w:val="single" w:color="auto" w:sz="4"/>
+          <w:right w:val="single" w:color="auto" w:sz="4"/>
+          <w:insideH w:val="single" w:color="auto" w:sz="4"/>
+          <w:insideV w:val="single" w:color="auto" w:sz="4"/>
+        </w:tblBorders>
+      </w:tblPr>
+      <w:tblGrid>
+        <w:gridCol w:w="2500"/>
+        <w:gridCol w:w="3800"/>
+        <w:gridCol w:w="2726"/>
+      </w:tblGrid>
+      <w:tr>
+        <w:trPr>
+          <w:tblHeader/>
+        </w:trPr>
+        <w:tc>
+          <w:tcPr>
+            <w:tcW w:type="dxa" w:w="2500"/>
+            <w:tcBorders>
+              <w:top w:val="single" w:color="AABBD0" w:sz="4"/>
+              <w:left w:val="single" w:color="AABBD0" w:sz="4"/>
+              <w:bottom w:val="single" w:color="AABBD0" w:sz="4"/>
+              <w:right w:val="single" w:color="AABBD0" w:sz="4"/>
+            </w:tcBorders>
+            <w:shd w:fill="1A3A5C" w:val="clear"/>
+            <w:tcMar>
+              <w:top w:type="dxa" w:w="80"/>
+              <w:left w:type="dxa" w:w="120"/>
+              <w:bottom w:type="dxa" w:w="80"/>
+              <w:right w:type="dxa" w:w="120"/>
+            </w:tcMar>
+          </w:tcPr>
+          <w:p>
+            <w:r>
+              <w:rPr>
+                <w:rFonts w:ascii="Arial" w:cs="Arial" w:eastAsia="Arial" w:hAnsi="Arial"/>
+                <w:b/>
+                <w:bCs/>
+                <w:color w:val="FFFFFF"/>
+                <w:sz w:val="20"/>
+                <w:szCs w:val="20"/>
+              </w:rPr>
+              <w:t xml:space="preserve">Schriftart</w:t>
+            </w:r>
+          </w:p>
+        </w:tc>
+        <w:tc>
+          <w:tcPr>
+            <w:tcW w:type="dxa" w:w="3800"/>
+            <w:tcBorders>
+              <w:top w:val="single" w:color="AABBD0" w:sz="4"/>
+              <w:left w:val="single" w:color="AABBD0" w:sz="4"/>
+              <w:bottom w:val="single" w:color="AABBD0" w:sz="4"/>
+              <w:right w:val="single" w:color="AABBD0" w:sz="4"/>
+            </w:tcBorders>
+            <w:shd w:fill="1A3A5C" w:val="clear"/>
+            <w:tcMar>
+              <w:top w:type="dxa" w:w="80"/>
+              <w:left w:type="dxa" w:w="120"/>
+              <w:bottom w:type="dxa" w:w="80"/>
+              <w:right w:type="dxa" w:w="120"/>
+            </w:tcMar>
+          </w:tcPr>
+          <w:p>
+            <w:r>
+              <w:rPr>
+                <w:rFonts w:ascii="Arial" w:cs="Arial" w:eastAsia="Arial" w:hAnsi="Arial"/>
+                <w:b/>
+                <w:bCs/>
+                <w:color w:val="FFFFFF"/>
+                <w:sz w:val="20"/>
+                <w:szCs w:val="20"/>
+              </w:rPr>
+              <w:t xml:space="preserve">Urheber</w:t>
+            </w:r>
+          </w:p>
+        </w:tc>
+        <w:tc>
+          <w:tcPr>
+            <w:tcW w:type="dxa" w:w="2726"/>
+            <w:tcBorders>
+              <w:top w:val="single" w:color="AABBD0" w:sz="4"/>
+              <w:left w:val="single" w:color="AABBD0" w:sz="4"/>
+              <w:bottom w:val="single" w:color="AABBD0" w:sz="4"/>
+              <w:right w:val="single" w:color="AABBD0" w:sz="4"/>
+            </w:tcBorders>
+            <w:shd w:fill="1A3A5C" w:val="clear"/>
+            <w:tcMar>
+              <w:top w:type="dxa" w:w="80"/>
+              <w:left w:type="dxa" w:w="120"/>
+              <w:bottom w:type="dxa" w:w="80"/>
+              <w:right w:type="dxa" w:w="120"/>
+            </w:tcMar>
+          </w:tcPr>
+          <w:p>
+            <w:r>
+              <w:rPr>
+                <w:rFonts w:ascii="Arial" w:cs="Arial" w:eastAsia="Arial" w:hAnsi="Arial"/>
+                <w:b/>
+                <w:bCs/>
+                <w:color w:val="FFFFFF"/>
+                <w:sz w:val="20"/>
+                <w:szCs w:val="20"/>
+              </w:rPr>
+              <w:t xml:space="preserve">Lizenz</w:t>
+            </w:r>
+          </w:p>
+        </w:tc>
+      </w:tr>
+      <w:tr>
+        <w:tc>
+          <w:tcPr>
+            <w:tcW w:type="dxa" w:w="2500"/>
+            <w:tcBorders>
+              <w:top w:val="single" w:color="AABBD0" w:sz="4"/>
+              <w:left w:val="single" w:color="AABBD0" w:sz="4"/>
+              <w:bottom w:val="single" w:color="AABBD0" w:sz="4"/>
+              <w:right w:val="single" w:color="AABBD0" w:sz="4"/>
+            </w:tcBorders>
+            <w:shd w:fill="F2F4F7" w:val="clear"/>
+            <w:tcMar>
+              <w:top w:type="dxa" w:w="80"/>
+              <w:left w:type="dxa" w:w="120"/>
+              <w:bottom w:type="dxa" w:w="80"/>
+              <w:right w:type="dxa" w:w="120"/>
+            </w:tcMar>
+          </w:tcPr>
+          <w:p>
+            <w:r>
+              <w:rPr>
+                <w:rFonts w:ascii="Arial" w:cs="Arial" w:eastAsia="Arial" w:hAnsi="Arial"/>
+                <w:b w:val="false"/>
+                <w:bCs w:val="false"/>
+                <w:color w:val="000000"/>
+                <w:sz w:val="20"/>
+                <w:szCs w:val="20"/>
+              </w:rPr>
+              <w:t xml:space="preserve">Orbitron</w:t>
+            </w:r>
+          </w:p>
+        </w:tc>
+        <w:tc>
+          <w:tcPr>
+            <w:tcW w:type="dxa" w:w="3800"/>
+            <w:tcBorders>
+              <w:top w:val="single" w:color="AABBD0" w:sz="4"/>
+              <w:left w:val="single" w:color="AABBD0" w:sz="4"/>
+              <w:bottom w:val="single" w:color="AABBD0" w:sz="4"/>
+              <w:right w:val="single" w:color="AABBD0" w:sz="4"/>
+            </w:tcBorders>
+            <w:shd w:fill="F2F4F7" w:val="clear"/>
+            <w:tcMar>
+              <w:top w:type="dxa" w:w="80"/>
+              <w:left w:type="dxa" w:w="120"/>
+              <w:bottom w:type="dxa" w:w="80"/>
+              <w:right w:type="dxa" w:w="120"/>
+            </w:tcMar>
+          </w:tcPr>
+          <w:p>
+            <w:r>
+              <w:rPr>
+                <w:rFonts w:ascii="Arial" w:cs="Arial" w:eastAsia="Arial" w:hAnsi="Arial"/>
+                <w:b w:val="false"/>
+                <w:bCs w:val="false"/>
+                <w:color w:val="000000"/>
+                <w:sz w:val="20"/>
+                <w:szCs w:val="20"/>
+              </w:rPr>
+              <w:t xml:space="preserve">© 2018 The Orbitron Project Authors</w:t>
+            </w:r>
+          </w:p>
+        </w:tc>
+        <w:tc>
+          <w:tcPr>
+            <w:tcW w:type="dxa" w:w="2726"/>
+            <w:tcBorders>
+              <w:top w:val="single" w:color="AABBD0" w:sz="4"/>
+              <w:left w:val="single" w:color="AABBD0" w:sz="4"/>
+              <w:bottom w:val="single" w:color="AABBD0" w:sz="4"/>
+              <w:right w:val="single" w:color="AABBD0" w:sz="4"/>
+            </w:tcBorders>
+            <w:shd w:fill="F2F4F7" w:val="clear"/>
+            <w:tcMar>
+              <w:top w:type="dxa" w:w="80"/>
+              <w:left w:type="dxa" w:w="120"/>
+              <w:bottom w:type="dxa" w:w="80"/>
+              <w:right w:type="dxa" w:w="120"/>
+            </w:tcMar>
+          </w:tcPr>
+          <w:p>
+            <w:r>
+              <w:rPr>
+                <w:rFonts w:ascii="Arial" w:cs="Arial" w:eastAsia="Arial" w:hAnsi="Arial"/>
+                <w:b w:val="false"/>
+                <w:bCs w:val="false"/>
+                <w:color w:val="000000"/>
+                <w:sz w:val="20"/>
+                <w:szCs w:val="20"/>
+              </w:rPr>
+              <w:t xml:space="preserve">SIL Open Font License 1.1</w:t>
+            </w:r>
+          </w:p>
+        </w:tc>
+      </w:tr>
+      <w:tr>
+        <w:tc>
+          <w:tcPr>
+            <w:tcW w:type="dxa" w:w="2500"/>
+            <w:tcBorders>
+              <w:top w:val="single" w:color="AABBD0" w:sz="4"/>
+              <w:left w:val="single" w:color="AABBD0" w:sz="4"/>
+              <w:bottom w:val="single" w:color="AABBD0" w:sz="4"/>
+              <w:right w:val="single" w:color="AABBD0" w:sz="4"/>
+            </w:tcBorders>
+            <w:shd w:fill="FFFFFF" w:val="clear"/>
+            <w:tcMar>
+              <w:top w:type="dxa" w:w="80"/>
+              <w:left w:type="dxa" w:w="120"/>
+              <w:bottom w:type="dxa" w:w="80"/>
+              <w:right w:type="dxa" w:w="120"/>
+            </w:tcMar>
+          </w:tcPr>
+          <w:p>
+            <w:r>
+              <w:rPr>
+                <w:rFonts w:ascii="Arial" w:cs="Arial" w:eastAsia="Arial" w:hAnsi="Arial"/>
+                <w:b w:val="false"/>
+                <w:bCs w:val="false"/>
+                <w:color w:val="000000"/>
+                <w:sz w:val="20"/>
+                <w:szCs w:val="20"/>
+              </w:rPr>
+              <w:t xml:space="preserve">JetBrains Mono</w:t>
+            </w:r>
+          </w:p>
+        </w:tc>
+        <w:tc>
+          <w:tcPr>
+            <w:tcW w:type="dxa" w:w="3800"/>
+            <w:tcBorders>
+              <w:top w:val="single" w:color="AABBD0" w:sz="4"/>
+              <w:left w:val="single" w:color="AABBD0" w:sz="4"/>
+              <w:bottom w:val="single" w:color="AABBD0" w:sz="4"/>
+              <w:right w:val="single" w:color="AABBD0" w:sz="4"/>
+            </w:tcBorders>
+            <w:shd w:fill="FFFFFF" w:val="clear"/>
+            <w:tcMar>
+              <w:top w:type="dxa" w:w="80"/>
+              <w:left w:type="dxa" w:w="120"/>
+              <w:bottom w:type="dxa" w:w="80"/>
+              <w:right w:type="dxa" w:w="120"/>
+            </w:tcMar>
+          </w:tcPr>
+          <w:p>
+            <w:r>
+              <w:rPr>
+                <w:rFonts w:ascii="Arial" w:cs="Arial" w:eastAsia="Arial" w:hAnsi="Arial"/>
+                <w:b w:val="false"/>
+                <w:bCs w:val="false"/>
+                <w:color w:val="000000"/>
+                <w:sz w:val="20"/>
+                <w:szCs w:val="20"/>
+              </w:rPr>
+              <w:t xml:space="preserve">© 2020 The JetBrains Mono Project Authors</w:t>
+            </w:r>
+          </w:p>
+        </w:tc>
+        <w:tc>
+          <w:tcPr>
+            <w:tcW w:type="dxa" w:w="2726"/>
+            <w:tcBorders>
+              <w:top w:val="single" w:color="AABBD0" w:sz="4"/>
+              <w:left w:val="single" w:color="AABBD0" w:sz="4"/>
+              <w:bottom w:val="single" w:color="AABBD0" w:sz="4"/>
+              <w:right w:val="single" w:color="AABBD0" w:sz="4"/>
+            </w:tcBorders>
+            <w:shd w:fill="FFFFFF" w:val="clear"/>
+            <w:tcMar>
+              <w:top w:type="dxa" w:w="80"/>
+              <w:left w:type="dxa" w:w="120"/>
+              <w:bottom w:type="dxa" w:w="80"/>
+              <w:right w:type="dxa" w:w="120"/>
+            </w:tcMar>
+          </w:tcPr>
+          <w:p>
+            <w:r>
+              <w:rPr>
+                <w:rFonts w:ascii="Arial" w:cs="Arial" w:eastAsia="Arial" w:hAnsi="Arial"/>
+                <w:b w:val="false"/>
+                <w:bCs w:val="false"/>
+                <w:color w:val="000000"/>
+                <w:sz w:val="20"/>
+                <w:szCs w:val="20"/>
+              </w:rPr>
+              <w:t xml:space="preserve">SIL Open Font License 1.1</w:t>
+            </w:r>
+          </w:p>
+        </w:tc>
+      </w:tr>
+      <w:tr>
+        <w:tc>
+          <w:tcPr>
+            <w:tcW w:type="dxa" w:w="2500"/>
+            <w:tcBorders>
+              <w:top w:val="single" w:color="AABBD0" w:sz="4"/>
+              <w:left w:val="single" w:color="AABBD0" w:sz="4"/>
+              <w:bottom w:val="single" w:color="AABBD0" w:sz="4"/>
+              <w:right w:val="single" w:color="AABBD0" w:sz="4"/>
+            </w:tcBorders>
+            <w:shd w:fill="F2F4F7" w:val="clear"/>
+            <w:tcMar>
+              <w:top w:type="dxa" w:w="80"/>
+              <w:left w:type="dxa" w:w="120"/>
+              <w:bottom w:type="dxa" w:w="80"/>
+              <w:right w:type="dxa" w:w="120"/>
+            </w:tcMar>
+          </w:tcPr>
+          <w:p>
+            <w:r>
+              <w:rPr>
+                <w:rFonts w:ascii="Arial" w:cs="Arial" w:eastAsia="Arial" w:hAnsi="Arial"/>
+                <w:b w:val="false"/>
+                <w:bCs w:val="false"/>
+                <w:color w:val="000000"/>
+                <w:sz w:val="20"/>
+                <w:szCs w:val="20"/>
+              </w:rPr>
+              <w:t xml:space="preserve">Manrope</w:t>
+            </w:r>
+          </w:p>
+        </w:tc>
+        <w:tc>
+          <w:tcPr>
+            <w:tcW w:type="dxa" w:w="3800"/>
+            <w:tcBorders>
+              <w:top w:val="single" w:color="AABBD0" w:sz="4"/>
+              <w:left w:val="single" w:color="AABBD0" w:sz="4"/>
+              <w:bottom w:val="single" w:color="AABBD0" w:sz="4"/>
+              <w:right w:val="single" w:color="AABBD0" w:sz="4"/>
+            </w:tcBorders>
+            <w:shd w:fill="F2F4F7" w:val="clear"/>
+            <w:tcMar>
+              <w:top w:type="dxa" w:w="80"/>
+              <w:left w:type="dxa" w:w="120"/>
+              <w:bottom w:type="dxa" w:w="80"/>
+              <w:right w:type="dxa" w:w="120"/>
+            </w:tcMar>
+          </w:tcPr>
+          <w:p>
+            <w:r>
+              <w:rPr>
+                <w:rFonts w:ascii="Arial" w:cs="Arial" w:eastAsia="Arial" w:hAnsi="Arial"/>
+                <w:b w:val="false"/>
+                <w:bCs w:val="false"/>
+                <w:color w:val="000000"/>
+                <w:sz w:val="20"/>
+                <w:szCs w:val="20"/>
+              </w:rPr>
+              <w:t xml:space="preserve">© 2018 The Manrope Project Authors (M. Sharanda)</w:t>
+            </w:r>
+          </w:p>
+        </w:tc>
+        <w:tc>
+          <w:tcPr>
+            <w:tcW w:type="dxa" w:w="2726"/>
+            <w:tcBorders>
+              <w:top w:val="single" w:color="AABBD0" w:sz="4"/>
+              <w:left w:val="single" w:color="AABBD0" w:sz="4"/>
+              <w:bottom w:val="single" w:color="AABBD0" w:sz="4"/>
+              <w:right w:val="single" w:color="AABBD0" w:sz="4"/>
+            </w:tcBorders>
+            <w:shd w:fill="F2F4F7" w:val="clear"/>
+            <w:tcMar>
+              <w:top w:type="dxa" w:w="80"/>
+              <w:left w:type="dxa" w:w="120"/>
+              <w:bottom w:type="dxa" w:w="80"/>
+              <w:right w:type="dxa" w:w="120"/>
+            </w:tcMar>
+          </w:tcPr>
+          <w:p>
+            <w:r>
+              <w:rPr>
+                <w:rFonts w:ascii="Arial" w:cs="Arial" w:eastAsia="Arial" w:hAnsi="Arial"/>
+                <w:b w:val="false"/>
+                <w:bCs w:val="false"/>
+                <w:color w:val="000000"/>
+                <w:sz w:val="20"/>
+                <w:szCs w:val="20"/>
+              </w:rPr>
+              <w:t xml:space="preserve">SIL Open Font License 1.1</w:t>
+            </w:r>
+          </w:p>
+        </w:tc>
+      </w:tr>
+    </w:tbl>
+    <w:p>
+      <w:pPr>
+        <w:spacing w:after="60" w:before="0"/>
+      </w:pPr>
+      <w:r>
+        <w:t xml:space="preserve"/>
+      </w:r>
+    </w:p>
+    <w:p>
+      <w:pPr>
+        <w:pStyle w:val="Heading3"/>
+        <w:spacing w:after="60" w:before="200"/>
+      </w:pPr>
+      <w:r>
+        <w:rPr>
+          <w:rFonts w:ascii="Arial" w:cs="Arial" w:eastAsia="Arial" w:hAnsi="Arial"/>
+          <w:b/>
+          <w:bCs/>
+          <w:color w:val="1A3A5C"/>
+          <w:sz w:val="22"/>
+          <w:szCs w:val="22"/>
+        </w:rPr>
+        <w:t xml:space="preserve">DSGVO-Konformität – Keine externen Serveranfragen</w:t>
+      </w:r>
+    </w:p>
+    <w:tbl>
+      <w:tblPr>
+        <w:tblW w:type="dxa" w:w="9026"/>
+        <w:tblBorders>
+          <w:top w:val="single" w:color="auto" w:sz="4"/>
+          <w:left w:val="single" w:color="auto" w:sz="4"/>
+          <w:bottom w:val="single" w:color="auto" w:sz="4"/>
+          <w:right w:val="single" w:color="auto" w:sz="4"/>
+          <w:insideH w:val="single" w:color="auto" w:sz="4"/>
+          <w:insideV w:val="single" w:color="auto" w:sz="4"/>
+        </w:tblBorders>
+      </w:tblPr>
+      <w:tblGrid>
+        <w:gridCol w:w="9026"/>
+      </w:tblGrid>
+      <w:tr>
+        <w:tc>
+          <w:tcPr>
+            <w:tcW w:type="dxa" w:w="9026"/>
+            <w:tcBorders>
+              <w:top w:val="single" w:color="C0392B" w:sz="4"/>
+              <w:left w:val="single" w:color="C0392B" w:sz="4"/>
+              <w:bottom w:val="single" w:color="C0392B" w:sz="4"/>
+              <w:right w:val="single" w:color="C0392B" w:sz="4"/>
+            </w:tcBorders>
+            <w:shd w:fill="2E6FA3" w:val="clear"/>
+            <w:tcMar>
+              <w:top w:type="dxa" w:w="80"/>
+              <w:left w:type="dxa" w:w="120"/>
+              <w:bottom w:type="dxa" w:w="80"/>
+              <w:right w:type="dxa" w:w="120"/>
+            </w:tcMar>
+          </w:tcPr>
+          <w:p>
+            <w:r>
+              <w:rPr>
+                <w:rFonts w:ascii="Arial" w:cs="Arial" w:eastAsia="Arial" w:hAnsi="Arial"/>
+                <w:b/>
+                <w:bCs/>
+                <w:color w:val="FFFFFF"/>
+                <w:sz w:val="22"/>
+                <w:szCs w:val="22"/>
+              </w:rPr>
+              <w:t xml:space="preserve">⚠  Ursprüngliches Problem: Google Fonts über CDN</w:t>
+            </w:r>
+          </w:p>
+        </w:tc>
+      </w:tr>
+      <w:tr>
+        <w:tc>
+          <w:tcPr>
+            <w:tcW w:type="dxa" w:w="9026"/>
+            <w:tcBorders>
+              <w:top w:val="single" w:color="C0392B" w:sz="4"/>
+              <w:left w:val="single" w:color="C0392B" w:sz="4"/>
+              <w:bottom w:val="single" w:color="C0392B" w:sz="4"/>
+              <w:right w:val="single" w:color="C0392B" w:sz="4"/>
+            </w:tcBorders>
+            <w:shd w:fill="FFF0F0" w:val="clear"/>
+            <w:tcMar>
+              <w:top w:type="dxa" w:w="60"/>
+              <w:left w:type="dxa" w:w="120"/>
+              <w:bottom w:type="dxa" w:w="60"/>
+              <w:right w:type="dxa" w:w="120"/>
+            </w:tcMar>
+          </w:tcPr>
+          <w:p>
+            <w:pPr>
+              <w:spacing w:after="40" w:before="40"/>
+            </w:pPr>
+            <w:r>
+              <w:rPr>
+                <w:rFonts w:ascii="Arial" w:cs="Arial" w:eastAsia="Arial" w:hAnsi="Arial"/>
+                <w:sz w:val="22"/>
+                <w:szCs w:val="22"/>
+              </w:rPr>
+              <w:t xml:space="preserve">Eine frühe Version des Escape Rooms lud die Schriftarten über Google Fonts (fonts.googleapis.com). Bei jedem Seitenaufruf wird dabei die IP-Adresse des Nutzers an Google-Server in den USA übermittelt – ohne Einwilligung der betroffenen Person.</w:t>
+            </w:r>
+          </w:p>
+        </w:tc>
+      </w:tr>
+      <w:tr>
+        <w:tc>
+          <w:tcPr>
+            <w:tcW w:type="dxa" w:w="9026"/>
+            <w:tcBorders>
+              <w:top w:val="single" w:color="C0392B" w:sz="4"/>
+              <w:left w:val="single" w:color="C0392B" w:sz="4"/>
+              <w:bottom w:val="single" w:color="C0392B" w:sz="4"/>
+              <w:right w:val="single" w:color="C0392B" w:sz="4"/>
+            </w:tcBorders>
+            <w:shd w:fill="FFF0F0" w:val="clear"/>
+            <w:tcMar>
+              <w:top w:type="dxa" w:w="60"/>
+              <w:left w:type="dxa" w:w="120"/>
+              <w:bottom w:type="dxa" w:w="60"/>
+              <w:right w:type="dxa" w:w="120"/>
+            </w:tcMar>
+          </w:tcPr>
+          <w:p>
+            <w:pPr>
+              <w:spacing w:after="40" w:before="40"/>
+            </w:pPr>
+            <w:r>
+              <w:rPr>
+                <w:rFonts w:ascii="Arial" w:cs="Arial" w:eastAsia="Arial" w:hAnsi="Arial"/>
+                <w:sz w:val="22"/>
+                <w:szCs w:val="22"/>
+              </w:rPr>
+              <w:t xml:space="preserve">Das Landgericht München I hat mit Urteil vom 20.01.2022 (Az. 3 O 17493/20) festgestellt, dass die Einbindung von Google Fonts ohne Einwilligung einen Verstoß gegen Art. 6 Abs. 1 DSGVO darstellt. Im schulischen Kontext mit Minderjährigen ist das Risiko besonders hoch.</w:t>
+            </w:r>
+          </w:p>
+        </w:tc>
+      </w:tr>
+    </w:tbl>
+    <w:p>
+      <w:pPr>
+        <w:spacing w:after="60" w:before="0"/>
+      </w:pPr>
+      <w:r>
+        <w:t xml:space="preserve"/>
+      </w:r>
+    </w:p>
+    <w:tbl>
+      <w:tblPr>
+        <w:tblW w:type="dxa" w:w="9026"/>
+        <w:tblBorders>
+          <w:top w:val="single" w:color="auto" w:sz="4"/>
+          <w:left w:val="single" w:color="auto" w:sz="4"/>
+          <w:bottom w:val="single" w:color="auto" w:sz="4"/>
+          <w:right w:val="single" w:color="auto" w:sz="4"/>
+          <w:insideH w:val="single" w:color="auto" w:sz="4"/>
+          <w:insideV w:val="single" w:color="auto" w:sz="4"/>
+        </w:tblBorders>
+      </w:tblPr>
+      <w:tblGrid>
+        <w:gridCol w:w="9026"/>
+      </w:tblGrid>
+      <w:tr>
+        <w:tc>
+          <w:tcPr>
+            <w:tcW w:type="dxa" w:w="9026"/>
+            <w:tcBorders>
+              <w:top w:val="single" w:color="1E6E3C" w:sz="4"/>
+              <w:left w:val="single" w:color="1E6E3C" w:sz="4"/>
+              <w:bottom w:val="single" w:color="1E6E3C" w:sz="4"/>
+              <w:right w:val="single" w:color="1E6E3C" w:sz="4"/>
+            </w:tcBorders>
+            <w:shd w:fill="2E6FA3" w:val="clear"/>
+            <w:tcMar>
+              <w:top w:type="dxa" w:w="80"/>
+              <w:left w:type="dxa" w:w="120"/>
+              <w:bottom w:type="dxa" w:w="80"/>
+              <w:right w:type="dxa" w:w="120"/>
+            </w:tcMar>
+          </w:tcPr>
+          <w:p>
+            <w:r>
+              <w:rPr>
+                <w:rFonts w:ascii="Arial" w:cs="Arial" w:eastAsia="Arial" w:hAnsi="Arial"/>
+                <w:b/>
+                <w:bCs/>
+                <w:color w:val="FFFFFF"/>
+                <w:sz w:val="22"/>
+                <w:szCs w:val="22"/>
+              </w:rPr>
+              <w:t xml:space="preserve">✓  Lösung: Fonts lokal eingebettet</w:t>
+            </w:r>
+          </w:p>
+        </w:tc>
+      </w:tr>
+      <w:tr>
+        <w:tc>
+          <w:tcPr>
+            <w:tcW w:type="dxa" w:w="9026"/>
+            <w:tcBorders>
+              <w:top w:val="single" w:color="1E6E3C" w:sz="4"/>
+              <w:left w:val="single" w:color="1E6E3C" w:sz="4"/>
+              <w:bottom w:val="single" w:color="1E6E3C" w:sz="4"/>
+              <w:right w:val="single" w:color="1E6E3C" w:sz="4"/>
+            </w:tcBorders>
+            <w:shd w:fill="E8F5EE" w:val="clear"/>
+            <w:tcMar>
+              <w:top w:type="dxa" w:w="60"/>
+              <w:left w:type="dxa" w:w="120"/>
+              <w:bottom w:type="dxa" w:w="60"/>
+              <w:right w:type="dxa" w:w="120"/>
+            </w:tcMar>
+          </w:tcPr>
+          <w:p>
+            <w:pPr>
+              <w:spacing w:after="40" w:before="40"/>
+            </w:pPr>
+            <w:r>
+              <w:rPr>
+                <w:rFonts w:ascii="Arial" w:cs="Arial" w:eastAsia="Arial" w:hAnsi="Arial"/>
+                <w:sz w:val="22"/>
+                <w:szCs w:val="22"/>
+              </w:rPr>
+              <w:t xml:space="preserve">In der vorliegenden Version sind alle drei Schriftarten als Base64-kodierte Daten direkt in die HTML-Datei eingebettet (via @font-face mit data:-URI). Die Seite macht keinerlei externe Netzwerkanfragen.</w:t>
+            </w:r>
+          </w:p>
+        </w:tc>
+      </w:tr>
+      <w:tr>
+        <w:tc>
+          <w:tcPr>
+            <w:tcW w:type="dxa" w:w="9026"/>
+            <w:tcBorders>
+              <w:top w:val="single" w:color="1E6E3C" w:sz="4"/>
+              <w:left w:val="single" w:color="1E6E3C" w:sz="4"/>
+              <w:bottom w:val="single" w:color="1E6E3C" w:sz="4"/>
+              <w:right w:val="single" w:color="1E6E3C" w:sz="4"/>
+            </w:tcBorders>
+            <w:shd w:fill="E8F5EE" w:val="clear"/>
+            <w:tcMar>
+              <w:top w:type="dxa" w:w="60"/>
+              <w:left w:type="dxa" w:w="120"/>
+              <w:bottom w:type="dxa" w:w="60"/>
+              <w:right w:type="dxa" w:w="120"/>
+            </w:tcMar>
+          </w:tcPr>
+          <w:p>
+            <w:pPr>
+              <w:spacing w:after="40" w:before="40"/>
+            </w:pPr>
+            <w:r>
+              <w:rPr>
+                <w:rFonts w:ascii="Arial" w:cs="Arial" w:eastAsia="Arial" w:hAnsi="Arial"/>
+                <w:sz w:val="22"/>
+                <w:szCs w:val="22"/>
+              </w:rPr>
+              <w:t xml:space="preserve">Konsequenz: Die Datei ist vollständig offline-fähig, DSGVO-konform und benötigt keine Internetverbindung. Schülerdaten (IP-Adressen, Nutzungsverhalten) werden zu keinem Zeitpunkt an Dritte übermittelt.</w:t>
+            </w:r>
+          </w:p>
+        </w:tc>
+      </w:tr>
+      <w:tr>
+        <w:tc>
+          <w:tcPr>
+            <w:tcW w:type="dxa" w:w="9026"/>
+            <w:tcBorders>
+              <w:top w:val="single" w:color="1E6E3C" w:sz="4"/>
+              <w:left w:val="single" w:color="1E6E3C" w:sz="4"/>
+              <w:bottom w:val="single" w:color="1E6E3C" w:sz="4"/>
+              <w:right w:val="single" w:color="1E6E3C" w:sz="4"/>
+            </w:tcBorders>
+            <w:shd w:fill="E8F5EE" w:val="clear"/>
+            <w:tcMar>
+              <w:top w:type="dxa" w:w="60"/>
+              <w:left w:type="dxa" w:w="120"/>
+              <w:bottom w:type="dxa" w:w="60"/>
+              <w:right w:type="dxa" w:w="120"/>
+            </w:tcMar>
+          </w:tcPr>
+          <w:p>
+            <w:pPr>
+              <w:spacing w:after="40" w:before="40"/>
+            </w:pPr>
+            <w:r>
+              <w:rPr>
+                <w:rFonts w:ascii="Arial" w:cs="Arial" w:eastAsia="Arial" w:hAnsi="Arial"/>
+                <w:sz w:val="22"/>
+                <w:szCs w:val="22"/>
+              </w:rPr>
+              <w:t xml:space="preserve">Nachweis: Eine Inspektion der HTML-Datei zeigt keine einzige externe URL außer dem W3C-Namespace (w3.org/2000/svg), der keinerlei Datenübertragung auslöst.</w:t>
+            </w:r>
+          </w:p>
+        </w:tc>
+      </w:tr>
+    </w:tbl>
+    <w:p>
+      <w:pPr>
+        <w:spacing w:after="60" w:before="0"/>
+      </w:pPr>
+      <w:r>
+        <w:t xml:space="preserve"/>
+      </w:r>
+    </w:p>
+    <w:p>
+      <w:pPr>
+        <w:pStyle w:val="Heading3"/>
+        <w:spacing w:after="60" w:before="200"/>
+      </w:pPr>
+      <w:r>
+        <w:rPr>
+          <w:rFonts w:ascii="Arial" w:cs="Arial" w:eastAsia="Arial" w:hAnsi="Arial"/>
+          <w:b/>
+          <w:bCs/>
+          <w:color w:val="1A3A5C"/>
+          <w:sz w:val="22"/>
+          <w:szCs w:val="22"/>
+        </w:rPr>
+        <w:t xml:space="preserve">Urheberrecht – Grafiken und Diagramme</w:t>
+      </w:r>
+    </w:p>
+    <w:p>
+      <w:pPr>
+        <w:spacing w:after="100" w:before="60"/>
+        <w:jc w:val="both"/>
+      </w:pPr>
+      <w:r>
+        <w:rPr>
+          <w:rFonts w:ascii="Arial" w:cs="Arial" w:eastAsia="Arial" w:hAnsi="Arial"/>
+          <w:color w:val="000000"/>
+          <w:sz w:val="22"/>
+          <w:szCs w:val="22"/>
+        </w:rPr>
+        <w:t xml:space="preserve">Sämtliche Grafiken im Escape Room sind eigenständig erstellt:</w:t>
+      </w:r>
+    </w:p>
+    <w:p>
+      <w:pPr>
+        <w:pStyle w:val="ListParagraph"/>
+        <w:numPr>
+          <w:ilvl w:val="0"/>
+          <w:numId w:val="2"/>
+        </w:numPr>
+        <w:spacing w:after="40" w:before="40"/>
+      </w:pPr>
+      <w:r>
+        <w:rPr>
+          <w:rFonts w:ascii="Arial" w:cs="Arial" w:eastAsia="Arial" w:hAnsi="Arial"/>
+          <w:sz w:val="22"/>
+          <w:szCs w:val="22"/>
+        </w:rPr>
+        <w:t xml:space="preserve">Alle visuellen Elemente (Logo, Animationen, Dekoration) sind als inline SVG-Code direkt in der HTML-Datei programmiert – keine Bilddateien, keine Cliparts, keine Icons von Drittanbietern.</w:t>
+      </w:r>
+    </w:p>
+    <w:p>
+      <w:pPr>
+        <w:pStyle w:val="ListParagraph"/>
+        <w:numPr>
+          <w:ilvl w:val="0"/>
+          <w:numId w:val="2"/>
+        </w:numPr>
+        <w:spacing w:after="40" w:before="40"/>
+      </w:pPr>
+      <w:r>
+        <w:rPr>
+          <w:rFonts w:ascii="Arial" w:cs="Arial" w:eastAsia="Arial" w:hAnsi="Arial"/>
+          <w:sz w:val="22"/>
+          <w:szCs w:val="22"/>
+        </w:rPr>
+        <w:t xml:space="preserve">Die Klimadiagramme (Temperaturabweichung seit 1881, Meeresspiegelanstieg) sind eigene SVG-Darstellungen auf Basis öffentlich zugänglicher NOAA-Klimadaten. Sie reproduzieren keine urheberrechtlich geschützten Abbildungen aus dem Schulbuch.</w:t>
+      </w:r>
+    </w:p>
+    <w:p>
+      <w:pPr>
+        <w:pStyle w:val="ListParagraph"/>
+        <w:numPr>
+          <w:ilvl w:val="0"/>
+          <w:numId w:val="2"/>
+        </w:numPr>
+        <w:spacing w:after="40" w:before="40"/>
+      </w:pPr>
+      <w:r>
+        <w:rPr>
+          <w:rFonts w:ascii="Arial" w:cs="Arial" w:eastAsia="Arial" w:hAnsi="Arial"/>
+          <w:sz w:val="22"/>
+          <w:szCs w:val="22"/>
+        </w:rPr>
+        <w:t xml:space="preserve">Es sind keine externen Bibliotheken, Frameworks oder CDN-Ressourcen eingebunden. Der gesamte Code ist eigenständig und lizenzfrei.</w:t>
+      </w:r>
+    </w:p>
+    <w:p>
+      <w:pPr>
+        <w:spacing w:after="60" w:before="0"/>
+      </w:pPr>
+      <w:r>
+        <w:t xml:space="preserve"/>
+      </w:r>
+    </w:p>
+    <w:p>
+      <w:pPr>
+        <w:pStyle w:val="Heading3"/>
+        <w:spacing w:after="60" w:before="200"/>
+      </w:pPr>
+      <w:r>
+        <w:rPr>
+          <w:rFonts w:ascii="Arial" w:cs="Arial" w:eastAsia="Arial" w:hAnsi="Arial"/>
+          <w:b/>
+          <w:bCs/>
+          <w:color w:val="1A3A5C"/>
+          <w:sz w:val="22"/>
+          <w:szCs w:val="22"/>
+        </w:rPr>
+        <w:t xml:space="preserve">Urheberrecht – Schulbuchinhalte</w:t>
+      </w:r>
+    </w:p>
+    <w:p>
+      <w:pPr>
+        <w:spacing w:after="100" w:before="60"/>
+        <w:jc w:val="both"/>
+      </w:pPr>
+      <w:r>
+        <w:rPr>
+          <w:rFonts w:ascii="Arial" w:cs="Arial" w:eastAsia="Arial" w:hAnsi="Arial"/>
+          <w:color w:val="000000"/>
+          <w:sz w:val="22"/>
+          <w:szCs w:val="22"/>
+        </w:rPr>
+        <w:t xml:space="preserve">Die Rätsel des Escape Rooms sind so konzipiert, dass sie Schulbuchinhalte nicht reproduzieren, sondern auf sie verweisen:</w:t>
+      </w:r>
+    </w:p>
+    <w:p>
+      <w:pPr>
+        <w:pStyle w:val="ListParagraph"/>
+        <w:numPr>
+          <w:ilvl w:val="0"/>
+          <w:numId w:val="2"/>
+        </w:numPr>
+        <w:spacing w:after="40" w:before="40"/>
+      </w:pPr>
+      <w:r>
+        <w:rPr>
+          <w:rFonts w:ascii="Arial" w:cs="Arial" w:eastAsia="Arial" w:hAnsi="Arial"/>
+          <w:sz w:val="22"/>
+          <w:szCs w:val="22"/>
+        </w:rPr>
+        <w:t xml:space="preserve">Kein Fließtext aus dem Lehrbuch wird wörtlich wiedergegeben. Die Aufgaben enthalten lediglich eigene Frageformulierungen sowie präzise Seitenangaben (z. B. „S. 138, T1").</w:t>
+      </w:r>
+    </w:p>
+    <w:p>
+      <w:pPr>
+        <w:pStyle w:val="ListParagraph"/>
+        <w:numPr>
+          <w:ilvl w:val="0"/>
+          <w:numId w:val="2"/>
+        </w:numPr>
+        <w:spacing w:after="40" w:before="40"/>
+      </w:pPr>
+      <w:r>
+        <w:rPr>
+          <w:rFonts w:ascii="Arial" w:cs="Arial" w:eastAsia="Arial" w:hAnsi="Arial"/>
+          <w:sz w:val="22"/>
+          <w:szCs w:val="22"/>
+        </w:rPr>
+        <w:t xml:space="preserve">Die Schülerinnen und Schüler müssen das Schulbuch selbst lesen, um die Rätsel lösen zu können. Es handelt sich um eine werkzeuggestützte Übungsform, nicht um eine Reproduktion des Werks.</w:t>
+      </w:r>
+    </w:p>
+    <w:p>
+      <w:pPr>
+        <w:pStyle w:val="ListParagraph"/>
+        <w:numPr>
+          <w:ilvl w:val="0"/>
+          <w:numId w:val="2"/>
+        </w:numPr>
+        <w:spacing w:after="40" w:before="40"/>
+      </w:pPr>
+      <w:r>
+        <w:rPr>
+          <w:rFonts w:ascii="Arial" w:cs="Arial" w:eastAsia="Arial" w:hAnsi="Arial"/>
+          <w:sz w:val="22"/>
+          <w:szCs w:val="22"/>
+        </w:rPr>
+        <w:t xml:space="preserve">Diese Form der Nutzung ist nach § 60a UrhG (Unterricht und Lehre) als zulässig einzustufen, da Inhalte zur Veranschaulichung des Unterrichts in nicht-kommerziellem Rahmen verwendet werden.</w:t>
+      </w:r>
+    </w:p>
+    <w:p>
+      <w:pPr>
+        <w:spacing w:after="60" w:before="0"/>
+      </w:pPr>
+      <w:r>
+        <w:t xml:space="preserve"/>
+      </w:r>
+    </w:p>
+    <w:p>
+      <w:pPr>
+        <w:pStyle w:val="Heading3"/>
+        <w:spacing w:after="60" w:before="200"/>
+      </w:pPr>
+      <w:r>
+        <w:rPr>
+          <w:rFonts w:ascii="Arial" w:cs="Arial" w:eastAsia="Arial" w:hAnsi="Arial"/>
+          <w:b/>
+          <w:bCs/>
+          <w:color w:val="1A3A5C"/>
+          <w:sz w:val="22"/>
+          <w:szCs w:val="22"/>
+        </w:rPr>
+        <w:t xml:space="preserve">Zusammenfassung: Rechtsstatus</w:t>
+      </w:r>
+    </w:p>
+    <w:tbl>
+      <w:tblPr>
+        <w:tblW w:type="dxa" w:w="9026"/>
+        <w:tblBorders>
+          <w:top w:val="single" w:color="auto" w:sz="4"/>
+          <w:left w:val="single" w:color="auto" w:sz="4"/>
+          <w:bottom w:val="single" w:color="auto" w:sz="4"/>
+          <w:right w:val="single" w:color="auto" w:sz="4"/>
+          <w:insideH w:val="single" w:color="auto" w:sz="4"/>
+          <w:insideV w:val="single" w:color="auto" w:sz="4"/>
+        </w:tblBorders>
+      </w:tblPr>
+      <w:tblGrid>
+        <w:gridCol w:w="2800"/>
+        <w:gridCol w:w="2400"/>
+        <w:gridCol w:w="3826"/>
+      </w:tblGrid>
+      <w:tr>
+        <w:trPr>
+          <w:tblHeader/>
+        </w:trPr>
+        <w:tc>
+          <w:tcPr>
+            <w:tcW w:type="dxa" w:w="2800"/>
+            <w:tcBorders>
+              <w:top w:val="single" w:color="AABBD0" w:sz="4"/>
+              <w:left w:val="single" w:color="AABBD0" w:sz="4"/>
+              <w:bottom w:val="single" w:color="AABBD0" w:sz="4"/>
+              <w:right w:val="single" w:color="AABBD0" w:sz="4"/>
+            </w:tcBorders>
+            <w:shd w:fill="1A3A5C" w:val="clear"/>
+            <w:tcMar>
+              <w:top w:type="dxa" w:w="80"/>
+              <w:left w:type="dxa" w:w="120"/>
+              <w:bottom w:type="dxa" w:w="80"/>
+              <w:right w:type="dxa" w:w="120"/>
+            </w:tcMar>
+          </w:tcPr>
+          <w:p>
+            <w:r>
+              <w:rPr>
+                <w:rFonts w:ascii="Arial" w:cs="Arial" w:eastAsia="Arial" w:hAnsi="Arial"/>
+                <w:b/>
+                <w:bCs/>
+                <w:color w:val="FFFFFF"/>
+                <w:sz w:val="20"/>
+                <w:szCs w:val="20"/>
+              </w:rPr>
+              <w:t xml:space="preserve">Bereich</w:t>
+            </w:r>
+          </w:p>
+        </w:tc>
+        <w:tc>
+          <w:tcPr>
+            <w:tcW w:type="dxa" w:w="2400"/>
+            <w:tcBorders>
+              <w:top w:val="single" w:color="AABBD0" w:sz="4"/>
+              <w:left w:val="single" w:color="AABBD0" w:sz="4"/>
+              <w:bottom w:val="single" w:color="AABBD0" w:sz="4"/>
+              <w:right w:val="single" w:color="AABBD0" w:sz="4"/>
+            </w:tcBorders>
+            <w:shd w:fill="1A3A5C" w:val="clear"/>
+            <w:tcMar>
+              <w:top w:type="dxa" w:w="80"/>
+              <w:left w:type="dxa" w:w="120"/>
+              <w:bottom w:type="dxa" w:w="80"/>
+              <w:right w:type="dxa" w:w="120"/>
+            </w:tcMar>
+          </w:tcPr>
+          <w:p>
+            <w:r>
+              <w:rPr>
+                <w:rFonts w:ascii="Arial" w:cs="Arial" w:eastAsia="Arial" w:hAnsi="Arial"/>
+                <w:b/>
+                <w:bCs/>
+                <w:color w:val="FFFFFF"/>
+                <w:sz w:val="20"/>
+                <w:szCs w:val="20"/>
+              </w:rPr>
+              <w:t xml:space="preserve">Status</w:t>
+            </w:r>
+          </w:p>
+        </w:tc>
+        <w:tc>
+          <w:tcPr>
+            <w:tcW w:type="dxa" w:w="3826"/>
+            <w:tcBorders>
+              <w:top w:val="single" w:color="AABBD0" w:sz="4"/>
+              <w:left w:val="single" w:color="AABBD0" w:sz="4"/>
+              <w:bottom w:val="single" w:color="AABBD0" w:sz="4"/>
+              <w:right w:val="single" w:color="AABBD0" w:sz="4"/>
+            </w:tcBorders>
+            <w:shd w:fill="1A3A5C" w:val="clear"/>
+            <w:tcMar>
+              <w:top w:type="dxa" w:w="80"/>
+              <w:left w:type="dxa" w:w="120"/>
+              <w:bottom w:type="dxa" w:w="80"/>
+              <w:right w:type="dxa" w:w="120"/>
+            </w:tcMar>
+          </w:tcPr>
+          <w:p>
+            <w:r>
+              <w:rPr>
+                <w:rFonts w:ascii="Arial" w:cs="Arial" w:eastAsia="Arial" w:hAnsi="Arial"/>
+                <w:b/>
+                <w:bCs/>
+                <w:color w:val="FFFFFF"/>
+                <w:sz w:val="20"/>
+                <w:szCs w:val="20"/>
+              </w:rPr>
+              <w:t xml:space="preserve">Maßnahme</w:t>
+            </w:r>
+          </w:p>
+        </w:tc>
+      </w:tr>
+      <w:tr>
+        <w:tc>
+          <w:tcPr>
+            <w:tcW w:type="dxa" w:w="2800"/>
+            <w:tcBorders>
+              <w:top w:val="single" w:color="AABBD0" w:sz="4"/>
+              <w:left w:val="single" w:color="AABBD0" w:sz="4"/>
+              <w:bottom w:val="single" w:color="AABBD0" w:sz="4"/>
+              <w:right w:val="single" w:color="AABBD0" w:sz="4"/>
+            </w:tcBorders>
+            <w:shd w:fill="F2F4F7" w:val="clear"/>
+            <w:tcMar>
+              <w:top w:type="dxa" w:w="80"/>
+              <w:left w:type="dxa" w:w="120"/>
+              <w:bottom w:type="dxa" w:w="80"/>
+              <w:right w:type="dxa" w:w="120"/>
+            </w:tcMar>
+          </w:tcPr>
+          <w:p>
+            <w:r>
+              <w:rPr>
+                <w:rFonts w:ascii="Arial" w:cs="Arial" w:eastAsia="Arial" w:hAnsi="Arial"/>
+                <w:b w:val="false"/>
+                <w:bCs w:val="false"/>
+                <w:color w:val="000000"/>
+                <w:sz w:val="20"/>
+                <w:szCs w:val="20"/>
+              </w:rPr>
+              <w:t xml:space="preserve">Schriftarten (Fonts)</w:t>
+            </w:r>
+          </w:p>
+        </w:tc>
+        <w:tc>
+          <w:tcPr>
+            <w:tcW w:type="dxa" w:w="2400"/>
+            <w:tcBorders>
+              <w:top w:val="single" w:color="AABBD0" w:sz="4"/>
+              <w:left w:val="single" w:color="AABBD0" w:sz="4"/>
+              <w:bottom w:val="single" w:color="AABBD0" w:sz="4"/>
+              <w:right w:val="single" w:color="AABBD0" w:sz="4"/>
+            </w:tcBorders>
+            <w:shd w:fill="F2F4F7" w:val="clear"/>
+            <w:tcMar>
+              <w:top w:type="dxa" w:w="80"/>
+              <w:left w:type="dxa" w:w="120"/>
+              <w:bottom w:type="dxa" w:w="80"/>
+              <w:right w:type="dxa" w:w="120"/>
+            </w:tcMar>
+          </w:tcPr>
+          <w:p>
+            <w:r>
+              <w:rPr>
+                <w:rFonts w:ascii="Arial" w:cs="Arial" w:eastAsia="Arial" w:hAnsi="Arial"/>
+                <w:b w:val="false"/>
+                <w:bCs w:val="false"/>
+                <w:color w:val="000000"/>
+                <w:sz w:val="20"/>
+                <w:szCs w:val="20"/>
+              </w:rPr>
+              <w:t xml:space="preserve">✓ OFL 1.1 – frei nutzbar</w:t>
+            </w:r>
+          </w:p>
+        </w:tc>
+        <w:tc>
+          <w:tcPr>
+            <w:tcW w:type="dxa" w:w="3826"/>
+            <w:tcBorders>
+              <w:top w:val="single" w:color="AABBD0" w:sz="4"/>
+              <w:left w:val="single" w:color="AABBD0" w:sz="4"/>
+              <w:bottom w:val="single" w:color="AABBD0" w:sz="4"/>
+              <w:right w:val="single" w:color="AABBD0" w:sz="4"/>
+            </w:tcBorders>
+            <w:shd w:fill="F2F4F7" w:val="clear"/>
+            <w:tcMar>
+              <w:top w:type="dxa" w:w="80"/>
+              <w:left w:type="dxa" w:w="120"/>
+              <w:bottom w:type="dxa" w:w="80"/>
+              <w:right w:type="dxa" w:w="120"/>
+            </w:tcMar>
+          </w:tcPr>
+          <w:p>
+            <w:r>
+              <w:rPr>
+                <w:rFonts w:ascii="Arial" w:cs="Arial" w:eastAsia="Arial" w:hAnsi="Arial"/>
+                <w:b w:val="false"/>
+                <w:bCs w:val="false"/>
+                <w:color w:val="000000"/>
+                <w:sz w:val="20"/>
+                <w:szCs w:val="20"/>
+              </w:rPr>
+              <w:t xml:space="preserve">Lokal eingebettet, kein CDN</w:t>
+            </w:r>
+          </w:p>
+        </w:tc>
+      </w:tr>
+      <w:tr>
+        <w:tc>
+          <w:tcPr>
+            <w:tcW w:type="dxa" w:w="2800"/>
+            <w:tcBorders>
+              <w:top w:val="single" w:color="AABBD0" w:sz="4"/>
+              <w:left w:val="single" w:color="AABBD0" w:sz="4"/>
+              <w:bottom w:val="single" w:color="AABBD0" w:sz="4"/>
+              <w:right w:val="single" w:color="AABBD0" w:sz="4"/>
+            </w:tcBorders>
+            <w:shd w:fill="FFFFFF" w:val="clear"/>
+            <w:tcMar>
+              <w:top w:type="dxa" w:w="80"/>
+              <w:left w:type="dxa" w:w="120"/>
+              <w:bottom w:type="dxa" w:w="80"/>
+              <w:right w:type="dxa" w:w="120"/>
+            </w:tcMar>
+          </w:tcPr>
+          <w:p>
+            <w:r>
+              <w:rPr>
+                <w:rFonts w:ascii="Arial" w:cs="Arial" w:eastAsia="Arial" w:hAnsi="Arial"/>
+                <w:b w:val="false"/>
+                <w:bCs w:val="false"/>
+                <w:color w:val="000000"/>
+                <w:sz w:val="20"/>
+                <w:szCs w:val="20"/>
+              </w:rPr>
+              <w:t xml:space="preserve">Grafiken / Animationen</w:t>
+            </w:r>
+          </w:p>
+        </w:tc>
+        <w:tc>
+          <w:tcPr>
+            <w:tcW w:type="dxa" w:w="2400"/>
+            <w:tcBorders>
+              <w:top w:val="single" w:color="AABBD0" w:sz="4"/>
+              <w:left w:val="single" w:color="AABBD0" w:sz="4"/>
+              <w:bottom w:val="single" w:color="AABBD0" w:sz="4"/>
+              <w:right w:val="single" w:color="AABBD0" w:sz="4"/>
+            </w:tcBorders>
+            <w:shd w:fill="FFFFFF" w:val="clear"/>
+            <w:tcMar>
+              <w:top w:type="dxa" w:w="80"/>
+              <w:left w:type="dxa" w:w="120"/>
+              <w:bottom w:type="dxa" w:w="80"/>
+              <w:right w:type="dxa" w:w="120"/>
+            </w:tcMar>
+          </w:tcPr>
+          <w:p>
+            <w:r>
+              <w:rPr>
+                <w:rFonts w:ascii="Arial" w:cs="Arial" w:eastAsia="Arial" w:hAnsi="Arial"/>
+                <w:b w:val="false"/>
+                <w:bCs w:val="false"/>
+                <w:color w:val="000000"/>
+                <w:sz w:val="20"/>
+                <w:szCs w:val="20"/>
+              </w:rPr>
+              <w:t xml:space="preserve">✓ Eigenerstellt</w:t>
+            </w:r>
+          </w:p>
+        </w:tc>
+        <w:tc>
+          <w:tcPr>
+            <w:tcW w:type="dxa" w:w="3826"/>
+            <w:tcBorders>
+              <w:top w:val="single" w:color="AABBD0" w:sz="4"/>
+              <w:left w:val="single" w:color="AABBD0" w:sz="4"/>
+              <w:bottom w:val="single" w:color="AABBD0" w:sz="4"/>
+              <w:right w:val="single" w:color="AABBD0" w:sz="4"/>
+            </w:tcBorders>
+            <w:shd w:fill="FFFFFF" w:val="clear"/>
+            <w:tcMar>
+              <w:top w:type="dxa" w:w="80"/>
+              <w:left w:type="dxa" w:w="120"/>
+              <w:bottom w:type="dxa" w:w="80"/>
+              <w:right w:type="dxa" w:w="120"/>
+            </w:tcMar>
+          </w:tcPr>
+          <w:p>
+            <w:r>
+              <w:rPr>
+                <w:rFonts w:ascii="Arial" w:cs="Arial" w:eastAsia="Arial" w:hAnsi="Arial"/>
+                <w:b w:val="false"/>
+                <w:bCs w:val="false"/>
+                <w:color w:val="000000"/>
+                <w:sz w:val="20"/>
+                <w:szCs w:val="20"/>
+              </w:rPr>
+              <w:t xml:space="preserve">Inline SVG, kein Drittmaterial</w:t>
+            </w:r>
+          </w:p>
+        </w:tc>
+      </w:tr>
+      <w:tr>
+        <w:tc>
+          <w:tcPr>
+            <w:tcW w:type="dxa" w:w="2800"/>
+            <w:tcBorders>
+              <w:top w:val="single" w:color="AABBD0" w:sz="4"/>
+              <w:left w:val="single" w:color="AABBD0" w:sz="4"/>
+              <w:bottom w:val="single" w:color="AABBD0" w:sz="4"/>
+              <w:right w:val="single" w:color="AABBD0" w:sz="4"/>
+            </w:tcBorders>
+            <w:shd w:fill="F2F4F7" w:val="clear"/>
+            <w:tcMar>
+              <w:top w:type="dxa" w:w="80"/>
+              <w:left w:type="dxa" w:w="120"/>
+              <w:bottom w:type="dxa" w:w="80"/>
+              <w:right w:type="dxa" w:w="120"/>
+            </w:tcMar>
+          </w:tcPr>
+          <w:p>
+            <w:r>
+              <w:rPr>
+                <w:rFonts w:ascii="Arial" w:cs="Arial" w:eastAsia="Arial" w:hAnsi="Arial"/>
+                <w:b w:val="false"/>
+                <w:bCs w:val="false"/>
+                <w:color w:val="000000"/>
+                <w:sz w:val="20"/>
+                <w:szCs w:val="20"/>
+              </w:rPr>
+              <w:t xml:space="preserve">Diagramm-Daten</w:t>
+            </w:r>
+          </w:p>
+        </w:tc>
+        <w:tc>
+          <w:tcPr>
+            <w:tcW w:type="dxa" w:w="2400"/>
+            <w:tcBorders>
+              <w:top w:val="single" w:color="AABBD0" w:sz="4"/>
+              <w:left w:val="single" w:color="AABBD0" w:sz="4"/>
+              <w:bottom w:val="single" w:color="AABBD0" w:sz="4"/>
+              <w:right w:val="single" w:color="AABBD0" w:sz="4"/>
+            </w:tcBorders>
+            <w:shd w:fill="F2F4F7" w:val="clear"/>
+            <w:tcMar>
+              <w:top w:type="dxa" w:w="80"/>
+              <w:left w:type="dxa" w:w="120"/>
+              <w:bottom w:type="dxa" w:w="80"/>
+              <w:right w:type="dxa" w:w="120"/>
+            </w:tcMar>
+          </w:tcPr>
+          <w:p>
+            <w:r>
+              <w:rPr>
+                <w:rFonts w:ascii="Arial" w:cs="Arial" w:eastAsia="Arial" w:hAnsi="Arial"/>
+                <w:b w:val="false"/>
+                <w:bCs w:val="false"/>
+                <w:color w:val="000000"/>
+                <w:sz w:val="20"/>
+                <w:szCs w:val="20"/>
+              </w:rPr>
+              <w:t xml:space="preserve">✓ Öffentliche NOAA-Daten</w:t>
+            </w:r>
+          </w:p>
+        </w:tc>
+        <w:tc>
+          <w:tcPr>
+            <w:tcW w:type="dxa" w:w="3826"/>
+            <w:tcBorders>
+              <w:top w:val="single" w:color="AABBD0" w:sz="4"/>
+              <w:left w:val="single" w:color="AABBD0" w:sz="4"/>
+              <w:bottom w:val="single" w:color="AABBD0" w:sz="4"/>
+              <w:right w:val="single" w:color="AABBD0" w:sz="4"/>
+            </w:tcBorders>
+            <w:shd w:fill="F2F4F7" w:val="clear"/>
+            <w:tcMar>
+              <w:top w:type="dxa" w:w="80"/>
+              <w:left w:type="dxa" w:w="120"/>
+              <w:bottom w:type="dxa" w:w="80"/>
+              <w:right w:type="dxa" w:w="120"/>
+            </w:tcMar>
+          </w:tcPr>
+          <w:p>
+            <w:r>
+              <w:rPr>
+                <w:rFonts w:ascii="Arial" w:cs="Arial" w:eastAsia="Arial" w:hAnsi="Arial"/>
+                <w:b w:val="false"/>
+                <w:bCs w:val="false"/>
+                <w:color w:val="000000"/>
+                <w:sz w:val="20"/>
+                <w:szCs w:val="20"/>
+              </w:rPr>
+              <w:t xml:space="preserve">Eigenständige SVG-Darstellung</w:t>
+            </w:r>
+          </w:p>
+        </w:tc>
+      </w:tr>
+      <w:tr>
+        <w:tc>
+          <w:tcPr>
+            <w:tcW w:type="dxa" w:w="2800"/>
+            <w:tcBorders>
+              <w:top w:val="single" w:color="AABBD0" w:sz="4"/>
+              <w:left w:val="single" w:color="AABBD0" w:sz="4"/>
+              <w:bottom w:val="single" w:color="AABBD0" w:sz="4"/>
+              <w:right w:val="single" w:color="AABBD0" w:sz="4"/>
+            </w:tcBorders>
+            <w:shd w:fill="FFFFFF" w:val="clear"/>
+            <w:tcMar>
+              <w:top w:type="dxa" w:w="80"/>
+              <w:left w:type="dxa" w:w="120"/>
+              <w:bottom w:type="dxa" w:w="80"/>
+              <w:right w:type="dxa" w:w="120"/>
+            </w:tcMar>
+          </w:tcPr>
+          <w:p>
+            <w:r>
+              <w:rPr>
+                <w:rFonts w:ascii="Arial" w:cs="Arial" w:eastAsia="Arial" w:hAnsi="Arial"/>
+                <w:b w:val="false"/>
+                <w:bCs w:val="false"/>
+                <w:color w:val="000000"/>
+                <w:sz w:val="20"/>
+                <w:szCs w:val="20"/>
+              </w:rPr>
+              <w:t xml:space="preserve">Schulbuchinhalte</w:t>
+            </w:r>
+          </w:p>
+        </w:tc>
+        <w:tc>
+          <w:tcPr>
+            <w:tcW w:type="dxa" w:w="2400"/>
+            <w:tcBorders>
+              <w:top w:val="single" w:color="AABBD0" w:sz="4"/>
+              <w:left w:val="single" w:color="AABBD0" w:sz="4"/>
+              <w:bottom w:val="single" w:color="AABBD0" w:sz="4"/>
+              <w:right w:val="single" w:color="AABBD0" w:sz="4"/>
+            </w:tcBorders>
+            <w:shd w:fill="FFFFFF" w:val="clear"/>
+            <w:tcMar>
+              <w:top w:type="dxa" w:w="80"/>
+              <w:left w:type="dxa" w:w="120"/>
+              <w:bottom w:type="dxa" w:w="80"/>
+              <w:right w:type="dxa" w:w="120"/>
+            </w:tcMar>
+          </w:tcPr>
+          <w:p>
+            <w:r>
+              <w:rPr>
+                <w:rFonts w:ascii="Arial" w:cs="Arial" w:eastAsia="Arial" w:hAnsi="Arial"/>
+                <w:b w:val="false"/>
+                <w:bCs w:val="false"/>
+                <w:color w:val="000000"/>
+                <w:sz w:val="20"/>
+                <w:szCs w:val="20"/>
+              </w:rPr>
+              <w:t xml:space="preserve">✓ § 60a UrhG</w:t>
+            </w:r>
+          </w:p>
+        </w:tc>
+        <w:tc>
+          <w:tcPr>
+            <w:tcW w:type="dxa" w:w="3826"/>
+            <w:tcBorders>
+              <w:top w:val="single" w:color="AABBD0" w:sz="4"/>
+              <w:left w:val="single" w:color="AABBD0" w:sz="4"/>
+              <w:bottom w:val="single" w:color="AABBD0" w:sz="4"/>
+              <w:right w:val="single" w:color="AABBD0" w:sz="4"/>
+            </w:tcBorders>
+            <w:shd w:fill="FFFFFF" w:val="clear"/>
+            <w:tcMar>
+              <w:top w:type="dxa" w:w="80"/>
+              <w:left w:type="dxa" w:w="120"/>
+              <w:bottom w:type="dxa" w:w="80"/>
+              <w:right w:type="dxa" w:w="120"/>
+            </w:tcMar>
+          </w:tcPr>
+          <w:p>
+            <w:r>
+              <w:rPr>
+                <w:rFonts w:ascii="Arial" w:cs="Arial" w:eastAsia="Arial" w:hAnsi="Arial"/>
+                <w:b w:val="false"/>
+                <w:bCs w:val="false"/>
+                <w:color w:val="000000"/>
+                <w:sz w:val="20"/>
+                <w:szCs w:val="20"/>
+              </w:rPr>
+              <w:t xml:space="preserve">Nur Verweise, kein Volltext</w:t>
+            </w:r>
+          </w:p>
+        </w:tc>
+      </w:tr>
+      <w:tr>
+        <w:tc>
+          <w:tcPr>
+            <w:tcW w:type="dxa" w:w="2800"/>
+            <w:tcBorders>
+              <w:top w:val="single" w:color="AABBD0" w:sz="4"/>
+              <w:left w:val="single" w:color="AABBD0" w:sz="4"/>
+              <w:bottom w:val="single" w:color="AABBD0" w:sz="4"/>
+              <w:right w:val="single" w:color="AABBD0" w:sz="4"/>
+            </w:tcBorders>
+            <w:shd w:fill="F2F4F7" w:val="clear"/>
+            <w:tcMar>
+              <w:top w:type="dxa" w:w="80"/>
+              <w:left w:type="dxa" w:w="120"/>
+              <w:bottom w:type="dxa" w:w="80"/>
+              <w:right w:type="dxa" w:w="120"/>
+            </w:tcMar>
+          </w:tcPr>
+          <w:p>
+            <w:r>
+              <w:rPr>
+                <w:rFonts w:ascii="Arial" w:cs="Arial" w:eastAsia="Arial" w:hAnsi="Arial"/>
+                <w:b w:val="false"/>
+                <w:bCs w:val="false"/>
+                <w:color w:val="000000"/>
+                <w:sz w:val="20"/>
+                <w:szCs w:val="20"/>
+              </w:rPr>
+              <w:t xml:space="preserve">DSGVO / Datenschutz</w:t>
+            </w:r>
+          </w:p>
+        </w:tc>
+        <w:tc>
+          <w:tcPr>
+            <w:tcW w:type="dxa" w:w="2400"/>
+            <w:tcBorders>
+              <w:top w:val="single" w:color="AABBD0" w:sz="4"/>
+              <w:left w:val="single" w:color="AABBD0" w:sz="4"/>
+              <w:bottom w:val="single" w:color="AABBD0" w:sz="4"/>
+              <w:right w:val="single" w:color="AABBD0" w:sz="4"/>
+            </w:tcBorders>
+            <w:shd w:fill="F2F4F7" w:val="clear"/>
+            <w:tcMar>
+              <w:top w:type="dxa" w:w="80"/>
+              <w:left w:type="dxa" w:w="120"/>
+              <w:bottom w:type="dxa" w:w="80"/>
+              <w:right w:type="dxa" w:w="120"/>
+            </w:tcMar>
+          </w:tcPr>
+          <w:p>
+            <w:r>
+              <w:rPr>
+                <w:rFonts w:ascii="Arial" w:cs="Arial" w:eastAsia="Arial" w:hAnsi="Arial"/>
+                <w:b w:val="false"/>
+                <w:bCs w:val="false"/>
+                <w:color w:val="000000"/>
+                <w:sz w:val="20"/>
+                <w:szCs w:val="20"/>
+              </w:rPr>
+              <w:t xml:space="preserve">✓ Vollständig konform</w:t>
+            </w:r>
+          </w:p>
+        </w:tc>
+        <w:tc>
+          <w:tcPr>
+            <w:tcW w:type="dxa" w:w="3826"/>
+            <w:tcBorders>
+              <w:top w:val="single" w:color="AABBD0" w:sz="4"/>
+              <w:left w:val="single" w:color="AABBD0" w:sz="4"/>
+              <w:bottom w:val="single" w:color="AABBD0" w:sz="4"/>
+              <w:right w:val="single" w:color="AABBD0" w:sz="4"/>
+            </w:tcBorders>
+            <w:shd w:fill="F2F4F7" w:val="clear"/>
+            <w:tcMar>
+              <w:top w:type="dxa" w:w="80"/>
+              <w:left w:type="dxa" w:w="120"/>
+              <w:bottom w:type="dxa" w:w="80"/>
+              <w:right w:type="dxa" w:w="120"/>
+            </w:tcMar>
+          </w:tcPr>
+          <w:p>
+            <w:r>
+              <w:rPr>
+                <w:rFonts w:ascii="Arial" w:cs="Arial" w:eastAsia="Arial" w:hAnsi="Arial"/>
+                <w:b w:val="false"/>
+                <w:bCs w:val="false"/>
+                <w:color w:val="000000"/>
+                <w:sz w:val="20"/>
+                <w:szCs w:val="20"/>
+              </w:rPr>
+              <w:t xml:space="preserve">Keine externen Anfragen</w:t>
+            </w:r>
+          </w:p>
+        </w:tc>
+      </w:tr>
+      <w:tr>
+        <w:tc>
+          <w:tcPr>
+            <w:tcW w:type="dxa" w:w="2800"/>
+            <w:tcBorders>
+              <w:top w:val="single" w:color="AABBD0" w:sz="4"/>
+              <w:left w:val="single" w:color="AABBD0" w:sz="4"/>
+              <w:bottom w:val="single" w:color="AABBD0" w:sz="4"/>
+              <w:right w:val="single" w:color="AABBD0" w:sz="4"/>
+            </w:tcBorders>
+            <w:shd w:fill="FFFFFF" w:val="clear"/>
+            <w:tcMar>
+              <w:top w:type="dxa" w:w="80"/>
+              <w:left w:type="dxa" w:w="120"/>
+              <w:bottom w:type="dxa" w:w="80"/>
+              <w:right w:type="dxa" w:w="120"/>
+            </w:tcMar>
+          </w:tcPr>
+          <w:p>
+            <w:r>
+              <w:rPr>
+                <w:rFonts w:ascii="Arial" w:cs="Arial" w:eastAsia="Arial" w:hAnsi="Arial"/>
+                <w:b w:val="false"/>
+                <w:bCs w:val="false"/>
+                <w:color w:val="000000"/>
+                <w:sz w:val="20"/>
+                <w:szCs w:val="20"/>
+              </w:rPr>
+              <w:t xml:space="preserve">Schülerdaten</w:t>
+            </w:r>
+          </w:p>
+        </w:tc>
+        <w:tc>
+          <w:tcPr>
+            <w:tcW w:type="dxa" w:w="2400"/>
+            <w:tcBorders>
+              <w:top w:val="single" w:color="AABBD0" w:sz="4"/>
+              <w:left w:val="single" w:color="AABBD0" w:sz="4"/>
+              <w:bottom w:val="single" w:color="AABBD0" w:sz="4"/>
+              <w:right w:val="single" w:color="AABBD0" w:sz="4"/>
+            </w:tcBorders>
+            <w:shd w:fill="FFFFFF" w:val="clear"/>
+            <w:tcMar>
+              <w:top w:type="dxa" w:w="80"/>
+              <w:left w:type="dxa" w:w="120"/>
+              <w:bottom w:type="dxa" w:w="80"/>
+              <w:right w:type="dxa" w:w="120"/>
+            </w:tcMar>
+          </w:tcPr>
+          <w:p>
+            <w:r>
+              <w:rPr>
+                <w:rFonts w:ascii="Arial" w:cs="Arial" w:eastAsia="Arial" w:hAnsi="Arial"/>
+                <w:b w:val="false"/>
+                <w:bCs w:val="false"/>
+                <w:color w:val="000000"/>
+                <w:sz w:val="20"/>
+                <w:szCs w:val="20"/>
+              </w:rPr>
+              <w:t xml:space="preserve">✓ Keine Übermittlung</w:t>
+            </w:r>
+          </w:p>
+        </w:tc>
+        <w:tc>
+          <w:tcPr>
+            <w:tcW w:type="dxa" w:w="3826"/>
+            <w:tcBorders>
+              <w:top w:val="single" w:color="AABBD0" w:sz="4"/>
+              <w:left w:val="single" w:color="AABBD0" w:sz="4"/>
+              <w:bottom w:val="single" w:color="AABBD0" w:sz="4"/>
+              <w:right w:val="single" w:color="AABBD0" w:sz="4"/>
+            </w:tcBorders>
+            <w:shd w:fill="FFFFFF" w:val="clear"/>
+            <w:tcMar>
+              <w:top w:type="dxa" w:w="80"/>
+              <w:left w:type="dxa" w:w="120"/>
+              <w:bottom w:type="dxa" w:w="80"/>
+              <w:right w:type="dxa" w:w="120"/>
+            </w:tcMar>
+          </w:tcPr>
+          <w:p>
+            <w:r>
+              <w:rPr>
+                <w:rFonts w:ascii="Arial" w:cs="Arial" w:eastAsia="Arial" w:hAnsi="Arial"/>
+                <w:b w:val="false"/>
+                <w:bCs w:val="false"/>
+                <w:color w:val="000000"/>
+                <w:sz w:val="20"/>
+                <w:szCs w:val="20"/>
+              </w:rPr>
+              <w:t xml:space="preserve">Kein Server, kein Tracking</w:t>
+            </w:r>
+          </w:p>
+        </w:tc>
+      </w:tr>
+    </w:tbl>
+    <w:p>
       <w:r>
         <w:br w:type="page"/>
       </w:r>
@@ -4036,7 +5704,494 @@
           <w:sz w:val="32"/>
           <w:szCs w:val="32"/>
         </w:rPr>
-        <w:t xml:space="preserve">5  Lösungsbogen</w:t>
+        <w:t xml:space="preserve">5  Rechtliche Hinweise und Lizenzangaben</w:t>
+      </w:r>
+    </w:p>
+    <w:p>
+      <w:pPr>
+        <w:pStyle w:val="Heading2"/>
+        <w:spacing w:after="80" w:before="280"/>
+      </w:pPr>
+      <w:r>
+        <w:rPr>
+          <w:rFonts w:ascii="Arial" w:cs="Arial" w:eastAsia="Arial" w:hAnsi="Arial"/>
+          <w:b/>
+          <w:bCs/>
+          <w:color w:val="2E6FA3"/>
+          <w:sz w:val="26"/>
+          <w:szCs w:val="26"/>
+        </w:rPr>
+        <w:t xml:space="preserve">5.1  Lizenzangaben der eingebetteten Schriften</w:t>
+      </w:r>
+    </w:p>
+    <w:p>
+      <w:pPr>
+        <w:spacing w:after="100" w:before="60"/>
+        <w:jc w:val="both"/>
+      </w:pPr>
+      <w:r>
+        <w:rPr>
+          <w:rFonts w:ascii="Arial" w:cs="Arial" w:eastAsia="Arial" w:hAnsi="Arial"/>
+          <w:color w:val="000000"/>
+          <w:sz w:val="22"/>
+          <w:szCs w:val="22"/>
+        </w:rPr>
+        <w:t xml:space="preserve">Die folgenden Lizenzhinweise sind Bestandteil der OFL 1.1 und werden hiermit dokumentiert:</w:t>
+      </w:r>
+    </w:p>
+    <w:tbl>
+      <w:tblPr>
+        <w:tblW w:type="dxa" w:w="9026"/>
+        <w:tblBorders>
+          <w:top w:val="single" w:color="auto" w:sz="4"/>
+          <w:left w:val="single" w:color="auto" w:sz="4"/>
+          <w:bottom w:val="single" w:color="auto" w:sz="4"/>
+          <w:right w:val="single" w:color="auto" w:sz="4"/>
+          <w:insideH w:val="single" w:color="auto" w:sz="4"/>
+          <w:insideV w:val="single" w:color="auto" w:sz="4"/>
+        </w:tblBorders>
+      </w:tblPr>
+      <w:tblGrid>
+        <w:gridCol w:w="9026"/>
+      </w:tblGrid>
+      <w:tr>
+        <w:tc>
+          <w:tcPr>
+            <w:tcW w:type="dxa" w:w="9026"/>
+            <w:tcBorders>
+              <w:top w:val="single" w:color="BBBBBB" w:sz="4"/>
+              <w:left w:val="single" w:color="BBBBBB" w:sz="4"/>
+              <w:bottom w:val="single" w:color="BBBBBB" w:sz="4"/>
+              <w:right w:val="single" w:color="BBBBBB" w:sz="4"/>
+            </w:tcBorders>
+            <w:shd w:fill="2E6FA3" w:val="clear"/>
+            <w:tcMar>
+              <w:top w:type="dxa" w:w="80"/>
+              <w:left w:type="dxa" w:w="120"/>
+              <w:bottom w:type="dxa" w:w="80"/>
+              <w:right w:type="dxa" w:w="120"/>
+            </w:tcMar>
+          </w:tcPr>
+          <w:p>
+            <w:r>
+              <w:rPr>
+                <w:rFonts w:ascii="Arial" w:cs="Arial" w:eastAsia="Arial" w:hAnsi="Arial"/>
+                <w:b/>
+                <w:bCs/>
+                <w:color w:val="FFFFFF"/>
+                <w:sz w:val="22"/>
+                <w:szCs w:val="22"/>
+              </w:rPr>
+              <w:t xml:space="preserve">Orbitron</w:t>
+            </w:r>
+          </w:p>
+        </w:tc>
+      </w:tr>
+      <w:tr>
+        <w:tc>
+          <w:tcPr>
+            <w:tcW w:type="dxa" w:w="9026"/>
+            <w:tcBorders>
+              <w:top w:val="single" w:color="BBBBBB" w:sz="4"/>
+              <w:left w:val="single" w:color="BBBBBB" w:sz="4"/>
+              <w:bottom w:val="single" w:color="BBBBBB" w:sz="4"/>
+              <w:right w:val="single" w:color="BBBBBB" w:sz="4"/>
+            </w:tcBorders>
+            <w:shd w:fill="F2F4F7" w:val="clear"/>
+            <w:tcMar>
+              <w:top w:type="dxa" w:w="60"/>
+              <w:left w:type="dxa" w:w="120"/>
+              <w:bottom w:type="dxa" w:w="60"/>
+              <w:right w:type="dxa" w:w="120"/>
+            </w:tcMar>
+          </w:tcPr>
+          <w:p>
+            <w:pPr>
+              <w:spacing w:after="40" w:before="40"/>
+            </w:pPr>
+            <w:r>
+              <w:rPr>
+                <w:rFonts w:ascii="Arial" w:cs="Arial" w:eastAsia="Arial" w:hAnsi="Arial"/>
+                <w:sz w:val="22"/>
+                <w:szCs w:val="22"/>
+              </w:rPr>
+              <w:t xml:space="preserve">Copyright 2018 The Orbitron Project Authors (https://github.com/theleagueof/orbitron)</w:t>
+            </w:r>
+          </w:p>
+        </w:tc>
+      </w:tr>
+      <w:tr>
+        <w:tc>
+          <w:tcPr>
+            <w:tcW w:type="dxa" w:w="9026"/>
+            <w:tcBorders>
+              <w:top w:val="single" w:color="BBBBBB" w:sz="4"/>
+              <w:left w:val="single" w:color="BBBBBB" w:sz="4"/>
+              <w:bottom w:val="single" w:color="BBBBBB" w:sz="4"/>
+              <w:right w:val="single" w:color="BBBBBB" w:sz="4"/>
+            </w:tcBorders>
+            <w:shd w:fill="F2F4F7" w:val="clear"/>
+            <w:tcMar>
+              <w:top w:type="dxa" w:w="60"/>
+              <w:left w:type="dxa" w:w="120"/>
+              <w:bottom w:type="dxa" w:w="60"/>
+              <w:right w:type="dxa" w:w="120"/>
+            </w:tcMar>
+          </w:tcPr>
+          <w:p>
+            <w:pPr>
+              <w:spacing w:after="40" w:before="40"/>
+            </w:pPr>
+            <w:r>
+              <w:rPr>
+                <w:rFonts w:ascii="Arial" w:cs="Arial" w:eastAsia="Arial" w:hAnsi="Arial"/>
+                <w:sz w:val="22"/>
+                <w:szCs w:val="22"/>
+              </w:rPr>
+              <w:t xml:space="preserve">Lizenz: SIL Open Font License, Version 1.1 – https://openfontlicense.org</w:t>
+            </w:r>
+          </w:p>
+        </w:tc>
+      </w:tr>
+    </w:tbl>
+    <w:p>
+      <w:pPr>
+        <w:spacing w:after="40" w:before="0"/>
+      </w:pPr>
+      <w:r>
+        <w:t xml:space="preserve"/>
+      </w:r>
+    </w:p>
+    <w:tbl>
+      <w:tblPr>
+        <w:tblW w:type="dxa" w:w="9026"/>
+        <w:tblBorders>
+          <w:top w:val="single" w:color="auto" w:sz="4"/>
+          <w:left w:val="single" w:color="auto" w:sz="4"/>
+          <w:bottom w:val="single" w:color="auto" w:sz="4"/>
+          <w:right w:val="single" w:color="auto" w:sz="4"/>
+          <w:insideH w:val="single" w:color="auto" w:sz="4"/>
+          <w:insideV w:val="single" w:color="auto" w:sz="4"/>
+        </w:tblBorders>
+      </w:tblPr>
+      <w:tblGrid>
+        <w:gridCol w:w="9026"/>
+      </w:tblGrid>
+      <w:tr>
+        <w:tc>
+          <w:tcPr>
+            <w:tcW w:type="dxa" w:w="9026"/>
+            <w:tcBorders>
+              <w:top w:val="single" w:color="BBBBBB" w:sz="4"/>
+              <w:left w:val="single" w:color="BBBBBB" w:sz="4"/>
+              <w:bottom w:val="single" w:color="BBBBBB" w:sz="4"/>
+              <w:right w:val="single" w:color="BBBBBB" w:sz="4"/>
+            </w:tcBorders>
+            <w:shd w:fill="2E6FA3" w:val="clear"/>
+            <w:tcMar>
+              <w:top w:type="dxa" w:w="80"/>
+              <w:left w:type="dxa" w:w="120"/>
+              <w:bottom w:type="dxa" w:w="80"/>
+              <w:right w:type="dxa" w:w="120"/>
+            </w:tcMar>
+          </w:tcPr>
+          <w:p>
+            <w:r>
+              <w:rPr>
+                <w:rFonts w:ascii="Arial" w:cs="Arial" w:eastAsia="Arial" w:hAnsi="Arial"/>
+                <w:b/>
+                <w:bCs/>
+                <w:color w:val="FFFFFF"/>
+                <w:sz w:val="22"/>
+                <w:szCs w:val="22"/>
+              </w:rPr>
+              <w:t xml:space="preserve">JetBrains Mono</w:t>
+            </w:r>
+          </w:p>
+        </w:tc>
+      </w:tr>
+      <w:tr>
+        <w:tc>
+          <w:tcPr>
+            <w:tcW w:type="dxa" w:w="9026"/>
+            <w:tcBorders>
+              <w:top w:val="single" w:color="BBBBBB" w:sz="4"/>
+              <w:left w:val="single" w:color="BBBBBB" w:sz="4"/>
+              <w:bottom w:val="single" w:color="BBBBBB" w:sz="4"/>
+              <w:right w:val="single" w:color="BBBBBB" w:sz="4"/>
+            </w:tcBorders>
+            <w:shd w:fill="F2F4F7" w:val="clear"/>
+            <w:tcMar>
+              <w:top w:type="dxa" w:w="60"/>
+              <w:left w:type="dxa" w:w="120"/>
+              <w:bottom w:type="dxa" w:w="60"/>
+              <w:right w:type="dxa" w:w="120"/>
+            </w:tcMar>
+          </w:tcPr>
+          <w:p>
+            <w:pPr>
+              <w:spacing w:after="40" w:before="40"/>
+            </w:pPr>
+            <w:r>
+              <w:rPr>
+                <w:rFonts w:ascii="Arial" w:cs="Arial" w:eastAsia="Arial" w:hAnsi="Arial"/>
+                <w:sz w:val="22"/>
+                <w:szCs w:val="22"/>
+              </w:rPr>
+              <w:t xml:space="preserve">Copyright 2020 The JetBrains Mono Project Authors (https://github.com/JetBrains/JetBrainsMono)</w:t>
+            </w:r>
+          </w:p>
+        </w:tc>
+      </w:tr>
+      <w:tr>
+        <w:tc>
+          <w:tcPr>
+            <w:tcW w:type="dxa" w:w="9026"/>
+            <w:tcBorders>
+              <w:top w:val="single" w:color="BBBBBB" w:sz="4"/>
+              <w:left w:val="single" w:color="BBBBBB" w:sz="4"/>
+              <w:bottom w:val="single" w:color="BBBBBB" w:sz="4"/>
+              <w:right w:val="single" w:color="BBBBBB" w:sz="4"/>
+            </w:tcBorders>
+            <w:shd w:fill="F2F4F7" w:val="clear"/>
+            <w:tcMar>
+              <w:top w:type="dxa" w:w="60"/>
+              <w:left w:type="dxa" w:w="120"/>
+              <w:bottom w:type="dxa" w:w="60"/>
+              <w:right w:type="dxa" w:w="120"/>
+            </w:tcMar>
+          </w:tcPr>
+          <w:p>
+            <w:pPr>
+              <w:spacing w:after="40" w:before="40"/>
+            </w:pPr>
+            <w:r>
+              <w:rPr>
+                <w:rFonts w:ascii="Arial" w:cs="Arial" w:eastAsia="Arial" w:hAnsi="Arial"/>
+                <w:sz w:val="22"/>
+                <w:szCs w:val="22"/>
+              </w:rPr>
+              <w:t xml:space="preserve">Lizenz: SIL Open Font License, Version 1.1 – https://openfontlicense.org</w:t>
+            </w:r>
+          </w:p>
+        </w:tc>
+      </w:tr>
+    </w:tbl>
+    <w:p>
+      <w:pPr>
+        <w:spacing w:after="40" w:before="0"/>
+      </w:pPr>
+      <w:r>
+        <w:t xml:space="preserve"/>
+      </w:r>
+    </w:p>
+    <w:tbl>
+      <w:tblPr>
+        <w:tblW w:type="dxa" w:w="9026"/>
+        <w:tblBorders>
+          <w:top w:val="single" w:color="auto" w:sz="4"/>
+          <w:left w:val="single" w:color="auto" w:sz="4"/>
+          <w:bottom w:val="single" w:color="auto" w:sz="4"/>
+          <w:right w:val="single" w:color="auto" w:sz="4"/>
+          <w:insideH w:val="single" w:color="auto" w:sz="4"/>
+          <w:insideV w:val="single" w:color="auto" w:sz="4"/>
+        </w:tblBorders>
+      </w:tblPr>
+      <w:tblGrid>
+        <w:gridCol w:w="9026"/>
+      </w:tblGrid>
+      <w:tr>
+        <w:tc>
+          <w:tcPr>
+            <w:tcW w:type="dxa" w:w="9026"/>
+            <w:tcBorders>
+              <w:top w:val="single" w:color="BBBBBB" w:sz="4"/>
+              <w:left w:val="single" w:color="BBBBBB" w:sz="4"/>
+              <w:bottom w:val="single" w:color="BBBBBB" w:sz="4"/>
+              <w:right w:val="single" w:color="BBBBBB" w:sz="4"/>
+            </w:tcBorders>
+            <w:shd w:fill="2E6FA3" w:val="clear"/>
+            <w:tcMar>
+              <w:top w:type="dxa" w:w="80"/>
+              <w:left w:type="dxa" w:w="120"/>
+              <w:bottom w:type="dxa" w:w="80"/>
+              <w:right w:type="dxa" w:w="120"/>
+            </w:tcMar>
+          </w:tcPr>
+          <w:p>
+            <w:r>
+              <w:rPr>
+                <w:rFonts w:ascii="Arial" w:cs="Arial" w:eastAsia="Arial" w:hAnsi="Arial"/>
+                <w:b/>
+                <w:bCs/>
+                <w:color w:val="FFFFFF"/>
+                <w:sz w:val="22"/>
+                <w:szCs w:val="22"/>
+              </w:rPr>
+              <w:t xml:space="preserve">Manrope</w:t>
+            </w:r>
+          </w:p>
+        </w:tc>
+      </w:tr>
+      <w:tr>
+        <w:tc>
+          <w:tcPr>
+            <w:tcW w:type="dxa" w:w="9026"/>
+            <w:tcBorders>
+              <w:top w:val="single" w:color="BBBBBB" w:sz="4"/>
+              <w:left w:val="single" w:color="BBBBBB" w:sz="4"/>
+              <w:bottom w:val="single" w:color="BBBBBB" w:sz="4"/>
+              <w:right w:val="single" w:color="BBBBBB" w:sz="4"/>
+            </w:tcBorders>
+            <w:shd w:fill="F2F4F7" w:val="clear"/>
+            <w:tcMar>
+              <w:top w:type="dxa" w:w="60"/>
+              <w:left w:type="dxa" w:w="120"/>
+              <w:bottom w:type="dxa" w:w="60"/>
+              <w:right w:type="dxa" w:w="120"/>
+            </w:tcMar>
+          </w:tcPr>
+          <w:p>
+            <w:pPr>
+              <w:spacing w:after="40" w:before="40"/>
+            </w:pPr>
+            <w:r>
+              <w:rPr>
+                <w:rFonts w:ascii="Arial" w:cs="Arial" w:eastAsia="Arial" w:hAnsi="Arial"/>
+                <w:sz w:val="22"/>
+                <w:szCs w:val="22"/>
+              </w:rPr>
+              <w:t xml:space="preserve">Copyright 2018 The Manrope Project Authors (https://github.com/sharanda/manrope)</w:t>
+            </w:r>
+          </w:p>
+        </w:tc>
+      </w:tr>
+      <w:tr>
+        <w:tc>
+          <w:tcPr>
+            <w:tcW w:type="dxa" w:w="9026"/>
+            <w:tcBorders>
+              <w:top w:val="single" w:color="BBBBBB" w:sz="4"/>
+              <w:left w:val="single" w:color="BBBBBB" w:sz="4"/>
+              <w:bottom w:val="single" w:color="BBBBBB" w:sz="4"/>
+              <w:right w:val="single" w:color="BBBBBB" w:sz="4"/>
+            </w:tcBorders>
+            <w:shd w:fill="F2F4F7" w:val="clear"/>
+            <w:tcMar>
+              <w:top w:type="dxa" w:w="60"/>
+              <w:left w:type="dxa" w:w="120"/>
+              <w:bottom w:type="dxa" w:w="60"/>
+              <w:right w:type="dxa" w:w="120"/>
+            </w:tcMar>
+          </w:tcPr>
+          <w:p>
+            <w:pPr>
+              <w:spacing w:after="40" w:before="40"/>
+            </w:pPr>
+            <w:r>
+              <w:rPr>
+                <w:rFonts w:ascii="Arial" w:cs="Arial" w:eastAsia="Arial" w:hAnsi="Arial"/>
+                <w:sz w:val="22"/>
+                <w:szCs w:val="22"/>
+              </w:rPr>
+              <w:t xml:space="preserve">Lizenz: SIL Open Font License, Version 1.1 – https://openfontlicense.org</w:t>
+            </w:r>
+          </w:p>
+        </w:tc>
+      </w:tr>
+    </w:tbl>
+    <w:p>
+      <w:pPr>
+        <w:spacing w:after="80" w:before="0"/>
+      </w:pPr>
+      <w:r>
+        <w:t xml:space="preserve"/>
+      </w:r>
+    </w:p>
+    <w:p>
+      <w:pPr>
+        <w:pStyle w:val="Heading2"/>
+        <w:spacing w:after="80" w:before="280"/>
+      </w:pPr>
+      <w:r>
+        <w:rPr>
+          <w:rFonts w:ascii="Arial" w:cs="Arial" w:eastAsia="Arial" w:hAnsi="Arial"/>
+          <w:b/>
+          <w:bCs/>
+          <w:color w:val="2E6FA3"/>
+          <w:sz w:val="26"/>
+          <w:szCs w:val="26"/>
+        </w:rPr>
+        <w:t xml:space="preserve">5.2  Urheberrecht an der Escape-Room-Datei</w:t>
+      </w:r>
+    </w:p>
+    <w:p>
+      <w:pPr>
+        <w:spacing w:after="100" w:before="60"/>
+        <w:jc w:val="both"/>
+      </w:pPr>
+      <w:r>
+        <w:rPr>
+          <w:rFonts w:ascii="Arial" w:cs="Arial" w:eastAsia="Arial" w:hAnsi="Arial"/>
+          <w:color w:val="000000"/>
+          <w:sz w:val="22"/>
+          <w:szCs w:val="22"/>
+        </w:rPr>
+        <w:t xml:space="preserve">Die HTML-Datei „klimawandel_escape.html" wurde auf Basis der Schulbucheinheit „Herausforderung Klimawandel" (Kapitel 7, Klett-Verlag) eigenständig konzipiert und programmiert. Die inhaltliche und gestalterische Umsetzung liegt beim Ersteller. Die Datei darf im schulischen Kontext frei eingesetzt, weitergegeben und angepasst werden. Eine kommerzielle Verwertung ist ohne Genehmigung des Erstellers nicht gestattet.</w:t>
+      </w:r>
+    </w:p>
+    <w:p>
+      <w:pPr>
+        <w:pStyle w:val="Heading2"/>
+        <w:spacing w:after="80" w:before="280"/>
+      </w:pPr>
+      <w:r>
+        <w:rPr>
+          <w:rFonts w:ascii="Arial" w:cs="Arial" w:eastAsia="Arial" w:hAnsi="Arial"/>
+          <w:b/>
+          <w:bCs/>
+          <w:color w:val="2E6FA3"/>
+          <w:sz w:val="26"/>
+          <w:szCs w:val="26"/>
+        </w:rPr>
+        <w:t xml:space="preserve">5.3  Datenschutzrechtliche Einordnung</w:t>
+      </w:r>
+    </w:p>
+    <w:p>
+      <w:pPr>
+        <w:spacing w:after="100" w:before="60"/>
+        <w:jc w:val="both"/>
+      </w:pPr>
+      <w:r>
+        <w:rPr>
+          <w:rFonts w:ascii="Arial" w:cs="Arial" w:eastAsia="Arial" w:hAnsi="Arial"/>
+          <w:color w:val="000000"/>
+          <w:sz w:val="22"/>
+          <w:szCs w:val="22"/>
+        </w:rPr>
+        <w:t xml:space="preserve">Die Datei erhebt, speichert oder überträgt keinerlei personenbezogene Daten. Es werden keine Cookies gesetzt. Eine Nutzung ist ohne Einwilligung der Erziehungsberechtigten unbedenklich möglich. Falls die Fortsetzen-Funktion genutzt wird, werden lediglich Teamname und Spielfortschritt im lokalen Browserspeicher (localStorage) des genutzten Geräts abgelegt – ausschließlich lokal, kein Server, kein Cloud-Dienst.</w:t>
+      </w:r>
+    </w:p>
+    <w:p>
+      <w:r>
+        <w:br w:type="page"/>
+      </w:r>
+    </w:p>
+    <w:p>
+      <w:pPr>
+        <w:pStyle w:val="Heading1"/>
+        <w:spacing w:after="120" w:before="360"/>
+      </w:pPr>
+      <w:r>
+        <w:rPr>
+          <w:rFonts w:ascii="Arial" w:cs="Arial" w:eastAsia="Arial" w:hAnsi="Arial"/>
+          <w:b/>
+          <w:bCs/>
+          <w:color w:val="1A3A5C"/>
+          <w:sz w:val="32"/>
+          <w:szCs w:val="32"/>
+        </w:rPr>
+        <w:t xml:space="preserve">6  Lösungsbogen</w:t>
       </w:r>
     </w:p>
     <w:p>

--- a/lehrerhandreichung_klimawandel8.docx
+++ b/lehrerhandreichung_klimawandel8.docx
@@ -4,7 +4,7 @@
   <w:body>
     <w:p>
       <w:pPr>
-        <w:spacing w:after="400" w:before="0"/>
+        <w:spacing w:after="300" w:before="0"/>
       </w:pPr>
       <w:r>
         <w:t xml:space="preserve"/>
@@ -87,7 +87,7 @@
     </w:p>
     <w:p>
       <w:pPr>
-        <w:spacing w:after="200" w:before="0"/>
+        <w:spacing w:after="80" w:before="0"/>
       </w:pPr>
       <w:r>
         <w:t xml:space="preserve"/>
@@ -113,12 +113,45 @@
           <w:tcPr>
             <w:tcW w:type="dxa" w:w="9026"/>
             <w:tcBorders>
-              <w:top w:val="single" w:color="DDDDDD" w:sz="4"/>
-              <w:left w:val="single" w:color="DDDDDD" w:sz="4"/>
-              <w:bottom w:val="single" w:color="DDDDDD" w:sz="4"/>
-              <w:right w:val="single" w:color="DDDDDD" w:sz="4"/>
-            </w:tcBorders>
-            <w:shd w:fill="F2F4F7" w:val="clear"/>
+              <w:top w:val="single" w:color="C47F00" w:sz="4"/>
+              <w:left w:val="single" w:color="C47F00" w:sz="4"/>
+              <w:bottom w:val="single" w:color="C47F00" w:sz="4"/>
+              <w:right w:val="single" w:color="C47F00" w:sz="4"/>
+            </w:tcBorders>
+            <w:shd w:fill="2E6FA3" w:val="clear"/>
+            <w:tcMar>
+              <w:top w:type="dxa" w:w="80"/>
+              <w:left w:type="dxa" w:w="120"/>
+              <w:bottom w:type="dxa" w:w="80"/>
+              <w:right w:type="dxa" w:w="120"/>
+            </w:tcMar>
+          </w:tcPr>
+          <w:p>
+            <w:r>
+              <w:rPr>
+                <w:rFonts w:ascii="Arial" w:cs="Arial" w:eastAsia="Arial" w:hAnsi="Arial"/>
+                <w:b/>
+                <w:bCs/>
+                <w:color w:val="FFFFFF"/>
+                <w:sz w:val="22"/>
+                <w:szCs w:val="22"/>
+              </w:rPr>
+              <w:t xml:space="preserve">KI-Generierungshinweis</w:t>
+            </w:r>
+          </w:p>
+        </w:tc>
+      </w:tr>
+      <w:tr>
+        <w:tc>
+          <w:tcPr>
+            <w:tcW w:type="dxa" w:w="9026"/>
+            <w:tcBorders>
+              <w:top w:val="single" w:color="C47F00" w:sz="4"/>
+              <w:left w:val="single" w:color="C47F00" w:sz="4"/>
+              <w:bottom w:val="single" w:color="C47F00" w:sz="4"/>
+              <w:right w:val="single" w:color="C47F00" w:sz="4"/>
+            </w:tcBorders>
+            <w:shd w:fill="FFF8E5" w:val="clear"/>
             <w:tcMar>
               <w:top w:type="dxa" w:w="60"/>
               <w:left w:type="dxa" w:w="120"/>
@@ -128,7 +161,7 @@
           </w:tcPr>
           <w:p>
             <w:pPr>
-              <w:jc w:val="center"/>
+              <w:spacing w:after="40" w:before="40"/>
             </w:pPr>
             <w:r>
               <w:rPr>
@@ -137,7 +170,7 @@
                 <w:sz w:val="20"/>
                 <w:szCs w:val="20"/>
               </w:rPr>
-              <w:t xml:space="preserve">Dieses Dokument enthält  ·  </w:t>
+              <w:t xml:space="preserve">Erstellt mit: </w:t>
             </w:r>
             <w:r>
               <w:rPr>
@@ -148,7 +181,61 @@
                 <w:sz w:val="20"/>
                 <w:szCs w:val="20"/>
               </w:rPr>
-              <w:t xml:space="preserve">Sachanalyse  ·  Didaktisches Setting  ·  Pädagogische Entscheidungen  ·  Durchführungshinweise  ·  Lösungsbogen</w:t>
+              <w:t xml:space="preserve">Claude Sonnet 4.6  (Anthropic PBC)</w:t>
+            </w:r>
+            <w:r>
+              <w:rPr>
+                <w:rFonts w:ascii="Arial" w:cs="Arial" w:eastAsia="Arial" w:hAnsi="Arial"/>
+                <w:color w:val="5A6270"/>
+                <w:sz w:val="20"/>
+                <w:szCs w:val="20"/>
+              </w:rPr>
+              <w:t xml:space="preserve">   ·   Datum: </w:t>
+            </w:r>
+            <w:r>
+              <w:rPr>
+                <w:rFonts w:ascii="Arial" w:cs="Arial" w:eastAsia="Arial" w:hAnsi="Arial"/>
+                <w:b/>
+                <w:bCs/>
+                <w:color w:val="1A3A5C"/>
+                <w:sz w:val="20"/>
+                <w:szCs w:val="20"/>
+              </w:rPr>
+              <w:t xml:space="preserve">20. Mai 2026</w:t>
+            </w:r>
+          </w:p>
+        </w:tc>
+      </w:tr>
+      <w:tr>
+        <w:tc>
+          <w:tcPr>
+            <w:tcW w:type="dxa" w:w="9026"/>
+            <w:tcBorders>
+              <w:top w:val="single" w:color="C47F00" w:sz="4"/>
+              <w:left w:val="single" w:color="C47F00" w:sz="4"/>
+              <w:bottom w:val="single" w:color="C47F00" w:sz="4"/>
+              <w:right w:val="single" w:color="C47F00" w:sz="4"/>
+            </w:tcBorders>
+            <w:shd w:fill="FFF8E5" w:val="clear"/>
+            <w:tcMar>
+              <w:top w:type="dxa" w:w="60"/>
+              <w:left w:type="dxa" w:w="120"/>
+              <w:bottom w:type="dxa" w:w="60"/>
+              <w:right w:type="dxa" w:w="120"/>
+            </w:tcMar>
+          </w:tcPr>
+          <w:p>
+            <w:pPr>
+              <w:spacing w:after="40" w:before="40"/>
+            </w:pPr>
+            <w:r>
+              <w:rPr>
+                <w:rFonts w:ascii="Arial" w:cs="Arial" w:eastAsia="Arial" w:hAnsi="Arial"/>
+                <w:color w:val="5A6270"/>
+                <w:sz w:val="19"/>
+                <w:szCs w:val="19"/>
+              </w:rPr>
+              <w:t xml:space="preserve">Dieses Dokument wurde mit Unterstützung eines großen Sprachmodells (Large Language Model) erstellt. Alle inhaltlichen Angaben – insbesondere Fachwissen, Gesetzestexte und Gerichtsurteile – wurden nach bestem Wissen formuliert, ersetzen jedoch keine rechtliche oder fachliche Überprüfung. Die Lehrkraft trägt die didaktische Verantwortung für den Unterrichtseinsatz.</w:t>
             </w:r>
           </w:p>
         </w:tc>
@@ -156,7 +243,506 @@
     </w:tbl>
     <w:p>
       <w:pPr>
-        <w:spacing w:after="400" w:before="0"/>
+        <w:spacing w:after="40" w:before="0"/>
+      </w:pPr>
+      <w:r>
+        <w:t xml:space="preserve"/>
+      </w:r>
+    </w:p>
+    <w:p>
+      <w:pPr>
+        <w:pBdr>
+          <w:bottom w:val="single" w:color="2E6FA3" w:sz="4" w:space="4"/>
+        </w:pBdr>
+        <w:spacing w:after="20" w:before="40"/>
+      </w:pPr>
+      <w:r>
+        <w:rPr>
+          <w:rFonts w:ascii="Arial" w:cs="Arial" w:eastAsia="Arial" w:hAnsi="Arial"/>
+          <w:b/>
+          <w:bCs/>
+          <w:color w:val="1A3A5C"/>
+          <w:sz w:val="22"/>
+          <w:szCs w:val="22"/>
+        </w:rPr>
+        <w:t xml:space="preserve">INHALTSVERZEICHNIS</w:t>
+      </w:r>
+    </w:p>
+    <w:p>
+      <w:pPr>
+        <w:spacing w:after="20" w:before="0"/>
+      </w:pPr>
+      <w:r>
+        <w:t xml:space="preserve"/>
+      </w:r>
+    </w:p>
+    <w:p>
+      <w:pPr>
+        <w:spacing w:after="60" w:before="100"/>
+      </w:pPr>
+      <w:r>
+        <w:rPr>
+          <w:rFonts w:ascii="Arial" w:cs="Arial" w:eastAsia="Arial" w:hAnsi="Arial"/>
+          <w:b/>
+          <w:bCs/>
+          <w:color w:val="1A3A5C"/>
+          <w:sz w:val="22"/>
+          <w:szCs w:val="22"/>
+        </w:rPr>
+        <w:t xml:space="preserve">1  Sachanalyse</w:t>
+      </w:r>
+    </w:p>
+    <w:p>
+      <w:pPr>
+        <w:spacing w:after="24" w:before="36"/>
+      </w:pPr>
+      <w:r>
+        <w:rPr>
+          <w:rFonts w:ascii="Arial" w:cs="Arial" w:eastAsia="Arial" w:hAnsi="Arial"/>
+          <w:b w:val="false"/>
+          <w:bCs w:val="false"/>
+          <w:color w:val="5A6270"/>
+          <w:sz w:val="20"/>
+          <w:szCs w:val="20"/>
+        </w:rPr>
+        <w:t xml:space="preserve">         1.1  Aufbau und Funktion der Atmosphäre</w:t>
+      </w:r>
+    </w:p>
+    <w:p>
+      <w:pPr>
+        <w:spacing w:after="24" w:before="36"/>
+      </w:pPr>
+      <w:r>
+        <w:rPr>
+          <w:rFonts w:ascii="Arial" w:cs="Arial" w:eastAsia="Arial" w:hAnsi="Arial"/>
+          <w:b w:val="false"/>
+          <w:bCs w:val="false"/>
+          <w:color w:val="5A6270"/>
+          <w:sz w:val="20"/>
+          <w:szCs w:val="20"/>
+        </w:rPr>
+        <w:t xml:space="preserve">         1.2  Der Wasserkreislauf</w:t>
+      </w:r>
+    </w:p>
+    <w:p>
+      <w:pPr>
+        <w:spacing w:after="24" w:before="36"/>
+      </w:pPr>
+      <w:r>
+        <w:rPr>
+          <w:rFonts w:ascii="Arial" w:cs="Arial" w:eastAsia="Arial" w:hAnsi="Arial"/>
+          <w:b w:val="false"/>
+          <w:bCs w:val="false"/>
+          <w:color w:val="5A6270"/>
+          <w:sz w:val="20"/>
+          <w:szCs w:val="20"/>
+        </w:rPr>
+        <w:t xml:space="preserve">         1.3  Entstehung von Wirbelstürmen</w:t>
+      </w:r>
+    </w:p>
+    <w:p>
+      <w:pPr>
+        <w:spacing w:after="24" w:before="36"/>
+      </w:pPr>
+      <w:r>
+        <w:rPr>
+          <w:rFonts w:ascii="Arial" w:cs="Arial" w:eastAsia="Arial" w:hAnsi="Arial"/>
+          <w:b w:val="false"/>
+          <w:bCs w:val="false"/>
+          <w:color w:val="5A6270"/>
+          <w:sz w:val="20"/>
+          <w:szCs w:val="20"/>
+        </w:rPr>
+        <w:t xml:space="preserve">         1.4  Natürlicher und anthropogener Treibhauseffekt</w:t>
+      </w:r>
+    </w:p>
+    <w:p>
+      <w:pPr>
+        <w:spacing w:after="24" w:before="36"/>
+      </w:pPr>
+      <w:r>
+        <w:rPr>
+          <w:rFonts w:ascii="Arial" w:cs="Arial" w:eastAsia="Arial" w:hAnsi="Arial"/>
+          <w:b w:val="false"/>
+          <w:bCs w:val="false"/>
+          <w:color w:val="5A6270"/>
+          <w:sz w:val="20"/>
+          <w:szCs w:val="20"/>
+        </w:rPr>
+        <w:t xml:space="preserve">         1.5  Klimawandel: Belege und globale Folgen</w:t>
+      </w:r>
+    </w:p>
+    <w:p>
+      <w:pPr>
+        <w:spacing w:after="24" w:before="36"/>
+      </w:pPr>
+      <w:r>
+        <w:rPr>
+          <w:rFonts w:ascii="Arial" w:cs="Arial" w:eastAsia="Arial" w:hAnsi="Arial"/>
+          <w:b w:val="false"/>
+          <w:bCs w:val="false"/>
+          <w:color w:val="5A6270"/>
+          <w:sz w:val="20"/>
+          <w:szCs w:val="20"/>
+        </w:rPr>
+        <w:t xml:space="preserve">         1.6  Klimaschutz und internationale Abkommen</w:t>
+      </w:r>
+    </w:p>
+    <w:p>
+      <w:pPr>
+        <w:spacing w:after="60" w:before="100"/>
+      </w:pPr>
+      <w:r>
+        <w:rPr>
+          <w:rFonts w:ascii="Arial" w:cs="Arial" w:eastAsia="Arial" w:hAnsi="Arial"/>
+          <w:b/>
+          <w:bCs/>
+          <w:color w:val="1A3A5C"/>
+          <w:sz w:val="22"/>
+          <w:szCs w:val="22"/>
+        </w:rPr>
+        <w:t xml:space="preserve">2  Didaktisches Setting</w:t>
+      </w:r>
+    </w:p>
+    <w:p>
+      <w:pPr>
+        <w:spacing w:after="24" w:before="36"/>
+      </w:pPr>
+      <w:r>
+        <w:rPr>
+          <w:rFonts w:ascii="Arial" w:cs="Arial" w:eastAsia="Arial" w:hAnsi="Arial"/>
+          <w:b w:val="false"/>
+          <w:bCs w:val="false"/>
+          <w:color w:val="5A6270"/>
+          <w:sz w:val="20"/>
+          <w:szCs w:val="20"/>
+        </w:rPr>
+        <w:t xml:space="preserve">         2.1  Lehrplanbezug und curriculare Einordnung</w:t>
+      </w:r>
+    </w:p>
+    <w:p>
+      <w:pPr>
+        <w:spacing w:after="24" w:before="36"/>
+      </w:pPr>
+      <w:r>
+        <w:rPr>
+          <w:rFonts w:ascii="Arial" w:cs="Arial" w:eastAsia="Arial" w:hAnsi="Arial"/>
+          <w:b w:val="false"/>
+          <w:bCs w:val="false"/>
+          <w:color w:val="5A6270"/>
+          <w:sz w:val="20"/>
+          <w:szCs w:val="20"/>
+        </w:rPr>
+        <w:t xml:space="preserve">         2.2  Lernziele</w:t>
+      </w:r>
+    </w:p>
+    <w:p>
+      <w:pPr>
+        <w:spacing w:after="24" w:before="36"/>
+      </w:pPr>
+      <w:r>
+        <w:rPr>
+          <w:rFonts w:ascii="Arial" w:cs="Arial" w:eastAsia="Arial" w:hAnsi="Arial"/>
+          <w:b w:val="false"/>
+          <w:bCs w:val="false"/>
+          <w:color w:val="5A6270"/>
+          <w:sz w:val="20"/>
+          <w:szCs w:val="20"/>
+        </w:rPr>
+        <w:t xml:space="preserve">         2.3  Einbettung in die Unterrichtssequenz</w:t>
+      </w:r>
+    </w:p>
+    <w:p>
+      <w:pPr>
+        <w:spacing w:after="60" w:before="100"/>
+      </w:pPr>
+      <w:r>
+        <w:rPr>
+          <w:rFonts w:ascii="Arial" w:cs="Arial" w:eastAsia="Arial" w:hAnsi="Arial"/>
+          <w:b/>
+          <w:bCs/>
+          <w:color w:val="1A3A5C"/>
+          <w:sz w:val="22"/>
+          <w:szCs w:val="22"/>
+        </w:rPr>
+        <w:t xml:space="preserve">3  Pädagogische Entscheidungen</w:t>
+      </w:r>
+    </w:p>
+    <w:p>
+      <w:pPr>
+        <w:spacing w:after="24" w:before="36"/>
+      </w:pPr>
+      <w:r>
+        <w:rPr>
+          <w:rFonts w:ascii="Arial" w:cs="Arial" w:eastAsia="Arial" w:hAnsi="Arial"/>
+          <w:b w:val="false"/>
+          <w:bCs w:val="false"/>
+          <w:color w:val="5A6270"/>
+          <w:sz w:val="20"/>
+          <w:szCs w:val="20"/>
+        </w:rPr>
+        <w:t xml:space="preserve">         3.1  Methodenwahl: Game-Based Learning mit Escape Room</w:t>
+      </w:r>
+    </w:p>
+    <w:p>
+      <w:pPr>
+        <w:spacing w:after="24" w:before="36"/>
+      </w:pPr>
+      <w:r>
+        <w:rPr>
+          <w:rFonts w:ascii="Arial" w:cs="Arial" w:eastAsia="Arial" w:hAnsi="Arial"/>
+          <w:b w:val="false"/>
+          <w:bCs w:val="false"/>
+          <w:color w:val="5A6270"/>
+          <w:sz w:val="20"/>
+          <w:szCs w:val="20"/>
+        </w:rPr>
+        <w:t xml:space="preserve">         3.2  Entscheidung gegen einen Countdown-Timer</w:t>
+      </w:r>
+    </w:p>
+    <w:p>
+      <w:pPr>
+        <w:spacing w:after="24" w:before="36"/>
+      </w:pPr>
+      <w:r>
+        <w:rPr>
+          <w:rFonts w:ascii="Arial" w:cs="Arial" w:eastAsia="Arial" w:hAnsi="Arial"/>
+          <w:b w:val="false"/>
+          <w:bCs w:val="false"/>
+          <w:color w:val="5A6270"/>
+          <w:sz w:val="20"/>
+          <w:szCs w:val="20"/>
+        </w:rPr>
+        <w:t xml:space="preserve">         3.3  Progressiver Aufgabenaufbau</w:t>
+      </w:r>
+    </w:p>
+    <w:p>
+      <w:pPr>
+        <w:spacing w:after="24" w:before="36"/>
+      </w:pPr>
+      <w:r>
+        <w:rPr>
+          <w:rFonts w:ascii="Arial" w:cs="Arial" w:eastAsia="Arial" w:hAnsi="Arial"/>
+          <w:b w:val="false"/>
+          <w:bCs w:val="false"/>
+          <w:color w:val="5A6270"/>
+          <w:sz w:val="20"/>
+          <w:szCs w:val="20"/>
+        </w:rPr>
+        <w:t xml:space="preserve">         3.4  Teamgröße und Rollenverteilung</w:t>
+      </w:r>
+    </w:p>
+    <w:p>
+      <w:pPr>
+        <w:spacing w:after="24" w:before="36"/>
+      </w:pPr>
+      <w:r>
+        <w:rPr>
+          <w:rFonts w:ascii="Arial" w:cs="Arial" w:eastAsia="Arial" w:hAnsi="Arial"/>
+          <w:b w:val="false"/>
+          <w:bCs w:val="false"/>
+          <w:color w:val="5A6270"/>
+          <w:sz w:val="20"/>
+          <w:szCs w:val="20"/>
+        </w:rPr>
+        <w:t xml:space="preserve">         3.5  Tresor-Ziffern und das Notieren</w:t>
+      </w:r>
+    </w:p>
+    <w:p>
+      <w:pPr>
+        <w:spacing w:after="24" w:before="36"/>
+      </w:pPr>
+      <w:r>
+        <w:rPr>
+          <w:rFonts w:ascii="Arial" w:cs="Arial" w:eastAsia="Arial" w:hAnsi="Arial"/>
+          <w:b w:val="false"/>
+          <w:bCs w:val="false"/>
+          <w:color w:val="5A6270"/>
+          <w:sz w:val="20"/>
+          <w:szCs w:val="20"/>
+        </w:rPr>
+        <w:t xml:space="preserve">         3.6  Debriefing als obligatorische Lernphase</w:t>
+      </w:r>
+    </w:p>
+    <w:p>
+      <w:pPr>
+        <w:spacing w:after="24" w:before="36"/>
+      </w:pPr>
+      <w:r>
+        <w:rPr>
+          <w:rFonts w:ascii="Arial" w:cs="Arial" w:eastAsia="Arial" w:hAnsi="Arial"/>
+          <w:b w:val="false"/>
+          <w:bCs w:val="false"/>
+          <w:color w:val="5A6270"/>
+          <w:sz w:val="20"/>
+          <w:szCs w:val="20"/>
+        </w:rPr>
+        <w:t xml:space="preserve">         3.7  Datenschutz- und urheberrechtliche Entscheidungen</w:t>
+      </w:r>
+    </w:p>
+    <w:p>
+      <w:pPr>
+        <w:spacing w:after="60" w:before="100"/>
+      </w:pPr>
+      <w:r>
+        <w:rPr>
+          <w:rFonts w:ascii="Arial" w:cs="Arial" w:eastAsia="Arial" w:hAnsi="Arial"/>
+          <w:b/>
+          <w:bCs/>
+          <w:color w:val="1A3A5C"/>
+          <w:sz w:val="22"/>
+          <w:szCs w:val="22"/>
+        </w:rPr>
+        <w:t xml:space="preserve">4  Durchführungshinweise</w:t>
+      </w:r>
+    </w:p>
+    <w:p>
+      <w:pPr>
+        <w:spacing w:after="24" w:before="36"/>
+      </w:pPr>
+      <w:r>
+        <w:rPr>
+          <w:rFonts w:ascii="Arial" w:cs="Arial" w:eastAsia="Arial" w:hAnsi="Arial"/>
+          <w:b w:val="false"/>
+          <w:bCs w:val="false"/>
+          <w:color w:val="5A6270"/>
+          <w:sz w:val="20"/>
+          <w:szCs w:val="20"/>
+        </w:rPr>
+        <w:t xml:space="preserve">         4.1  Technische Vorbereitung</w:t>
+      </w:r>
+    </w:p>
+    <w:p>
+      <w:pPr>
+        <w:spacing w:after="24" w:before="36"/>
+      </w:pPr>
+      <w:r>
+        <w:rPr>
+          <w:rFonts w:ascii="Arial" w:cs="Arial" w:eastAsia="Arial" w:hAnsi="Arial"/>
+          <w:b w:val="false"/>
+          <w:bCs w:val="false"/>
+          <w:color w:val="5A6270"/>
+          <w:sz w:val="20"/>
+          <w:szCs w:val="20"/>
+        </w:rPr>
+        <w:t xml:space="preserve">         4.2  Ablaufplanung</w:t>
+      </w:r>
+    </w:p>
+    <w:p>
+      <w:pPr>
+        <w:spacing w:after="24" w:before="36"/>
+      </w:pPr>
+      <w:r>
+        <w:rPr>
+          <w:rFonts w:ascii="Arial" w:cs="Arial" w:eastAsia="Arial" w:hAnsi="Arial"/>
+          <w:b w:val="false"/>
+          <w:bCs w:val="false"/>
+          <w:color w:val="5A6270"/>
+          <w:sz w:val="20"/>
+          <w:szCs w:val="20"/>
+        </w:rPr>
+        <w:t xml:space="preserve">         4.3  Rolle der Lehrkraft</w:t>
+      </w:r>
+    </w:p>
+    <w:p>
+      <w:pPr>
+        <w:spacing w:after="24" w:before="36"/>
+      </w:pPr>
+      <w:r>
+        <w:rPr>
+          <w:rFonts w:ascii="Arial" w:cs="Arial" w:eastAsia="Arial" w:hAnsi="Arial"/>
+          <w:b w:val="false"/>
+          <w:bCs w:val="false"/>
+          <w:color w:val="5A6270"/>
+          <w:sz w:val="20"/>
+          <w:szCs w:val="20"/>
+        </w:rPr>
+        <w:t xml:space="preserve">         4.4  Fortsetzung in der Folgestunde</w:t>
+      </w:r>
+    </w:p>
+    <w:p>
+      <w:pPr>
+        <w:spacing w:after="60" w:before="100"/>
+      </w:pPr>
+      <w:r>
+        <w:rPr>
+          <w:rFonts w:ascii="Arial" w:cs="Arial" w:eastAsia="Arial" w:hAnsi="Arial"/>
+          <w:b/>
+          <w:bCs/>
+          <w:color w:val="1A3A5C"/>
+          <w:sz w:val="22"/>
+          <w:szCs w:val="22"/>
+        </w:rPr>
+        <w:t xml:space="preserve">5  Rechtliche Hinweise und Lizenzangaben</w:t>
+      </w:r>
+    </w:p>
+    <w:p>
+      <w:pPr>
+        <w:spacing w:after="24" w:before="36"/>
+      </w:pPr>
+      <w:r>
+        <w:rPr>
+          <w:rFonts w:ascii="Arial" w:cs="Arial" w:eastAsia="Arial" w:hAnsi="Arial"/>
+          <w:b w:val="false"/>
+          <w:bCs w:val="false"/>
+          <w:color w:val="5A6270"/>
+          <w:sz w:val="20"/>
+          <w:szCs w:val="20"/>
+        </w:rPr>
+        <w:t xml:space="preserve">         5.1  Lizenzangaben der eingebetteten Schriften</w:t>
+      </w:r>
+    </w:p>
+    <w:p>
+      <w:pPr>
+        <w:spacing w:after="24" w:before="36"/>
+      </w:pPr>
+      <w:r>
+        <w:rPr>
+          <w:rFonts w:ascii="Arial" w:cs="Arial" w:eastAsia="Arial" w:hAnsi="Arial"/>
+          <w:b w:val="false"/>
+          <w:bCs w:val="false"/>
+          <w:color w:val="5A6270"/>
+          <w:sz w:val="20"/>
+          <w:szCs w:val="20"/>
+        </w:rPr>
+        <w:t xml:space="preserve">         5.2  Urheberrecht, KI-Generierung und Haftungshinweis</w:t>
+      </w:r>
+    </w:p>
+    <w:p>
+      <w:pPr>
+        <w:spacing w:after="24" w:before="36"/>
+      </w:pPr>
+      <w:r>
+        <w:rPr>
+          <w:rFonts w:ascii="Arial" w:cs="Arial" w:eastAsia="Arial" w:hAnsi="Arial"/>
+          <w:b w:val="false"/>
+          <w:bCs w:val="false"/>
+          <w:color w:val="5A6270"/>
+          <w:sz w:val="20"/>
+          <w:szCs w:val="20"/>
+        </w:rPr>
+        <w:t xml:space="preserve">         5.3  Datenschutzrechtliche Einordnung</w:t>
+      </w:r>
+    </w:p>
+    <w:p>
+      <w:pPr>
+        <w:spacing w:after="60" w:before="100"/>
+      </w:pPr>
+      <w:r>
+        <w:rPr>
+          <w:rFonts w:ascii="Arial" w:cs="Arial" w:eastAsia="Arial" w:hAnsi="Arial"/>
+          <w:b/>
+          <w:bCs/>
+          <w:color w:val="1A3A5C"/>
+          <w:sz w:val="22"/>
+          <w:szCs w:val="22"/>
+        </w:rPr>
+        <w:t xml:space="preserve">6  Lösungsbogen</w:t>
+      </w:r>
+    </w:p>
+    <w:p>
+      <w:pPr>
+        <w:spacing w:after="40" w:before="0"/>
       </w:pPr>
       <w:r>
         <w:t xml:space="preserve"/>
@@ -236,22 +822,7 @@
           <w:sz w:val="22"/>
           <w:szCs w:val="22"/>
         </w:rPr>
-        <w:t xml:space="preserve">Die Erdatmosphäre ist eine konzentrische Gashülle, die den Planeten umgibt. Sie besteht zu 78 % aus Stickstoff (N₂), zu 21 % aus Sauerstoff (O₂) sowie aus Spurengasen (CO₂, CH₄, Ar u. a.). Für das Klimasystem entscheidend sind vor allem die Treibhausgase.</w:t>
-      </w:r>
-    </w:p>
-    <w:p>
-      <w:pPr>
-        <w:spacing w:after="100" w:before="60"/>
-        <w:jc w:val="both"/>
-      </w:pPr>
-      <w:r>
-        <w:rPr>
-          <w:rFonts w:ascii="Arial" w:cs="Arial" w:eastAsia="Arial" w:hAnsi="Arial"/>
-          <w:color w:val="000000"/>
-          <w:sz w:val="22"/>
-          <w:szCs w:val="22"/>
-        </w:rPr>
-        <w:t xml:space="preserve">Die Atmosphäre ist vertikal in Schichten gegliedert, die sich durch Temperaturgradienten voneinander abgrenzen:</w:t>
+        <w:t xml:space="preserve">Die Erdatmosphäre ist eine konzentrische Gashülle, die den Planeten umgibt. Sie besteht zu 78 % aus Stickstoff (N₂), zu 21 % aus Sauerstoff (O₂) sowie aus Spurengasen (CO₂, CH₄, Ar u. a.). Für das Klimasystem entscheidend sind vor allem die Treibhausgase.</w:t>
       </w:r>
     </w:p>
     <w:p>
@@ -269,7 +840,7 @@
           <w:sz w:val="22"/>
           <w:szCs w:val="22"/>
         </w:rPr>
-        <w:t xml:space="preserve">Troposphäre (0–12 km): Hier findet das gesamte Wettergeschehen statt. Die Temperatur sinkt mit der Höhe. Flugzeuge verkehren in der oberen Troposphäre.</w:t>
+        <w:t xml:space="preserve">Troposphäre (0–12 km): Wetter- und Flugverkehrszone. Temperatur sinkt mit der Höhe. Die Obergrenzentemperatur beträgt ca. –60 °C.</w:t>
       </w:r>
     </w:p>
     <w:p>
@@ -287,7 +858,7 @@
           <w:sz w:val="22"/>
           <w:szCs w:val="22"/>
         </w:rPr>
-        <w:t xml:space="preserve">Stratosphäre (12–50 km): Enthält die Ozonschicht (ca. 20–30 km), die kurzwellige UV-B- und UV-C-Strahlung der Sonne absorbiert und so das Leben auf der Erde schützt.</w:t>
+        <w:t xml:space="preserve">Stratosphäre (12–50 km): Enthält die Ozonschicht (ca. 20–30 km), die kurzwellige UV-Strahlung absorbiert und so das Leben auf der Erde schützt.</w:t>
       </w:r>
     </w:p>
     <w:p>
@@ -305,7 +876,7 @@
           <w:sz w:val="22"/>
           <w:szCs w:val="22"/>
         </w:rPr>
-        <w:t xml:space="preserve">Mesosphäre (50–80 km): Kälteste Schicht; Meteore verglühen hier durch Reibung.</w:t>
+        <w:t xml:space="preserve">Mesosphäre (50–80 km): Kälteste Schicht; Meteore vergühen hier durch Reibung. Sternschnuppen entstehen hier.</w:t>
       </w:r>
     </w:p>
     <w:p>
@@ -381,94 +952,7 @@
           <w:sz w:val="22"/>
           <w:szCs w:val="22"/>
         </w:rPr>
-        <w:t xml:space="preserve">Der hydrologische Kreislauf beschreibt den kontinuierlichen Austausch von Wasser zwischen Erdoberfläche, Atmosphäre und Lithosphäre. Antriebsenergie liefert die Sonnenstrahlung. Kernprozesse sind:</w:t>
-      </w:r>
-    </w:p>
-    <w:p>
-      <w:pPr>
-        <w:pStyle w:val="ListParagraph"/>
-        <w:numPr>
-          <w:ilvl w:val="0"/>
-          <w:numId w:val="2"/>
-        </w:numPr>
-        <w:spacing w:after="40" w:before="40"/>
-      </w:pPr>
-      <w:r>
-        <w:rPr>
-          <w:rFonts w:ascii="Arial" w:cs="Arial" w:eastAsia="Arial" w:hAnsi="Arial"/>
-          <w:sz w:val="22"/>
-          <w:szCs w:val="22"/>
-        </w:rPr>
-        <w:t xml:space="preserve">Evaporation und Transpiration: Meere, Seen und Vegetation geben Wasserdampf ab. Warme Luft nimmt mehr Feuchtigkeit auf als kalte (Clausius-Clapeyron-Beziehung).</w:t>
-      </w:r>
-    </w:p>
-    <w:p>
-      <w:pPr>
-        <w:pStyle w:val="ListParagraph"/>
-        <w:numPr>
-          <w:ilvl w:val="0"/>
-          <w:numId w:val="2"/>
-        </w:numPr>
-        <w:spacing w:after="40" w:before="40"/>
-      </w:pPr>
-      <w:r>
-        <w:rPr>
-          <w:rFonts w:ascii="Arial" w:cs="Arial" w:eastAsia="Arial" w:hAnsi="Arial"/>
-          <w:sz w:val="22"/>
-          <w:szCs w:val="22"/>
-        </w:rPr>
-        <w:t xml:space="preserve">Kondensation und Wolkenbildung: Steigt Luft auf und kühlt sich ab, kondensiert Wasserdampf an Kondensationskernen zu Wolkentröpfchen.</w:t>
-      </w:r>
-    </w:p>
-    <w:p>
-      <w:pPr>
-        <w:pStyle w:val="ListParagraph"/>
-        <w:numPr>
-          <w:ilvl w:val="0"/>
-          <w:numId w:val="2"/>
-        </w:numPr>
-        <w:spacing w:after="40" w:before="40"/>
-      </w:pPr>
-      <w:r>
-        <w:rPr>
-          <w:rFonts w:ascii="Arial" w:cs="Arial" w:eastAsia="Arial" w:hAnsi="Arial"/>
-          <w:sz w:val="22"/>
-          <w:szCs w:val="22"/>
-        </w:rPr>
-        <w:t xml:space="preserve">Niederschlag: Wenn Wolkentröpfchen zu schwer werden, fallen sie als Regen, Schnee oder Hagel.</w:t>
-      </w:r>
-    </w:p>
-    <w:p>
-      <w:pPr>
-        <w:pStyle w:val="ListParagraph"/>
-        <w:numPr>
-          <w:ilvl w:val="0"/>
-          <w:numId w:val="2"/>
-        </w:numPr>
-        <w:spacing w:after="40" w:before="40"/>
-      </w:pPr>
-      <w:r>
-        <w:rPr>
-          <w:rFonts w:ascii="Arial" w:cs="Arial" w:eastAsia="Arial" w:hAnsi="Arial"/>
-          <w:sz w:val="22"/>
-          <w:szCs w:val="22"/>
-        </w:rPr>
-        <w:t xml:space="preserve">Versickerung, Abfluss, Grundwasser: Das Wasser versickert in den Boden, fließt oberirdisch über Flüsse ab oder speist Grundwasserreservoirs, die es schließlich ins Meer zurückbringen.</w:t>
-      </w:r>
-    </w:p>
-    <w:p>
-      <w:pPr>
-        <w:spacing w:after="100" w:before="60"/>
-        <w:jc w:val="both"/>
-      </w:pPr>
-      <w:r>
-        <w:rPr>
-          <w:rFonts w:ascii="Arial" w:cs="Arial" w:eastAsia="Arial" w:hAnsi="Arial"/>
-          <w:color w:val="000000"/>
-          <w:sz w:val="22"/>
-          <w:szCs w:val="22"/>
-        </w:rPr>
-        <w:t xml:space="preserve">Der Klimawandel intensiviert den Kreislauf: Höhere Temperaturen steigern die Verdunstung, was zu mehr extremen Niederschlägen, aber auch längeren Trockenperioden führt. Anthropogene Eingriffe (Begradigung von Flüssen, Entwässerung) stören lokale Kreisläufe gravierend – wie das Beispiel des Aralsees zeigt, der durch massive Flussableitungen zur Bewässerung fast vollständig austrocknete.</w:t>
+        <w:t xml:space="preserve">Der hydrologische Kreislauf beschreibt den kontinuierlichen Austausch von Wasser zwischen Erdoberfläche, Atmosphäre und Lithosphäre. Antriebsenergie liefert die Sonnenstrahlung. Das Wasser verdunstet über den Ozeanen, steigt als Wasserdampf auf, kondensiert zu Wolken und fällt als Niederschlag. Es versickert, fließt über Flüsse ab oder speist Grundwasserreservoirs und gelangt schließlich ins Meer zurück. Der Klimawandel intensiviert den Kreislauf: Höhere Temperaturen steigern die Verdunstung, was zu mehr extremen Niederschlägen, aber auch längeren Trockenperioden führt. Das Aralsee-Beispiel zeigt drastisch, wie menschliche Eingriffe lokale Kreisläufe zerstören können.</w:t>
       </w:r>
     </w:p>
     <w:p>
@@ -493,7 +977,7 @@
           <w:sz w:val="26"/>
           <w:szCs w:val="26"/>
         </w:rPr>
-        <w:t xml:space="preserve">1.3  Entstehung von Wirbelstürmen</w:t>
+        <w:t xml:space="preserve">1.3  Entstehung von Wirbelsturmen</w:t>
       </w:r>
     </w:p>
     <w:p>
@@ -508,22 +992,7 @@
           <w:sz w:val="22"/>
           <w:szCs w:val="22"/>
         </w:rPr>
-        <w:t xml:space="preserve">Tropische Wirbelstürme (je nach Region: Hurrikan, Zyklon, Taifun) entstehen ausschließlich über warmem Meerwasser (≥ 27 °C) in tropischen Breiten. Aufsteigende feuchtwarme Luft erzeugt Konvektion; die Corioliskraft versetzt die Luftmassen in Rotation. Das „Auge" ist ein nahezu windstiller Bereich niedrigen Drucks im Zentrum. Hurrikane erreichen Windgeschwindigkeiten bis 350 km/h und können Durchmesser von mehreren hundert Kilometern haben; ihre Lebensdauer beträgt 5–10 Tage.</w:t>
-      </w:r>
-    </w:p>
-    <w:p>
-      <w:pPr>
-        <w:spacing w:after="100" w:before="60"/>
-        <w:jc w:val="both"/>
-      </w:pPr>
-      <w:r>
-        <w:rPr>
-          <w:rFonts w:ascii="Arial" w:cs="Arial" w:eastAsia="Arial" w:hAnsi="Arial"/>
-          <w:color w:val="000000"/>
-          <w:sz w:val="22"/>
-          <w:szCs w:val="22"/>
-        </w:rPr>
-        <w:t xml:space="preserve">Tornados entstehen demgegenüber über Land durch thermische Konvektion: Erhitzte Luft steigt rasch auf und gerät in Rotation, die sich zu einem engen Rüssel (Durchmesser 20 m – 1 km) ausbildet. Windgeschwindigkeiten können bis 500 km/h erreichen, die Dauer beträgt aber meist nur Minuten. Die Enhanced Fujita-Skala (EF0–EF5) klassifiziert Tornados nach ihren Schadenswirkungen.</w:t>
+        <w:t xml:space="preserve">Tropische Wirbelsturme (je nach Region: Hurrikan, Zyklon, Taifun) entstehen ausschließlich über warmem Meerwasser (≥ 27 °C) in tropischen Breiten. Aufsteigende feuchtwarme Luft erzeugt Konvektion; die Corioliskraft versetzt die Luftmassen in Rotation. Das „Auge“ ist ein nahezu windstiller Bereich niedrigen Drucks im Zentrum. Hurrikane erreichen Windgeschwindigkeiten bis 350 km/h und können Durchmesser von mehreren hundert Kilometern haben; ihre Lebensdauer beträgt 5–10 Tage. Tornados entstehen demgegenüber über Land durch thermische Konvektion: Erhitzte Luft steigt rasch auf und gerät in Rotation, die sich zu einem engen Rüssel (Durchmesser 20 m – 1 km) ausbildet. Windgeschwindigkeiten können bis 500 km/h erreichen, die Dauer beträgt aber meist nur Minuten.</w:t>
       </w:r>
     </w:p>
     <w:p>
@@ -563,22 +1032,7 @@
           <w:sz w:val="22"/>
           <w:szCs w:val="22"/>
         </w:rPr>
-        <w:t xml:space="preserve">Treibhausgase (H₂O, CO₂, CH₄, N₂O, O₃) absorbieren die langwellige Wärmestrahlung der Erdoberfläche und emittieren sie teilweise zurück – ähnlich dem Glas eines Gewächshauses. Ohne diesen natürlichen Treibhauseffekt betrüge die globale Mitteltemperatur ca. –18 °C statt der heutigen +15 °C.</w:t>
-      </w:r>
-    </w:p>
-    <w:p>
-      <w:pPr>
-        <w:spacing w:after="100" w:before="60"/>
-        <w:jc w:val="both"/>
-      </w:pPr>
-      <w:r>
-        <w:rPr>
-          <w:rFonts w:ascii="Arial" w:cs="Arial" w:eastAsia="Arial" w:hAnsi="Arial"/>
-          <w:color w:val="000000"/>
-          <w:sz w:val="22"/>
-          <w:szCs w:val="22"/>
-        </w:rPr>
-        <w:t xml:space="preserve">Seit Beginn der Industrialisierung (ca. 1850) hat der Mensch durch Verbrennung fossiler Energieträger (Kohle, Erdöl, Erdgas), industrielle Prozesse, Entwaldung und Landwirtschaft (Methan aus Reisfeldern und Viehzucht) die Konzentration von CO₂ und CH₄ in der Atmosphäre erheblich erhöht. Dies verstärkt den natürlichen Treibhauseffekt und führt zu einer zusätzlichen Erwärmung (anthropogener Treibhauseffekt).</w:t>
+        <w:t xml:space="preserve">Treibhausgase (H₂O, CO₂, CH₄, N₂O, O₃) absorbieren die langwellige Wärmestrahlung der Erdoberfläche und emittieren sie teilweise zurück. Ohne diesen natürlichen Treibhauseffekt betrüge die globale Mitteltemperatur ca. –18 °C statt der heutigen +15 °C. Seit Beginn der Industrialisierung (ca. 1850) hat der Mensch durch Verbrennung fossiler Energieträger, industrielle Prozesse, Entwaldung und Landwirtschaft die Konzentration von CO₂ und CH₄ erheblich erhöht. Dies verstärkt den natürlichen Treibhauseffekt und führt zu zusätzlicher Erwärmung (anthropogener Treibhauseffekt).</w:t>
       </w:r>
     </w:p>
     <w:p>
@@ -618,94 +1072,7 @@
           <w:sz w:val="22"/>
           <w:szCs w:val="22"/>
         </w:rPr>
-        <w:t xml:space="preserve">Die globale Mitteltemperatur ist seit Beginn der Industrialisierung um ca. 0,9 °C gestiegen (Stand 2020). Zu den messbaren Indikatoren zählen:</w:t>
-      </w:r>
-    </w:p>
-    <w:p>
-      <w:pPr>
-        <w:pStyle w:val="ListParagraph"/>
-        <w:numPr>
-          <w:ilvl w:val="0"/>
-          <w:numId w:val="2"/>
-        </w:numPr>
-        <w:spacing w:after="40" w:before="40"/>
-      </w:pPr>
-      <w:r>
-        <w:rPr>
-          <w:rFonts w:ascii="Arial" w:cs="Arial" w:eastAsia="Arial" w:hAnsi="Arial"/>
-          <w:sz w:val="22"/>
-          <w:szCs w:val="22"/>
-        </w:rPr>
-        <w:t xml:space="preserve">Temperaturanstieg: NOAA-Daten zeigen eine deutliche Erwärmung seit den 1980er Jahren.</w:t>
-      </w:r>
-    </w:p>
-    <w:p>
-      <w:pPr>
-        <w:pStyle w:val="ListParagraph"/>
-        <w:numPr>
-          <w:ilvl w:val="0"/>
-          <w:numId w:val="2"/>
-        </w:numPr>
-        <w:spacing w:after="40" w:before="40"/>
-      </w:pPr>
-      <w:r>
-        <w:rPr>
-          <w:rFonts w:ascii="Arial" w:cs="Arial" w:eastAsia="Arial" w:hAnsi="Arial"/>
-          <w:sz w:val="22"/>
-          <w:szCs w:val="22"/>
-        </w:rPr>
-        <w:t xml:space="preserve">Meeresspiegelanstieg: Ca. 20 cm seit 1900 durch Wärmeausdehnung des Meerwassers und schmelzende Gletscher und Eiskappen.</w:t>
-      </w:r>
-    </w:p>
-    <w:p>
-      <w:pPr>
-        <w:pStyle w:val="ListParagraph"/>
-        <w:numPr>
-          <w:ilvl w:val="0"/>
-          <w:numId w:val="2"/>
-        </w:numPr>
-        <w:spacing w:after="40" w:before="40"/>
-      </w:pPr>
-      <w:r>
-        <w:rPr>
-          <w:rFonts w:ascii="Arial" w:cs="Arial" w:eastAsia="Arial" w:hAnsi="Arial"/>
-          <w:sz w:val="22"/>
-          <w:szCs w:val="22"/>
-        </w:rPr>
-        <w:t xml:space="preserve">Gletscherschmelze: Weltweit verlieren Gletscher an Masse; das antarktische Inlandeis verliert seit 1990 ca. 4.500 Gigatonnen Eis.</w:t>
-      </w:r>
-    </w:p>
-    <w:p>
-      <w:pPr>
-        <w:pStyle w:val="ListParagraph"/>
-        <w:numPr>
-          <w:ilvl w:val="0"/>
-          <w:numId w:val="2"/>
-        </w:numPr>
-        <w:spacing w:after="40" w:before="40"/>
-      </w:pPr>
-      <w:r>
-        <w:rPr>
-          <w:rFonts w:ascii="Arial" w:cs="Arial" w:eastAsia="Arial" w:hAnsi="Arial"/>
-          <w:sz w:val="22"/>
-          <w:szCs w:val="22"/>
-        </w:rPr>
-        <w:t xml:space="preserve">Phänologische Verschiebungen: Apfelblüte 20 Tage früher, Zugvögel kehren früher zurück.</w:t>
-      </w:r>
-    </w:p>
-    <w:p>
-      <w:pPr>
-        <w:spacing w:after="100" w:before="60"/>
-        <w:jc w:val="both"/>
-      </w:pPr>
-      <w:r>
-        <w:rPr>
-          <w:rFonts w:ascii="Arial" w:cs="Arial" w:eastAsia="Arial" w:hAnsi="Arial"/>
-          <w:color w:val="000000"/>
-          <w:sz w:val="22"/>
-          <w:szCs w:val="22"/>
-        </w:rPr>
-        <w:t xml:space="preserve">Folgen sind regional sehr unterschiedlich: Arktis erwärmt sich doppelt so schnell wie der globale Schnitt; Inselstaaten im Pazifik sind existenziell bedroht; in Zentralasien drohen Ernteausfälle von bis zu 30 %; in der Arktis werden neue Schifffahrtsrouten erschlossen.</w:t>
+        <w:t xml:space="preserve">Die globale Mitteltemperatur ist seit Beginn der Industrialisierung um ca. 0,9 °C gestiegen (Stand 2020). Belege: NOAA-Temperaturdaten (Erwärmungstrend seit 1880), Meeresspiegelanstieg von ca. 20 cm seit 1900, Rückgang arktischer Eisflächen, Gletscherschmelze weltweit, phänologische Verschiebungen (Apfelblüte 20 Tage früher). Die Folgen sind regional sehr unterschiedlich: Die Arktis erwärmt sich doppelt so schnell wie der globale Schnitt; Inselstaaten im Pazifik sind existenziell bedroht; in Zentralasien drohen Ernteavsfälle von bis zu 30 %; in der Arktis werden neue Schifffahrtsrouten erschlossen.</w:t>
       </w:r>
     </w:p>
     <w:p>
@@ -745,22 +1112,7 @@
           <w:sz w:val="22"/>
           <w:szCs w:val="22"/>
         </w:rPr>
-        <w:t xml:space="preserve">Das Kyoto-Protokoll (1997) verpflichtete Industrieländer erstmals zu konkreten Reduktionszielen, war jedoch unvollständig (USA und China ohne Verpflichtung). Das Pariser Abkommen (2015) vereinbart unter Beteiligung aller Staaten das Ziel, die Erderwärmung auf deutlich unter 2 °C, möglichst 1,5 °C gegenüber dem vorindustriellen Niveau zu begrenzen. Bis 2050 soll Treibhausgasneutralität erreicht werden; bis 2030 sollen die Emissionen um 55 % gegenüber 1990 gesenkt werden.</w:t>
-      </w:r>
-    </w:p>
-    <w:p>
-      <w:pPr>
-        <w:spacing w:after="100" w:before="60"/>
-        <w:jc w:val="both"/>
-      </w:pPr>
-      <w:r>
-        <w:rPr>
-          <w:rFonts w:ascii="Arial" w:cs="Arial" w:eastAsia="Arial" w:hAnsi="Arial"/>
-          <w:color w:val="000000"/>
-          <w:sz w:val="22"/>
-          <w:szCs w:val="22"/>
-        </w:rPr>
-        <w:t xml:space="preserve">Klimaschutz erfordert Handeln auf allen Ebenen: Energiewende, effizientere Mobilität (ÖPNV, Fahrrad), veränderte Konsummuster (weniger Rindfleisch, regionale Produkte, Reparieren statt Wegwerfen) und angepasste Stadtplanung (Entsiegelung, Begrünung).</w:t>
+        <w:t xml:space="preserve">Das Kyoto-Protokoll (1997) verpflichtete Industrieländer erstmals zu konkreten Reduktionszielen, war jedoch unvollständig. Das Pariser Abkommen (2015) vereinbart unter Beteiligung aller Staaten das Ziel, die Erderwärmung auf deutlich unter 2 °C, möglichst 1,5 °C zu begrenzen. Bis 2050 soll Treibhausgasneutralität erreicht werden; bis 2030 sollen die Emissionen um 55 % gegenüber 1990 gesenkt werden. Klimaschutz erfordert Handeln auf allen Ebenen: Energiewende, effizientere Mobilität, veränderte Konsummuster und angepasste Stadtplanung.</w:t>
       </w:r>
     </w:p>
     <w:p>
@@ -814,7 +1166,7 @@
           <w:sz w:val="22"/>
           <w:szCs w:val="22"/>
         </w:rPr>
-        <w:t xml:space="preserve">Die Unterrichtseinheit orientiert sich am Kernlehrplan Erdkunde NRW für die Sekundarstufe I. Relevante Inhaltsfelder und Kompetenzen:</w:t>
+        <w:t xml:space="preserve">Die Unterrichtseinheit orientiert sich am Kernlehrplan Erdkunde NRW für die Sekundarstufe I.</w:t>
       </w:r>
     </w:p>
     <w:tbl>
@@ -991,7 +1343,7 @@
                 <w:sz w:val="20"/>
                 <w:szCs w:val="20"/>
               </w:rPr>
-              <w:t xml:space="preserve">Fachwissen: Entstehung von Wirbelstürmen beschreiben</w:t>
+              <w:t xml:space="preserve">Fachwissen: Entstehung von Wirbelsturmen beschreiben</w:t>
             </w:r>
           </w:p>
         </w:tc>
@@ -1022,7 +1374,7 @@
                 <w:sz w:val="20"/>
                 <w:szCs w:val="20"/>
               </w:rPr>
-              <w:t xml:space="preserve">Raum 3 – Wirbelstürme</w:t>
+              <w:t xml:space="preserve">Raum 3 – Wirbelsturme</w:t>
             </w:r>
           </w:p>
         </w:tc>
@@ -1340,7 +1692,7 @@
                 <w:sz w:val="20"/>
                 <w:szCs w:val="20"/>
               </w:rPr>
-              <w:t xml:space="preserve">Orientierung im Raum / Systemdenken</w:t>
+              <w:t xml:space="preserve">Orientierung / Systemdenken</w:t>
             </w:r>
           </w:p>
         </w:tc>
@@ -1498,7 +1850,7 @@
           <w:sz w:val="22"/>
           <w:szCs w:val="22"/>
         </w:rPr>
-        <w:t xml:space="preserve">den Kreislauf des Wassers in seinen wesentlichen Stationen beschreiben und den Einfluss des Klimas auf den Kreislauf erläutern.</w:t>
+        <w:t xml:space="preserve">den Kreislauf des Wassers in seinen wesentlichen Stationen beschreiben und den Einfluss des Klimas erläutern.</w:t>
       </w:r>
     </w:p>
     <w:p>
@@ -1552,7 +1904,7 @@
           <w:sz w:val="22"/>
           <w:szCs w:val="22"/>
         </w:rPr>
-        <w:t xml:space="preserve">Belege für den Klimawandel aus Diagrammen und Texten herauslesen und die globalen Folgen für verschiedene Regionen beschreiben.</w:t>
+        <w:t xml:space="preserve">Belege für den Klimawandel aus Diagrammen und Texten herauslesen und die globalen Folgen beschreiben.</w:t>
       </w:r>
     </w:p>
     <w:p>
@@ -1570,7 +1922,7 @@
           <w:sz w:val="22"/>
           <w:szCs w:val="22"/>
         </w:rPr>
-        <w:t xml:space="preserve">zentrale Ziele des Pariser Abkommens nennen und konkrete Klimaschutzmaßnahmen auf individueller und gesellschaftlicher Ebene benennen.</w:t>
+        <w:t xml:space="preserve">zentrale Ziele des Pariser Abkommens nennen und konkrete Klimaschutzmaßnahmen benennen.</w:t>
       </w:r>
     </w:p>
     <w:p>
@@ -1600,21 +1952,6 @@
     </w:p>
     <w:p>
       <w:pPr>
-        <w:spacing w:after="100" w:before="60"/>
-        <w:jc w:val="both"/>
-      </w:pPr>
-      <w:r>
-        <w:rPr>
-          <w:rFonts w:ascii="Arial" w:cs="Arial" w:eastAsia="Arial" w:hAnsi="Arial"/>
-          <w:color w:val="000000"/>
-          <w:sz w:val="22"/>
-          <w:szCs w:val="22"/>
-        </w:rPr>
-        <w:t xml:space="preserve">Die Schülerinnen und Schüler …</w:t>
-      </w:r>
-    </w:p>
-    <w:p>
-      <w:pPr>
         <w:pStyle w:val="ListParagraph"/>
         <w:numPr>
           <w:ilvl w:val="0"/>
@@ -1628,7 +1965,7 @@
           <w:sz w:val="22"/>
           <w:szCs w:val="22"/>
         </w:rPr>
-        <w:t xml:space="preserve">arbeiten kooperativ und kommunizieren im Team über Lösungsstrategien (Team- und Kommunikationskompetenz).</w:t>
+        <w:t xml:space="preserve">kooperativ arbeiten und im Team über Lösungsstrategien kommunizieren (Team- und Kommunikationskompetenz).</w:t>
       </w:r>
     </w:p>
     <w:p>
@@ -1646,7 +1983,7 @@
           <w:sz w:val="22"/>
           <w:szCs w:val="22"/>
         </w:rPr>
-        <w:t xml:space="preserve">entnehmen Informationen aus Sachtexten und Diagrammen gezielt und effizient (Lesekompetenz).</w:t>
+        <w:t xml:space="preserve">Informationen aus Sachtexten und Diagrammen gezielt entnehmen (Lesekompetenz).</w:t>
       </w:r>
     </w:p>
     <w:p>
@@ -1664,7 +2001,7 @@
           <w:sz w:val="22"/>
           <w:szCs w:val="22"/>
         </w:rPr>
-        <w:t xml:space="preserve">lösen unbekannte Problemstellungen durch Kombination von Vorwissen und neu erarbeiteten Informationen (Problemlösekompetenz).</w:t>
+        <w:t xml:space="preserve">unbekannte Problemstellungen durch Kombination von Vorwissen und neu erarbeiteten Informationen lösen (Problemlösekompetenz).</w:t>
       </w:r>
     </w:p>
     <w:p>
@@ -1682,7 +2019,7 @@
           <w:sz w:val="22"/>
           <w:szCs w:val="22"/>
         </w:rPr>
-        <w:t xml:space="preserve">organisieren sich selbst, verteilen Aufgaben und reflektieren ihren Lernprozess (Selbstorganisationskompetenz).</w:t>
+        <w:t xml:space="preserve">sich selbst organisieren, Aufgaben verteilen und den Lernprozess reflektieren (Selbstorganisationskompetenz).</w:t>
       </w:r>
     </w:p>
     <w:p>
@@ -1859,14 +2196,6 @@
       </w:tr>
     </w:tbl>
     <w:p>
-      <w:pPr>
-        <w:spacing w:after="80" w:before="0"/>
-      </w:pPr>
-      <w:r>
-        <w:t xml:space="preserve"/>
-      </w:r>
-    </w:p>
-    <w:p>
       <w:r>
         <w:br w:type="page"/>
       </w:r>
@@ -1917,97 +2246,7 @@
           <w:sz w:val="22"/>
           <w:szCs w:val="22"/>
         </w:rPr>
-        <w:t xml:space="preserve">Edu-Escape Rooms kombinieren Elemente des spielbasierten Lernens (Game-Based Learning) mit kooperativem Problemlösen. Gegenüber traditionellen Übungsformen bieten sie folgende didaktische Mehrwerte, die die Methodenwahl begründen:</w:t>
-      </w:r>
-    </w:p>
-    <w:p>
-      <w:pPr>
-        <w:pStyle w:val="ListParagraph"/>
-        <w:numPr>
-          <w:ilvl w:val="0"/>
-          <w:numId w:val="2"/>
-        </w:numPr>
-        <w:spacing w:after="40" w:before="40"/>
-      </w:pPr>
-      <w:r>
-        <w:rPr>
-          <w:rFonts w:ascii="Arial" w:cs="Arial" w:eastAsia="Arial" w:hAnsi="Arial"/>
-          <w:sz w:val="22"/>
-          <w:szCs w:val="22"/>
-        </w:rPr>
-        <w:t xml:space="preserve">Intrinsische Motivation: Die Wettbewerbs- und Rätselsituation erzeugt einen hohen Aufforderungscharakter. Studien (Dewi et al. 2025; Köse &amp; Özcan 2025) belegen signifikant erhöhte Motivation und Zufriedenheit.</w:t>
-      </w:r>
-    </w:p>
-    <w:p>
-      <w:pPr>
-        <w:pStyle w:val="ListParagraph"/>
-        <w:numPr>
-          <w:ilvl w:val="0"/>
-          <w:numId w:val="2"/>
-        </w:numPr>
-        <w:spacing w:after="40" w:before="40"/>
-      </w:pPr>
-      <w:r>
-        <w:rPr>
-          <w:rFonts w:ascii="Arial" w:cs="Arial" w:eastAsia="Arial" w:hAnsi="Arial"/>
-          <w:sz w:val="22"/>
-          <w:szCs w:val="22"/>
-        </w:rPr>
-        <w:t xml:space="preserve">Aktives und entdeckendes Lernen: Schülerinnen und Schüler erschließen sich Fachinhalte durch Handeln statt durch rezeptives Zuhören (Konstruktivismus).</w:t>
-      </w:r>
-    </w:p>
-    <w:p>
-      <w:pPr>
-        <w:pStyle w:val="ListParagraph"/>
-        <w:numPr>
-          <w:ilvl w:val="0"/>
-          <w:numId w:val="2"/>
-        </w:numPr>
-        <w:spacing w:after="40" w:before="40"/>
-      </w:pPr>
-      <w:r>
-        <w:rPr>
-          <w:rFonts w:ascii="Arial" w:cs="Arial" w:eastAsia="Arial" w:hAnsi="Arial"/>
-          <w:sz w:val="22"/>
-          <w:szCs w:val="22"/>
-        </w:rPr>
-        <w:t xml:space="preserve">Authentischer Textumgang: Die Rätsel zwingen dazu, das Schulbuch gezielt zu lesen und relevante Informationen herauszufiltern – eine zentrale Kompetenz.</w:t>
-      </w:r>
-    </w:p>
-    <w:p>
-      <w:pPr>
-        <w:pStyle w:val="ListParagraph"/>
-        <w:numPr>
-          <w:ilvl w:val="0"/>
-          <w:numId w:val="2"/>
-        </w:numPr>
-        <w:spacing w:after="40" w:before="40"/>
-      </w:pPr>
-      <w:r>
-        <w:rPr>
-          <w:rFonts w:ascii="Arial" w:cs="Arial" w:eastAsia="Arial" w:hAnsi="Arial"/>
-          <w:sz w:val="22"/>
-          <w:szCs w:val="22"/>
-        </w:rPr>
-        <w:t xml:space="preserve">Differenzierung: Das dreistufige Hinweissystem ermöglicht adaptive Unterstützung, ohne Lösungen vorwegzunehmen.</w:t>
-      </w:r>
-    </w:p>
-    <w:p>
-      <w:pPr>
-        <w:pStyle w:val="ListParagraph"/>
-        <w:numPr>
-          <w:ilvl w:val="0"/>
-          <w:numId w:val="2"/>
-        </w:numPr>
-        <w:spacing w:after="40" w:before="40"/>
-      </w:pPr>
-      <w:r>
-        <w:rPr>
-          <w:rFonts w:ascii="Arial" w:cs="Arial" w:eastAsia="Arial" w:hAnsi="Arial"/>
-          <w:sz w:val="22"/>
-          <w:szCs w:val="22"/>
-        </w:rPr>
-        <w:t xml:space="preserve">Flow-Erleben: Der progressive Aufbau (einfache → komplexere Rätsel) und der Spannungsbogen der Story (Polarsturm, Eisbohrkern) können Flow-Zustände im Sinne Csikszentmihalys begünstigen.</w:t>
+        <w:t xml:space="preserve">Edu-Escape Rooms kombinieren Elemente des spielbasierten Lernens (Game-Based Learning) mit kooperativem Problemlösen. Studien (Dewi et al. 2025; Köse &amp; Özcan 2025) belegen signifikant erhöhte Motivation und Zufriedenheit. Vorteile: intrinsische Motivation durch Wettbewerbs- und Rätselsituation; aktives und entdeckendes Lernen (Konstruktivismus); authentischer Textumgang (Schulbuch gezielt lesen); dreistufiges Hinweissystem zur Differenzierung; Flow-Erleben durch progressiven Aufbau.</w:t>
       </w:r>
     </w:p>
     <w:p>
@@ -2047,7 +2286,7 @@
           <w:sz w:val="22"/>
           <w:szCs w:val="22"/>
         </w:rPr>
-        <w:t xml:space="preserve">Bewusst wurde auf einen ablaufenden Countdown verzichtet. Stattdessen läuft eine Stoppuhr aufwärts. Diese Entscheidung basiert auf mehreren Überlegungen:</w:t>
+        <w:t xml:space="preserve">Bewusst wurde auf einen ablaufenden Countdown verzichtet. Stattdessen läuft eine Stoppuhr aufwärts:</w:t>
       </w:r>
     </w:p>
     <w:p>
@@ -2065,7 +2304,7 @@
           <w:sz w:val="22"/>
           <w:szCs w:val="22"/>
         </w:rPr>
-        <w:t xml:space="preserve">Heterogenität der Klasse: Unterschiedliche Leistungsniveaus machen einen starren Zeitrahmen pädagogisch problematisch. Kein Team sollte das Spiel durch Zeit-Gameover abgebrochen sehen, bevor es inhaltlich abgeschlossen ist.</w:t>
+        <w:t xml:space="preserve">Heterogenität der Klasse: Unterschiedliche Leistungsniveaus machen einen starren Zeitrahmen pädagogisch problematisch.</w:t>
       </w:r>
     </w:p>
     <w:p>
@@ -2083,7 +2322,7 @@
           <w:sz w:val="22"/>
           <w:szCs w:val="22"/>
         </w:rPr>
-        <w:t xml:space="preserve">Mehrstündige Nutzung: Die Fortsetzungsfunktion ermöglicht die Verteilung auf mehrere Unterrichtsstunden ohne Informationsverlust.</w:t>
+        <w:t xml:space="preserve">Mehrstiundige Nutzung: Die Fortsetzungsfunktion ermöglicht Verteilung auf mehrere Unterrichtsstunden.</w:t>
       </w:r>
     </w:p>
     <w:p>
@@ -2101,7 +2340,7 @@
           <w:sz w:val="22"/>
           <w:szCs w:val="22"/>
         </w:rPr>
-        <w:t xml:space="preserve">Wettbewerb über Vergleich statt Druck: Teams vergleichen ihre Endzeiten; die Motivation entsteht durch sozialen Vergleich, nicht durch Bedrohung.</w:t>
+        <w:t xml:space="preserve">Wettbewerb über Vergleich statt Druck: Teams vergleichen ihre Endzeiten; Motivation entsteht durch sozialen Vergleich.</w:t>
       </w:r>
     </w:p>
     <w:p>
@@ -2141,43 +2380,7 @@
           <w:sz w:val="22"/>
           <w:szCs w:val="22"/>
         </w:rPr>
-        <w:t xml:space="preserve">Schritt 3 jedes Raums (Codewort / Eingabe) wird erst sichtbar, wenn Schritt 1 und Schritt 2 korrekt abgeschlossen wurden. Diese Entscheidung verfolgt zwei Ziele:</w:t>
-      </w:r>
-    </w:p>
-    <w:p>
-      <w:pPr>
-        <w:pStyle w:val="ListParagraph"/>
-        <w:numPr>
-          <w:ilvl w:val="0"/>
-          <w:numId w:val="2"/>
-        </w:numPr>
-        <w:spacing w:after="40" w:before="40"/>
-      </w:pPr>
-      <w:r>
-        <w:rPr>
-          <w:rFonts w:ascii="Arial" w:cs="Arial" w:eastAsia="Arial" w:hAnsi="Arial"/>
-          <w:sz w:val="22"/>
-          <w:szCs w:val="22"/>
-        </w:rPr>
-        <w:t xml:space="preserve">Scaffolding: Schülerinnen und Schüler werden nicht von allen Aufgaben auf einmal überwältigt. Der kognitive Aufbau ist gestaffelt.</w:t>
-      </w:r>
-    </w:p>
-    <w:p>
-      <w:pPr>
-        <w:pStyle w:val="ListParagraph"/>
-        <w:numPr>
-          <w:ilvl w:val="0"/>
-          <w:numId w:val="2"/>
-        </w:numPr>
-        <w:spacing w:after="40" w:before="40"/>
-      </w:pPr>
-      <w:r>
-        <w:rPr>
-          <w:rFonts w:ascii="Arial" w:cs="Arial" w:eastAsia="Arial" w:hAnsi="Arial"/>
-          <w:sz w:val="22"/>
-          <w:szCs w:val="22"/>
-        </w:rPr>
-        <w:t xml:space="preserve">Fehlervermeidung: Durch die Sequenzierung können keine Lösungen eingegeben werden, bevor die inhaltliche Auseinandersetzung stattgefunden hat.</w:t>
+        <w:t xml:space="preserve">Schritt 3 jedes Raums wird erst sichtbar, wenn Schritt 1 und Schritt 2 korrekt abgeschlossen wurden. Ziele: (1) Scaffolding – Schülerinnen und Schüler werden nicht von allen Aufgaben auf einmal überwältigt; (2) Fehlervermeidung – keine Lösungen können eingegeben werden, bevor die inhaltliche Auseinandersetzung stattgefunden hat.</w:t>
       </w:r>
     </w:p>
     <w:p>
@@ -2217,7 +2420,7 @@
           <w:sz w:val="22"/>
           <w:szCs w:val="22"/>
         </w:rPr>
-        <w:t xml:space="preserve">Empfohlen werden Teams von 3–4 Schülerinnen und Schülern. Eine sinnvolle Arbeitsteilung:</w:t>
+        <w:t xml:space="preserve">Empfohlen werden Teams von 3–4 Schülerinnen und Schülern. Sinnvolle Arbeitsteilung:</w:t>
       </w:r>
     </w:p>
     <w:tbl>
@@ -2597,7 +2800,7 @@
           <w:sz w:val="22"/>
           <w:szCs w:val="22"/>
         </w:rPr>
-        <w:t xml:space="preserve">Die fünf Tresor-Ziffern werden nicht dauerhaft im Interface angezeigt. Sie erscheinen nur kurz nach dem Freischalten eines Subsystems mit einem deutlichen Hinweis „Schreibt diese Ziffer auf!". Diese Entscheidung hat mehrere didaktische Gründe:</w:t>
+        <w:t xml:space="preserve">Die fünf Tresor-Ziffern werden nicht dauerhaft im Interface angezeigt. Sie erscheinen nur kurz nach dem Freischalten mit einem Hinweis „Schreibt diese Ziffer auf!“. Begründung:</w:t>
       </w:r>
     </w:p>
     <w:p>
@@ -2651,7 +2854,7 @@
           <w:sz w:val="22"/>
           <w:szCs w:val="22"/>
         </w:rPr>
-        <w:t xml:space="preserve">Motivationsfunktion der Ziffern: Die Ziffern dienen als sichtbarer Lernfortschritt und als „Speicherstand" für die Folgstunde.</w:t>
+        <w:t xml:space="preserve">Motivationsfunktion: Die Ziffern dienen als sichtbarer Lernfortschritt und als „Speicherstand“ für die Folgestunde.</w:t>
       </w:r>
     </w:p>
     <w:p>
@@ -2691,7 +2894,7 @@
           <w:sz w:val="22"/>
           <w:szCs w:val="22"/>
         </w:rPr>
-        <w:t xml:space="preserve">Der Escape Room ist kein Selbstzweck. Das Debriefing im Anschluss ist didaktisch unverzichtbar, um Spielerfahrungen mit Lernzielen zu verknüpfen. Empfohlene Fragen:</w:t>
+        <w:t xml:space="preserve">Das Debriefing ist didaktisch unverzichtbar. Empfohlene Reflexionsfragen:</w:t>
       </w:r>
     </w:p>
     <w:p>
@@ -2727,7 +2930,7 @@
           <w:sz w:val="22"/>
           <w:szCs w:val="22"/>
         </w:rPr>
-        <w:t xml:space="preserve">Was habt ihr beim Lösen über den Klimawandel gelernt, was euch vorher nicht klar war?</w:t>
+        <w:t xml:space="preserve">Was habt ihr über den Klimawandel gelernt, was euch vorher nicht klar war?</w:t>
       </w:r>
     </w:p>
     <w:p>
@@ -2766,6 +2969,1529 @@
         <w:t xml:space="preserve">Welche Fakten aus dem Spiel findet ihr am erschreckendsten / überraschendsten?</w:t>
       </w:r>
     </w:p>
+    <w:p>
+      <w:pPr>
+        <w:spacing w:after="80" w:before="0"/>
+      </w:pPr>
+      <w:r>
+        <w:t xml:space="preserve"/>
+      </w:r>
+    </w:p>
+    <w:p>
+      <w:pPr>
+        <w:pStyle w:val="Heading2"/>
+        <w:spacing w:after="80" w:before="280"/>
+      </w:pPr>
+      <w:r>
+        <w:rPr>
+          <w:rFonts w:ascii="Arial" w:cs="Arial" w:eastAsia="Arial" w:hAnsi="Arial"/>
+          <w:b/>
+          <w:bCs/>
+          <w:color w:val="2E6FA3"/>
+          <w:sz w:val="26"/>
+          <w:szCs w:val="26"/>
+        </w:rPr>
+        <w:t xml:space="preserve">3.7  Datenschutz- und urheberrechtliche Entscheidungen</w:t>
+      </w:r>
+    </w:p>
+    <w:p>
+      <w:pPr>
+        <w:spacing w:after="100" w:before="60"/>
+        <w:jc w:val="both"/>
+      </w:pPr>
+      <w:r>
+        <w:rPr>
+          <w:rFonts w:ascii="Arial" w:cs="Arial" w:eastAsia="Arial" w:hAnsi="Arial"/>
+          <w:color w:val="000000"/>
+          <w:sz w:val="22"/>
+          <w:szCs w:val="22"/>
+        </w:rPr>
+        <w:t xml:space="preserve">Beim Einsatz digitaler Lernmaterialien in der Schule sind Datenschutz und Urheberrecht verbindliche Rahmenbedingungen. Für diesen Escape Room wurden bewusst Entscheidungen getroffen, die beide Aspekte vollständig berücksichtigen.</w:t>
+      </w:r>
+    </w:p>
+    <w:p>
+      <w:pPr>
+        <w:spacing w:after="60" w:before="0"/>
+      </w:pPr>
+      <w:r>
+        <w:t xml:space="preserve"/>
+      </w:r>
+    </w:p>
+    <w:p>
+      <w:pPr>
+        <w:pStyle w:val="Heading3"/>
+        <w:spacing w:after="60" w:before="200"/>
+      </w:pPr>
+      <w:r>
+        <w:rPr>
+          <w:rFonts w:ascii="Arial" w:cs="Arial" w:eastAsia="Arial" w:hAnsi="Arial"/>
+          <w:b/>
+          <w:bCs/>
+          <w:color w:val="1A3A5C"/>
+          <w:sz w:val="22"/>
+          <w:szCs w:val="22"/>
+        </w:rPr>
+        <w:t xml:space="preserve">Schriftarten – SIL Open Font License (OFL 1.1)</w:t>
+      </w:r>
+    </w:p>
+    <w:p>
+      <w:pPr>
+        <w:spacing w:after="100" w:before="60"/>
+        <w:jc w:val="both"/>
+      </w:pPr>
+      <w:r>
+        <w:rPr>
+          <w:rFonts w:ascii="Arial" w:cs="Arial" w:eastAsia="Arial" w:hAnsi="Arial"/>
+          <w:color w:val="000000"/>
+          <w:sz w:val="22"/>
+          <w:szCs w:val="22"/>
+        </w:rPr>
+        <w:t xml:space="preserve">Der Escape Room verwendet drei Schriftarten, die alle unter der SIL Open Font License Version 1.1 stehen. Diese Lizenz erlaubt die freie Nutzung, Einbettung und Weitergabe – auch im schulischen und öffentlichen Kontext – ohne Lizenzgebühren:</w:t>
+      </w:r>
+    </w:p>
+    <w:tbl>
+      <w:tblPr>
+        <w:tblW w:type="dxa" w:w="9026"/>
+        <w:tblBorders>
+          <w:top w:val="single" w:color="auto" w:sz="4"/>
+          <w:left w:val="single" w:color="auto" w:sz="4"/>
+          <w:bottom w:val="single" w:color="auto" w:sz="4"/>
+          <w:right w:val="single" w:color="auto" w:sz="4"/>
+          <w:insideH w:val="single" w:color="auto" w:sz="4"/>
+          <w:insideV w:val="single" w:color="auto" w:sz="4"/>
+        </w:tblBorders>
+      </w:tblPr>
+      <w:tblGrid>
+        <w:gridCol w:w="2500"/>
+        <w:gridCol w:w="3800"/>
+        <w:gridCol w:w="2726"/>
+      </w:tblGrid>
+      <w:tr>
+        <w:trPr>
+          <w:tblHeader/>
+        </w:trPr>
+        <w:tc>
+          <w:tcPr>
+            <w:tcW w:type="dxa" w:w="2500"/>
+            <w:tcBorders>
+              <w:top w:val="single" w:color="AABBD0" w:sz="4"/>
+              <w:left w:val="single" w:color="AABBD0" w:sz="4"/>
+              <w:bottom w:val="single" w:color="AABBD0" w:sz="4"/>
+              <w:right w:val="single" w:color="AABBD0" w:sz="4"/>
+            </w:tcBorders>
+            <w:shd w:fill="1A3A5C" w:val="clear"/>
+            <w:tcMar>
+              <w:top w:type="dxa" w:w="80"/>
+              <w:left w:type="dxa" w:w="120"/>
+              <w:bottom w:type="dxa" w:w="80"/>
+              <w:right w:type="dxa" w:w="120"/>
+            </w:tcMar>
+          </w:tcPr>
+          <w:p>
+            <w:r>
+              <w:rPr>
+                <w:rFonts w:ascii="Arial" w:cs="Arial" w:eastAsia="Arial" w:hAnsi="Arial"/>
+                <w:b/>
+                <w:bCs/>
+                <w:color w:val="FFFFFF"/>
+                <w:sz w:val="20"/>
+                <w:szCs w:val="20"/>
+              </w:rPr>
+              <w:t xml:space="preserve">Schriftart</w:t>
+            </w:r>
+          </w:p>
+        </w:tc>
+        <w:tc>
+          <w:tcPr>
+            <w:tcW w:type="dxa" w:w="3800"/>
+            <w:tcBorders>
+              <w:top w:val="single" w:color="AABBD0" w:sz="4"/>
+              <w:left w:val="single" w:color="AABBD0" w:sz="4"/>
+              <w:bottom w:val="single" w:color="AABBD0" w:sz="4"/>
+              <w:right w:val="single" w:color="AABBD0" w:sz="4"/>
+            </w:tcBorders>
+            <w:shd w:fill="1A3A5C" w:val="clear"/>
+            <w:tcMar>
+              <w:top w:type="dxa" w:w="80"/>
+              <w:left w:type="dxa" w:w="120"/>
+              <w:bottom w:type="dxa" w:w="80"/>
+              <w:right w:type="dxa" w:w="120"/>
+            </w:tcMar>
+          </w:tcPr>
+          <w:p>
+            <w:r>
+              <w:rPr>
+                <w:rFonts w:ascii="Arial" w:cs="Arial" w:eastAsia="Arial" w:hAnsi="Arial"/>
+                <w:b/>
+                <w:bCs/>
+                <w:color w:val="FFFFFF"/>
+                <w:sz w:val="20"/>
+                <w:szCs w:val="20"/>
+              </w:rPr>
+              <w:t xml:space="preserve">Urheber</w:t>
+            </w:r>
+          </w:p>
+        </w:tc>
+        <w:tc>
+          <w:tcPr>
+            <w:tcW w:type="dxa" w:w="2726"/>
+            <w:tcBorders>
+              <w:top w:val="single" w:color="AABBD0" w:sz="4"/>
+              <w:left w:val="single" w:color="AABBD0" w:sz="4"/>
+              <w:bottom w:val="single" w:color="AABBD0" w:sz="4"/>
+              <w:right w:val="single" w:color="AABBD0" w:sz="4"/>
+            </w:tcBorders>
+            <w:shd w:fill="1A3A5C" w:val="clear"/>
+            <w:tcMar>
+              <w:top w:type="dxa" w:w="80"/>
+              <w:left w:type="dxa" w:w="120"/>
+              <w:bottom w:type="dxa" w:w="80"/>
+              <w:right w:type="dxa" w:w="120"/>
+            </w:tcMar>
+          </w:tcPr>
+          <w:p>
+            <w:r>
+              <w:rPr>
+                <w:rFonts w:ascii="Arial" w:cs="Arial" w:eastAsia="Arial" w:hAnsi="Arial"/>
+                <w:b/>
+                <w:bCs/>
+                <w:color w:val="FFFFFF"/>
+                <w:sz w:val="20"/>
+                <w:szCs w:val="20"/>
+              </w:rPr>
+              <w:t xml:space="preserve">Lizenz</w:t>
+            </w:r>
+          </w:p>
+        </w:tc>
+      </w:tr>
+      <w:tr>
+        <w:tc>
+          <w:tcPr>
+            <w:tcW w:type="dxa" w:w="2500"/>
+            <w:tcBorders>
+              <w:top w:val="single" w:color="AABBD0" w:sz="4"/>
+              <w:left w:val="single" w:color="AABBD0" w:sz="4"/>
+              <w:bottom w:val="single" w:color="AABBD0" w:sz="4"/>
+              <w:right w:val="single" w:color="AABBD0" w:sz="4"/>
+            </w:tcBorders>
+            <w:shd w:fill="F2F4F7" w:val="clear"/>
+            <w:tcMar>
+              <w:top w:type="dxa" w:w="80"/>
+              <w:left w:type="dxa" w:w="120"/>
+              <w:bottom w:type="dxa" w:w="80"/>
+              <w:right w:type="dxa" w:w="120"/>
+            </w:tcMar>
+          </w:tcPr>
+          <w:p>
+            <w:r>
+              <w:rPr>
+                <w:rFonts w:ascii="Arial" w:cs="Arial" w:eastAsia="Arial" w:hAnsi="Arial"/>
+                <w:b w:val="false"/>
+                <w:bCs w:val="false"/>
+                <w:color w:val="000000"/>
+                <w:sz w:val="20"/>
+                <w:szCs w:val="20"/>
+              </w:rPr>
+              <w:t xml:space="preserve">Orbitron</w:t>
+            </w:r>
+          </w:p>
+        </w:tc>
+        <w:tc>
+          <w:tcPr>
+            <w:tcW w:type="dxa" w:w="3800"/>
+            <w:tcBorders>
+              <w:top w:val="single" w:color="AABBD0" w:sz="4"/>
+              <w:left w:val="single" w:color="AABBD0" w:sz="4"/>
+              <w:bottom w:val="single" w:color="AABBD0" w:sz="4"/>
+              <w:right w:val="single" w:color="AABBD0" w:sz="4"/>
+            </w:tcBorders>
+            <w:shd w:fill="F2F4F7" w:val="clear"/>
+            <w:tcMar>
+              <w:top w:type="dxa" w:w="80"/>
+              <w:left w:type="dxa" w:w="120"/>
+              <w:bottom w:type="dxa" w:w="80"/>
+              <w:right w:type="dxa" w:w="120"/>
+            </w:tcMar>
+          </w:tcPr>
+          <w:p>
+            <w:r>
+              <w:rPr>
+                <w:rFonts w:ascii="Arial" w:cs="Arial" w:eastAsia="Arial" w:hAnsi="Arial"/>
+                <w:b w:val="false"/>
+                <w:bCs w:val="false"/>
+                <w:color w:val="000000"/>
+                <w:sz w:val="20"/>
+                <w:szCs w:val="20"/>
+              </w:rPr>
+              <w:t xml:space="preserve">© 2018 The Orbitron Project Authors</w:t>
+            </w:r>
+          </w:p>
+        </w:tc>
+        <w:tc>
+          <w:tcPr>
+            <w:tcW w:type="dxa" w:w="2726"/>
+            <w:tcBorders>
+              <w:top w:val="single" w:color="AABBD0" w:sz="4"/>
+              <w:left w:val="single" w:color="AABBD0" w:sz="4"/>
+              <w:bottom w:val="single" w:color="AABBD0" w:sz="4"/>
+              <w:right w:val="single" w:color="AABBD0" w:sz="4"/>
+            </w:tcBorders>
+            <w:shd w:fill="F2F4F7" w:val="clear"/>
+            <w:tcMar>
+              <w:top w:type="dxa" w:w="80"/>
+              <w:left w:type="dxa" w:w="120"/>
+              <w:bottom w:type="dxa" w:w="80"/>
+              <w:right w:type="dxa" w:w="120"/>
+            </w:tcMar>
+          </w:tcPr>
+          <w:p>
+            <w:r>
+              <w:rPr>
+                <w:rFonts w:ascii="Arial" w:cs="Arial" w:eastAsia="Arial" w:hAnsi="Arial"/>
+                <w:b w:val="false"/>
+                <w:bCs w:val="false"/>
+                <w:color w:val="000000"/>
+                <w:sz w:val="20"/>
+                <w:szCs w:val="20"/>
+              </w:rPr>
+              <w:t xml:space="preserve">SIL Open Font License 1.1</w:t>
+            </w:r>
+          </w:p>
+        </w:tc>
+      </w:tr>
+      <w:tr>
+        <w:tc>
+          <w:tcPr>
+            <w:tcW w:type="dxa" w:w="2500"/>
+            <w:tcBorders>
+              <w:top w:val="single" w:color="AABBD0" w:sz="4"/>
+              <w:left w:val="single" w:color="AABBD0" w:sz="4"/>
+              <w:bottom w:val="single" w:color="AABBD0" w:sz="4"/>
+              <w:right w:val="single" w:color="AABBD0" w:sz="4"/>
+            </w:tcBorders>
+            <w:shd w:fill="FFFFFF" w:val="clear"/>
+            <w:tcMar>
+              <w:top w:type="dxa" w:w="80"/>
+              <w:left w:type="dxa" w:w="120"/>
+              <w:bottom w:type="dxa" w:w="80"/>
+              <w:right w:type="dxa" w:w="120"/>
+            </w:tcMar>
+          </w:tcPr>
+          <w:p>
+            <w:r>
+              <w:rPr>
+                <w:rFonts w:ascii="Arial" w:cs="Arial" w:eastAsia="Arial" w:hAnsi="Arial"/>
+                <w:b w:val="false"/>
+                <w:bCs w:val="false"/>
+                <w:color w:val="000000"/>
+                <w:sz w:val="20"/>
+                <w:szCs w:val="20"/>
+              </w:rPr>
+              <w:t xml:space="preserve">JetBrains Mono</w:t>
+            </w:r>
+          </w:p>
+        </w:tc>
+        <w:tc>
+          <w:tcPr>
+            <w:tcW w:type="dxa" w:w="3800"/>
+            <w:tcBorders>
+              <w:top w:val="single" w:color="AABBD0" w:sz="4"/>
+              <w:left w:val="single" w:color="AABBD0" w:sz="4"/>
+              <w:bottom w:val="single" w:color="AABBD0" w:sz="4"/>
+              <w:right w:val="single" w:color="AABBD0" w:sz="4"/>
+            </w:tcBorders>
+            <w:shd w:fill="FFFFFF" w:val="clear"/>
+            <w:tcMar>
+              <w:top w:type="dxa" w:w="80"/>
+              <w:left w:type="dxa" w:w="120"/>
+              <w:bottom w:type="dxa" w:w="80"/>
+              <w:right w:type="dxa" w:w="120"/>
+            </w:tcMar>
+          </w:tcPr>
+          <w:p>
+            <w:r>
+              <w:rPr>
+                <w:rFonts w:ascii="Arial" w:cs="Arial" w:eastAsia="Arial" w:hAnsi="Arial"/>
+                <w:b w:val="false"/>
+                <w:bCs w:val="false"/>
+                <w:color w:val="000000"/>
+                <w:sz w:val="20"/>
+                <w:szCs w:val="20"/>
+              </w:rPr>
+              <w:t xml:space="preserve">© 2020 The JetBrains Mono Project Authors</w:t>
+            </w:r>
+          </w:p>
+        </w:tc>
+        <w:tc>
+          <w:tcPr>
+            <w:tcW w:type="dxa" w:w="2726"/>
+            <w:tcBorders>
+              <w:top w:val="single" w:color="AABBD0" w:sz="4"/>
+              <w:left w:val="single" w:color="AABBD0" w:sz="4"/>
+              <w:bottom w:val="single" w:color="AABBD0" w:sz="4"/>
+              <w:right w:val="single" w:color="AABBD0" w:sz="4"/>
+            </w:tcBorders>
+            <w:shd w:fill="FFFFFF" w:val="clear"/>
+            <w:tcMar>
+              <w:top w:type="dxa" w:w="80"/>
+              <w:left w:type="dxa" w:w="120"/>
+              <w:bottom w:type="dxa" w:w="80"/>
+              <w:right w:type="dxa" w:w="120"/>
+            </w:tcMar>
+          </w:tcPr>
+          <w:p>
+            <w:r>
+              <w:rPr>
+                <w:rFonts w:ascii="Arial" w:cs="Arial" w:eastAsia="Arial" w:hAnsi="Arial"/>
+                <w:b w:val="false"/>
+                <w:bCs w:val="false"/>
+                <w:color w:val="000000"/>
+                <w:sz w:val="20"/>
+                <w:szCs w:val="20"/>
+              </w:rPr>
+              <w:t xml:space="preserve">SIL Open Font License 1.1</w:t>
+            </w:r>
+          </w:p>
+        </w:tc>
+      </w:tr>
+      <w:tr>
+        <w:tc>
+          <w:tcPr>
+            <w:tcW w:type="dxa" w:w="2500"/>
+            <w:tcBorders>
+              <w:top w:val="single" w:color="AABBD0" w:sz="4"/>
+              <w:left w:val="single" w:color="AABBD0" w:sz="4"/>
+              <w:bottom w:val="single" w:color="AABBD0" w:sz="4"/>
+              <w:right w:val="single" w:color="AABBD0" w:sz="4"/>
+            </w:tcBorders>
+            <w:shd w:fill="F2F4F7" w:val="clear"/>
+            <w:tcMar>
+              <w:top w:type="dxa" w:w="80"/>
+              <w:left w:type="dxa" w:w="120"/>
+              <w:bottom w:type="dxa" w:w="80"/>
+              <w:right w:type="dxa" w:w="120"/>
+            </w:tcMar>
+          </w:tcPr>
+          <w:p>
+            <w:r>
+              <w:rPr>
+                <w:rFonts w:ascii="Arial" w:cs="Arial" w:eastAsia="Arial" w:hAnsi="Arial"/>
+                <w:b w:val="false"/>
+                <w:bCs w:val="false"/>
+                <w:color w:val="000000"/>
+                <w:sz w:val="20"/>
+                <w:szCs w:val="20"/>
+              </w:rPr>
+              <w:t xml:space="preserve">Manrope</w:t>
+            </w:r>
+          </w:p>
+        </w:tc>
+        <w:tc>
+          <w:tcPr>
+            <w:tcW w:type="dxa" w:w="3800"/>
+            <w:tcBorders>
+              <w:top w:val="single" w:color="AABBD0" w:sz="4"/>
+              <w:left w:val="single" w:color="AABBD0" w:sz="4"/>
+              <w:bottom w:val="single" w:color="AABBD0" w:sz="4"/>
+              <w:right w:val="single" w:color="AABBD0" w:sz="4"/>
+            </w:tcBorders>
+            <w:shd w:fill="F2F4F7" w:val="clear"/>
+            <w:tcMar>
+              <w:top w:type="dxa" w:w="80"/>
+              <w:left w:type="dxa" w:w="120"/>
+              <w:bottom w:type="dxa" w:w="80"/>
+              <w:right w:type="dxa" w:w="120"/>
+            </w:tcMar>
+          </w:tcPr>
+          <w:p>
+            <w:r>
+              <w:rPr>
+                <w:rFonts w:ascii="Arial" w:cs="Arial" w:eastAsia="Arial" w:hAnsi="Arial"/>
+                <w:b w:val="false"/>
+                <w:bCs w:val="false"/>
+                <w:color w:val="000000"/>
+                <w:sz w:val="20"/>
+                <w:szCs w:val="20"/>
+              </w:rPr>
+              <w:t xml:space="preserve">© 2018 The Manrope Project Authors (M. Sharanda)</w:t>
+            </w:r>
+          </w:p>
+        </w:tc>
+        <w:tc>
+          <w:tcPr>
+            <w:tcW w:type="dxa" w:w="2726"/>
+            <w:tcBorders>
+              <w:top w:val="single" w:color="AABBD0" w:sz="4"/>
+              <w:left w:val="single" w:color="AABBD0" w:sz="4"/>
+              <w:bottom w:val="single" w:color="AABBD0" w:sz="4"/>
+              <w:right w:val="single" w:color="AABBD0" w:sz="4"/>
+            </w:tcBorders>
+            <w:shd w:fill="F2F4F7" w:val="clear"/>
+            <w:tcMar>
+              <w:top w:type="dxa" w:w="80"/>
+              <w:left w:type="dxa" w:w="120"/>
+              <w:bottom w:type="dxa" w:w="80"/>
+              <w:right w:type="dxa" w:w="120"/>
+            </w:tcMar>
+          </w:tcPr>
+          <w:p>
+            <w:r>
+              <w:rPr>
+                <w:rFonts w:ascii="Arial" w:cs="Arial" w:eastAsia="Arial" w:hAnsi="Arial"/>
+                <w:b w:val="false"/>
+                <w:bCs w:val="false"/>
+                <w:color w:val="000000"/>
+                <w:sz w:val="20"/>
+                <w:szCs w:val="20"/>
+              </w:rPr>
+              <w:t xml:space="preserve">SIL Open Font License 1.1</w:t>
+            </w:r>
+          </w:p>
+        </w:tc>
+      </w:tr>
+    </w:tbl>
+    <w:p>
+      <w:pPr>
+        <w:spacing w:after="60" w:before="0"/>
+      </w:pPr>
+      <w:r>
+        <w:t xml:space="preserve"/>
+      </w:r>
+    </w:p>
+    <w:p>
+      <w:pPr>
+        <w:pStyle w:val="Heading3"/>
+        <w:spacing w:after="60" w:before="200"/>
+      </w:pPr>
+      <w:r>
+        <w:rPr>
+          <w:rFonts w:ascii="Arial" w:cs="Arial" w:eastAsia="Arial" w:hAnsi="Arial"/>
+          <w:b/>
+          <w:bCs/>
+          <w:color w:val="1A3A5C"/>
+          <w:sz w:val="22"/>
+          <w:szCs w:val="22"/>
+        </w:rPr>
+        <w:t xml:space="preserve">DSGVO-Konformität – Keine externen Serveranfragen</w:t>
+      </w:r>
+    </w:p>
+    <w:tbl>
+      <w:tblPr>
+        <w:tblW w:type="dxa" w:w="9026"/>
+        <w:tblBorders>
+          <w:top w:val="single" w:color="auto" w:sz="4"/>
+          <w:left w:val="single" w:color="auto" w:sz="4"/>
+          <w:bottom w:val="single" w:color="auto" w:sz="4"/>
+          <w:right w:val="single" w:color="auto" w:sz="4"/>
+          <w:insideH w:val="single" w:color="auto" w:sz="4"/>
+          <w:insideV w:val="single" w:color="auto" w:sz="4"/>
+        </w:tblBorders>
+      </w:tblPr>
+      <w:tblGrid>
+        <w:gridCol w:w="9026"/>
+      </w:tblGrid>
+      <w:tr>
+        <w:tc>
+          <w:tcPr>
+            <w:tcW w:type="dxa" w:w="9026"/>
+            <w:tcBorders>
+              <w:top w:val="single" w:color="1E6E3C" w:sz="4"/>
+              <w:left w:val="single" w:color="1E6E3C" w:sz="4"/>
+              <w:bottom w:val="single" w:color="1E6E3C" w:sz="4"/>
+              <w:right w:val="single" w:color="1E6E3C" w:sz="4"/>
+            </w:tcBorders>
+            <w:shd w:fill="2E6FA3" w:val="clear"/>
+            <w:tcMar>
+              <w:top w:type="dxa" w:w="80"/>
+              <w:left w:type="dxa" w:w="120"/>
+              <w:bottom w:type="dxa" w:w="80"/>
+              <w:right w:type="dxa" w:w="120"/>
+            </w:tcMar>
+          </w:tcPr>
+          <w:p>
+            <w:r>
+              <w:rPr>
+                <w:rFonts w:ascii="Arial" w:cs="Arial" w:eastAsia="Arial" w:hAnsi="Arial"/>
+                <w:b/>
+                <w:bCs/>
+                <w:color w:val="FFFFFF"/>
+                <w:sz w:val="22"/>
+                <w:szCs w:val="22"/>
+              </w:rPr>
+              <w:t xml:space="preserve">✓  DSGVO-konform: Alle Schriften lokal eingebettet</w:t>
+            </w:r>
+          </w:p>
+        </w:tc>
+      </w:tr>
+      <w:tr>
+        <w:tc>
+          <w:tcPr>
+            <w:tcW w:type="dxa" w:w="9026"/>
+            <w:tcBorders>
+              <w:top w:val="single" w:color="1E6E3C" w:sz="4"/>
+              <w:left w:val="single" w:color="1E6E3C" w:sz="4"/>
+              <w:bottom w:val="single" w:color="1E6E3C" w:sz="4"/>
+              <w:right w:val="single" w:color="1E6E3C" w:sz="4"/>
+            </w:tcBorders>
+            <w:shd w:fill="E8F5EE" w:val="clear"/>
+            <w:tcMar>
+              <w:top w:type="dxa" w:w="60"/>
+              <w:left w:type="dxa" w:w="120"/>
+              <w:bottom w:type="dxa" w:w="60"/>
+              <w:right w:type="dxa" w:w="120"/>
+            </w:tcMar>
+          </w:tcPr>
+          <w:p>
+            <w:pPr>
+              <w:spacing w:after="40" w:before="40"/>
+            </w:pPr>
+            <w:r>
+              <w:rPr>
+                <w:rFonts w:ascii="Arial" w:cs="Arial" w:eastAsia="Arial" w:hAnsi="Arial"/>
+                <w:sz w:val="22"/>
+                <w:szCs w:val="22"/>
+              </w:rPr>
+              <w:t xml:space="preserve">Alle drei Schriftarten sind als Base64-kodierte Daten direkt in die HTML-Datei eingebettet (via @font-face mit data:-URI). Die Seite stellt keinerlei externe Netzwerkanfragen.</w:t>
+            </w:r>
+          </w:p>
+        </w:tc>
+      </w:tr>
+      <w:tr>
+        <w:tc>
+          <w:tcPr>
+            <w:tcW w:type="dxa" w:w="9026"/>
+            <w:tcBorders>
+              <w:top w:val="single" w:color="1E6E3C" w:sz="4"/>
+              <w:left w:val="single" w:color="1E6E3C" w:sz="4"/>
+              <w:bottom w:val="single" w:color="1E6E3C" w:sz="4"/>
+              <w:right w:val="single" w:color="1E6E3C" w:sz="4"/>
+            </w:tcBorders>
+            <w:shd w:fill="E8F5EE" w:val="clear"/>
+            <w:tcMar>
+              <w:top w:type="dxa" w:w="60"/>
+              <w:left w:type="dxa" w:w="120"/>
+              <w:bottom w:type="dxa" w:w="60"/>
+              <w:right w:type="dxa" w:w="120"/>
+            </w:tcMar>
+          </w:tcPr>
+          <w:p>
+            <w:pPr>
+              <w:spacing w:after="40" w:before="40"/>
+            </w:pPr>
+            <w:r>
+              <w:rPr>
+                <w:rFonts w:ascii="Arial" w:cs="Arial" w:eastAsia="Arial" w:hAnsi="Arial"/>
+                <w:sz w:val="22"/>
+                <w:szCs w:val="22"/>
+              </w:rPr>
+              <w:t xml:space="preserve">Schülerdaten (IP-Adressen, Nutzungsverhalten) werden zu keinem Zeitpunkt an Dritte übermittelt. Die Datei ist vollständig offline-fähig und benötigt keine Internetverbindung.</w:t>
+            </w:r>
+          </w:p>
+        </w:tc>
+      </w:tr>
+      <w:tr>
+        <w:tc>
+          <w:tcPr>
+            <w:tcW w:type="dxa" w:w="9026"/>
+            <w:tcBorders>
+              <w:top w:val="single" w:color="1E6E3C" w:sz="4"/>
+              <w:left w:val="single" w:color="1E6E3C" w:sz="4"/>
+              <w:bottom w:val="single" w:color="1E6E3C" w:sz="4"/>
+              <w:right w:val="single" w:color="1E6E3C" w:sz="4"/>
+            </w:tcBorders>
+            <w:shd w:fill="E8F5EE" w:val="clear"/>
+            <w:tcMar>
+              <w:top w:type="dxa" w:w="60"/>
+              <w:left w:type="dxa" w:w="120"/>
+              <w:bottom w:type="dxa" w:w="60"/>
+              <w:right w:type="dxa" w:w="120"/>
+            </w:tcMar>
+          </w:tcPr>
+          <w:p>
+            <w:pPr>
+              <w:spacing w:after="40" w:before="40"/>
+            </w:pPr>
+            <w:r>
+              <w:rPr>
+                <w:rFonts w:ascii="Arial" w:cs="Arial" w:eastAsia="Arial" w:hAnsi="Arial"/>
+                <w:sz w:val="22"/>
+                <w:szCs w:val="22"/>
+              </w:rPr>
+              <w:t xml:space="preserve">Nachweis: Eine Inspektion der HTML-Datei zeigt keine einzige externe URL außer dem W3C-Namespace (w3.org/2000/svg), der keinerlei Datenübertragung auslöst.</w:t>
+            </w:r>
+          </w:p>
+        </w:tc>
+      </w:tr>
+    </w:tbl>
+    <w:p>
+      <w:pPr>
+        <w:spacing w:after="60" w:before="0"/>
+      </w:pPr>
+      <w:r>
+        <w:t xml:space="preserve"/>
+      </w:r>
+    </w:p>
+    <w:p>
+      <w:pPr>
+        <w:pStyle w:val="Heading3"/>
+        <w:spacing w:after="60" w:before="200"/>
+      </w:pPr>
+      <w:r>
+        <w:rPr>
+          <w:rFonts w:ascii="Arial" w:cs="Arial" w:eastAsia="Arial" w:hAnsi="Arial"/>
+          <w:b/>
+          <w:bCs/>
+          <w:color w:val="1A3A5C"/>
+          <w:sz w:val="22"/>
+          <w:szCs w:val="22"/>
+        </w:rPr>
+        <w:t xml:space="preserve">Urheberrecht – Grafiken und Diagramme</w:t>
+      </w:r>
+    </w:p>
+    <w:p>
+      <w:pPr>
+        <w:pStyle w:val="ListParagraph"/>
+        <w:numPr>
+          <w:ilvl w:val="0"/>
+          <w:numId w:val="2"/>
+        </w:numPr>
+        <w:spacing w:after="40" w:before="40"/>
+      </w:pPr>
+      <w:r>
+        <w:rPr>
+          <w:rFonts w:ascii="Arial" w:cs="Arial" w:eastAsia="Arial" w:hAnsi="Arial"/>
+          <w:sz w:val="22"/>
+          <w:szCs w:val="22"/>
+        </w:rPr>
+        <w:t xml:space="preserve">Alle visuellen Elemente (Logo, Animationen, Dekoration) sind als inline SVG-Code direkt in der HTML-Datei programmiert – keine Bilddateien, keine Cliparts, keine Icons von Drittanbietern.</w:t>
+      </w:r>
+    </w:p>
+    <w:p>
+      <w:pPr>
+        <w:pStyle w:val="ListParagraph"/>
+        <w:numPr>
+          <w:ilvl w:val="0"/>
+          <w:numId w:val="2"/>
+        </w:numPr>
+        <w:spacing w:after="40" w:before="40"/>
+      </w:pPr>
+      <w:r>
+        <w:rPr>
+          <w:rFonts w:ascii="Arial" w:cs="Arial" w:eastAsia="Arial" w:hAnsi="Arial"/>
+          <w:sz w:val="22"/>
+          <w:szCs w:val="22"/>
+        </w:rPr>
+        <w:t xml:space="preserve">Die Klimadiagramme (Temperaturabweichung seit 1881, Meeresspiegelanstieg) sind eigene SVG-Darstellungen auf Basis öffentlich zugänglicher NOAA-Klimadaten. Sie reproduzieren keine urheberrechtlich geschützten Abbildungen aus dem Schulbuch.</w:t>
+      </w:r>
+    </w:p>
+    <w:p>
+      <w:pPr>
+        <w:pStyle w:val="ListParagraph"/>
+        <w:numPr>
+          <w:ilvl w:val="0"/>
+          <w:numId w:val="2"/>
+        </w:numPr>
+        <w:spacing w:after="40" w:before="40"/>
+      </w:pPr>
+      <w:r>
+        <w:rPr>
+          <w:rFonts w:ascii="Arial" w:cs="Arial" w:eastAsia="Arial" w:hAnsi="Arial"/>
+          <w:sz w:val="22"/>
+          <w:szCs w:val="22"/>
+        </w:rPr>
+        <w:t xml:space="preserve">Es sind keine externen Bibliotheken, Frameworks oder CDN-Ressourcen eingebunden.</w:t>
+      </w:r>
+    </w:p>
+    <w:p>
+      <w:pPr>
+        <w:spacing w:after="60" w:before="0"/>
+      </w:pPr>
+      <w:r>
+        <w:t xml:space="preserve"/>
+      </w:r>
+    </w:p>
+    <w:p>
+      <w:pPr>
+        <w:pStyle w:val="Heading3"/>
+        <w:spacing w:after="60" w:before="200"/>
+      </w:pPr>
+      <w:r>
+        <w:rPr>
+          <w:rFonts w:ascii="Arial" w:cs="Arial" w:eastAsia="Arial" w:hAnsi="Arial"/>
+          <w:b/>
+          <w:bCs/>
+          <w:color w:val="1A3A5C"/>
+          <w:sz w:val="22"/>
+          <w:szCs w:val="22"/>
+        </w:rPr>
+        <w:t xml:space="preserve">Urheberrecht – Schulbuchinhalte</w:t>
+      </w:r>
+    </w:p>
+    <w:p>
+      <w:pPr>
+        <w:pStyle w:val="ListParagraph"/>
+        <w:numPr>
+          <w:ilvl w:val="0"/>
+          <w:numId w:val="2"/>
+        </w:numPr>
+        <w:spacing w:after="40" w:before="40"/>
+      </w:pPr>
+      <w:r>
+        <w:rPr>
+          <w:rFonts w:ascii="Arial" w:cs="Arial" w:eastAsia="Arial" w:hAnsi="Arial"/>
+          <w:sz w:val="22"/>
+          <w:szCs w:val="22"/>
+        </w:rPr>
+        <w:t xml:space="preserve">Kein Fließtext aus dem Lehrbuch wird wörtlich wiedergegeben. Die Aufgaben enthalten lediglich eigene Frageformulierungen sowie präzise Seitenangaben (z. B. „S. 138, T1“).</w:t>
+      </w:r>
+    </w:p>
+    <w:p>
+      <w:pPr>
+        <w:pStyle w:val="ListParagraph"/>
+        <w:numPr>
+          <w:ilvl w:val="0"/>
+          <w:numId w:val="2"/>
+        </w:numPr>
+        <w:spacing w:after="40" w:before="40"/>
+      </w:pPr>
+      <w:r>
+        <w:rPr>
+          <w:rFonts w:ascii="Arial" w:cs="Arial" w:eastAsia="Arial" w:hAnsi="Arial"/>
+          <w:sz w:val="22"/>
+          <w:szCs w:val="22"/>
+        </w:rPr>
+        <w:t xml:space="preserve">Die Schülerinnen und Schüler müssen das Schulbuch selbst lesen, um die Rätsel lösen zu können.</w:t>
+      </w:r>
+    </w:p>
+    <w:p>
+      <w:pPr>
+        <w:pStyle w:val="ListParagraph"/>
+        <w:numPr>
+          <w:ilvl w:val="0"/>
+          <w:numId w:val="2"/>
+        </w:numPr>
+        <w:spacing w:after="40" w:before="40"/>
+      </w:pPr>
+      <w:r>
+        <w:rPr>
+          <w:rFonts w:ascii="Arial" w:cs="Arial" w:eastAsia="Arial" w:hAnsi="Arial"/>
+          <w:sz w:val="22"/>
+          <w:szCs w:val="22"/>
+        </w:rPr>
+        <w:t xml:space="preserve">Diese Form der Nutzung ist nach § 60a UrhG (Unterricht und Lehre) als zulässig einzustufen, da Inhalte zur Veranschaulichung des Unterrichts in nicht-kommerziellem Rahmen verwendet werden.</w:t>
+      </w:r>
+    </w:p>
+    <w:p>
+      <w:pPr>
+        <w:spacing w:after="60" w:before="0"/>
+      </w:pPr>
+      <w:r>
+        <w:t xml:space="preserve"/>
+      </w:r>
+    </w:p>
+    <w:p>
+      <w:pPr>
+        <w:pStyle w:val="Heading3"/>
+        <w:spacing w:after="60" w:before="200"/>
+      </w:pPr>
+      <w:r>
+        <w:rPr>
+          <w:rFonts w:ascii="Arial" w:cs="Arial" w:eastAsia="Arial" w:hAnsi="Arial"/>
+          <w:b/>
+          <w:bCs/>
+          <w:color w:val="1A3A5C"/>
+          <w:sz w:val="22"/>
+          <w:szCs w:val="22"/>
+        </w:rPr>
+        <w:t xml:space="preserve">Zusammenfassung: Rechtsstatus</w:t>
+      </w:r>
+    </w:p>
+    <w:tbl>
+      <w:tblPr>
+        <w:tblW w:type="dxa" w:w="9026"/>
+        <w:tblBorders>
+          <w:top w:val="single" w:color="auto" w:sz="4"/>
+          <w:left w:val="single" w:color="auto" w:sz="4"/>
+          <w:bottom w:val="single" w:color="auto" w:sz="4"/>
+          <w:right w:val="single" w:color="auto" w:sz="4"/>
+          <w:insideH w:val="single" w:color="auto" w:sz="4"/>
+          <w:insideV w:val="single" w:color="auto" w:sz="4"/>
+        </w:tblBorders>
+      </w:tblPr>
+      <w:tblGrid>
+        <w:gridCol w:w="2800"/>
+        <w:gridCol w:w="2400"/>
+        <w:gridCol w:w="3826"/>
+      </w:tblGrid>
+      <w:tr>
+        <w:trPr>
+          <w:tblHeader/>
+        </w:trPr>
+        <w:tc>
+          <w:tcPr>
+            <w:tcW w:type="dxa" w:w="2800"/>
+            <w:tcBorders>
+              <w:top w:val="single" w:color="AABBD0" w:sz="4"/>
+              <w:left w:val="single" w:color="AABBD0" w:sz="4"/>
+              <w:bottom w:val="single" w:color="AABBD0" w:sz="4"/>
+              <w:right w:val="single" w:color="AABBD0" w:sz="4"/>
+            </w:tcBorders>
+            <w:shd w:fill="1A3A5C" w:val="clear"/>
+            <w:tcMar>
+              <w:top w:type="dxa" w:w="80"/>
+              <w:left w:type="dxa" w:w="120"/>
+              <w:bottom w:type="dxa" w:w="80"/>
+              <w:right w:type="dxa" w:w="120"/>
+            </w:tcMar>
+          </w:tcPr>
+          <w:p>
+            <w:r>
+              <w:rPr>
+                <w:rFonts w:ascii="Arial" w:cs="Arial" w:eastAsia="Arial" w:hAnsi="Arial"/>
+                <w:b/>
+                <w:bCs/>
+                <w:color w:val="FFFFFF"/>
+                <w:sz w:val="20"/>
+                <w:szCs w:val="20"/>
+              </w:rPr>
+              <w:t xml:space="preserve">Bereich</w:t>
+            </w:r>
+          </w:p>
+        </w:tc>
+        <w:tc>
+          <w:tcPr>
+            <w:tcW w:type="dxa" w:w="2400"/>
+            <w:tcBorders>
+              <w:top w:val="single" w:color="AABBD0" w:sz="4"/>
+              <w:left w:val="single" w:color="AABBD0" w:sz="4"/>
+              <w:bottom w:val="single" w:color="AABBD0" w:sz="4"/>
+              <w:right w:val="single" w:color="AABBD0" w:sz="4"/>
+            </w:tcBorders>
+            <w:shd w:fill="1A3A5C" w:val="clear"/>
+            <w:tcMar>
+              <w:top w:type="dxa" w:w="80"/>
+              <w:left w:type="dxa" w:w="120"/>
+              <w:bottom w:type="dxa" w:w="80"/>
+              <w:right w:type="dxa" w:w="120"/>
+            </w:tcMar>
+          </w:tcPr>
+          <w:p>
+            <w:r>
+              <w:rPr>
+                <w:rFonts w:ascii="Arial" w:cs="Arial" w:eastAsia="Arial" w:hAnsi="Arial"/>
+                <w:b/>
+                <w:bCs/>
+                <w:color w:val="FFFFFF"/>
+                <w:sz w:val="20"/>
+                <w:szCs w:val="20"/>
+              </w:rPr>
+              <w:t xml:space="preserve">Status</w:t>
+            </w:r>
+          </w:p>
+        </w:tc>
+        <w:tc>
+          <w:tcPr>
+            <w:tcW w:type="dxa" w:w="3826"/>
+            <w:tcBorders>
+              <w:top w:val="single" w:color="AABBD0" w:sz="4"/>
+              <w:left w:val="single" w:color="AABBD0" w:sz="4"/>
+              <w:bottom w:val="single" w:color="AABBD0" w:sz="4"/>
+              <w:right w:val="single" w:color="AABBD0" w:sz="4"/>
+            </w:tcBorders>
+            <w:shd w:fill="1A3A5C" w:val="clear"/>
+            <w:tcMar>
+              <w:top w:type="dxa" w:w="80"/>
+              <w:left w:type="dxa" w:w="120"/>
+              <w:bottom w:type="dxa" w:w="80"/>
+              <w:right w:type="dxa" w:w="120"/>
+            </w:tcMar>
+          </w:tcPr>
+          <w:p>
+            <w:r>
+              <w:rPr>
+                <w:rFonts w:ascii="Arial" w:cs="Arial" w:eastAsia="Arial" w:hAnsi="Arial"/>
+                <w:b/>
+                <w:bCs/>
+                <w:color w:val="FFFFFF"/>
+                <w:sz w:val="20"/>
+                <w:szCs w:val="20"/>
+              </w:rPr>
+              <w:t xml:space="preserve">Maßnahme</w:t>
+            </w:r>
+          </w:p>
+        </w:tc>
+      </w:tr>
+      <w:tr>
+        <w:tc>
+          <w:tcPr>
+            <w:tcW w:type="dxa" w:w="2800"/>
+            <w:tcBorders>
+              <w:top w:val="single" w:color="AABBD0" w:sz="4"/>
+              <w:left w:val="single" w:color="AABBD0" w:sz="4"/>
+              <w:bottom w:val="single" w:color="AABBD0" w:sz="4"/>
+              <w:right w:val="single" w:color="AABBD0" w:sz="4"/>
+            </w:tcBorders>
+            <w:shd w:fill="F2F4F7" w:val="clear"/>
+            <w:tcMar>
+              <w:top w:type="dxa" w:w="80"/>
+              <w:left w:type="dxa" w:w="120"/>
+              <w:bottom w:type="dxa" w:w="80"/>
+              <w:right w:type="dxa" w:w="120"/>
+            </w:tcMar>
+          </w:tcPr>
+          <w:p>
+            <w:r>
+              <w:rPr>
+                <w:rFonts w:ascii="Arial" w:cs="Arial" w:eastAsia="Arial" w:hAnsi="Arial"/>
+                <w:b w:val="false"/>
+                <w:bCs w:val="false"/>
+                <w:color w:val="000000"/>
+                <w:sz w:val="20"/>
+                <w:szCs w:val="20"/>
+              </w:rPr>
+              <w:t xml:space="preserve">Schriftarten (Fonts)</w:t>
+            </w:r>
+          </w:p>
+        </w:tc>
+        <w:tc>
+          <w:tcPr>
+            <w:tcW w:type="dxa" w:w="2400"/>
+            <w:tcBorders>
+              <w:top w:val="single" w:color="AABBD0" w:sz="4"/>
+              <w:left w:val="single" w:color="AABBD0" w:sz="4"/>
+              <w:bottom w:val="single" w:color="AABBD0" w:sz="4"/>
+              <w:right w:val="single" w:color="AABBD0" w:sz="4"/>
+            </w:tcBorders>
+            <w:shd w:fill="F2F4F7" w:val="clear"/>
+            <w:tcMar>
+              <w:top w:type="dxa" w:w="80"/>
+              <w:left w:type="dxa" w:w="120"/>
+              <w:bottom w:type="dxa" w:w="80"/>
+              <w:right w:type="dxa" w:w="120"/>
+            </w:tcMar>
+          </w:tcPr>
+          <w:p>
+            <w:r>
+              <w:rPr>
+                <w:rFonts w:ascii="Arial" w:cs="Arial" w:eastAsia="Arial" w:hAnsi="Arial"/>
+                <w:b w:val="false"/>
+                <w:bCs w:val="false"/>
+                <w:color w:val="000000"/>
+                <w:sz w:val="20"/>
+                <w:szCs w:val="20"/>
+              </w:rPr>
+              <w:t xml:space="preserve">✓ OFL 1.1 – frei nutzbar</w:t>
+            </w:r>
+          </w:p>
+        </w:tc>
+        <w:tc>
+          <w:tcPr>
+            <w:tcW w:type="dxa" w:w="3826"/>
+            <w:tcBorders>
+              <w:top w:val="single" w:color="AABBD0" w:sz="4"/>
+              <w:left w:val="single" w:color="AABBD0" w:sz="4"/>
+              <w:bottom w:val="single" w:color="AABBD0" w:sz="4"/>
+              <w:right w:val="single" w:color="AABBD0" w:sz="4"/>
+            </w:tcBorders>
+            <w:shd w:fill="F2F4F7" w:val="clear"/>
+            <w:tcMar>
+              <w:top w:type="dxa" w:w="80"/>
+              <w:left w:type="dxa" w:w="120"/>
+              <w:bottom w:type="dxa" w:w="80"/>
+              <w:right w:type="dxa" w:w="120"/>
+            </w:tcMar>
+          </w:tcPr>
+          <w:p>
+            <w:r>
+              <w:rPr>
+                <w:rFonts w:ascii="Arial" w:cs="Arial" w:eastAsia="Arial" w:hAnsi="Arial"/>
+                <w:b w:val="false"/>
+                <w:bCs w:val="false"/>
+                <w:color w:val="000000"/>
+                <w:sz w:val="20"/>
+                <w:szCs w:val="20"/>
+              </w:rPr>
+              <w:t xml:space="preserve">Lokal eingebettet, kein CDN</w:t>
+            </w:r>
+          </w:p>
+        </w:tc>
+      </w:tr>
+      <w:tr>
+        <w:tc>
+          <w:tcPr>
+            <w:tcW w:type="dxa" w:w="2800"/>
+            <w:tcBorders>
+              <w:top w:val="single" w:color="AABBD0" w:sz="4"/>
+              <w:left w:val="single" w:color="AABBD0" w:sz="4"/>
+              <w:bottom w:val="single" w:color="AABBD0" w:sz="4"/>
+              <w:right w:val="single" w:color="AABBD0" w:sz="4"/>
+            </w:tcBorders>
+            <w:shd w:fill="FFFFFF" w:val="clear"/>
+            <w:tcMar>
+              <w:top w:type="dxa" w:w="80"/>
+              <w:left w:type="dxa" w:w="120"/>
+              <w:bottom w:type="dxa" w:w="80"/>
+              <w:right w:type="dxa" w:w="120"/>
+            </w:tcMar>
+          </w:tcPr>
+          <w:p>
+            <w:r>
+              <w:rPr>
+                <w:rFonts w:ascii="Arial" w:cs="Arial" w:eastAsia="Arial" w:hAnsi="Arial"/>
+                <w:b w:val="false"/>
+                <w:bCs w:val="false"/>
+                <w:color w:val="000000"/>
+                <w:sz w:val="20"/>
+                <w:szCs w:val="20"/>
+              </w:rPr>
+              <w:t xml:space="preserve">Grafiken / Animationen</w:t>
+            </w:r>
+          </w:p>
+        </w:tc>
+        <w:tc>
+          <w:tcPr>
+            <w:tcW w:type="dxa" w:w="2400"/>
+            <w:tcBorders>
+              <w:top w:val="single" w:color="AABBD0" w:sz="4"/>
+              <w:left w:val="single" w:color="AABBD0" w:sz="4"/>
+              <w:bottom w:val="single" w:color="AABBD0" w:sz="4"/>
+              <w:right w:val="single" w:color="AABBD0" w:sz="4"/>
+            </w:tcBorders>
+            <w:shd w:fill="FFFFFF" w:val="clear"/>
+            <w:tcMar>
+              <w:top w:type="dxa" w:w="80"/>
+              <w:left w:type="dxa" w:w="120"/>
+              <w:bottom w:type="dxa" w:w="80"/>
+              <w:right w:type="dxa" w:w="120"/>
+            </w:tcMar>
+          </w:tcPr>
+          <w:p>
+            <w:r>
+              <w:rPr>
+                <w:rFonts w:ascii="Arial" w:cs="Arial" w:eastAsia="Arial" w:hAnsi="Arial"/>
+                <w:b w:val="false"/>
+                <w:bCs w:val="false"/>
+                <w:color w:val="000000"/>
+                <w:sz w:val="20"/>
+                <w:szCs w:val="20"/>
+              </w:rPr>
+              <w:t xml:space="preserve">✓ Eigenerstellt</w:t>
+            </w:r>
+          </w:p>
+        </w:tc>
+        <w:tc>
+          <w:tcPr>
+            <w:tcW w:type="dxa" w:w="3826"/>
+            <w:tcBorders>
+              <w:top w:val="single" w:color="AABBD0" w:sz="4"/>
+              <w:left w:val="single" w:color="AABBD0" w:sz="4"/>
+              <w:bottom w:val="single" w:color="AABBD0" w:sz="4"/>
+              <w:right w:val="single" w:color="AABBD0" w:sz="4"/>
+            </w:tcBorders>
+            <w:shd w:fill="FFFFFF" w:val="clear"/>
+            <w:tcMar>
+              <w:top w:type="dxa" w:w="80"/>
+              <w:left w:type="dxa" w:w="120"/>
+              <w:bottom w:type="dxa" w:w="80"/>
+              <w:right w:type="dxa" w:w="120"/>
+            </w:tcMar>
+          </w:tcPr>
+          <w:p>
+            <w:r>
+              <w:rPr>
+                <w:rFonts w:ascii="Arial" w:cs="Arial" w:eastAsia="Arial" w:hAnsi="Arial"/>
+                <w:b w:val="false"/>
+                <w:bCs w:val="false"/>
+                <w:color w:val="000000"/>
+                <w:sz w:val="20"/>
+                <w:szCs w:val="20"/>
+              </w:rPr>
+              <w:t xml:space="preserve">Inline SVG, kein Drittmaterial</w:t>
+            </w:r>
+          </w:p>
+        </w:tc>
+      </w:tr>
+      <w:tr>
+        <w:tc>
+          <w:tcPr>
+            <w:tcW w:type="dxa" w:w="2800"/>
+            <w:tcBorders>
+              <w:top w:val="single" w:color="AABBD0" w:sz="4"/>
+              <w:left w:val="single" w:color="AABBD0" w:sz="4"/>
+              <w:bottom w:val="single" w:color="AABBD0" w:sz="4"/>
+              <w:right w:val="single" w:color="AABBD0" w:sz="4"/>
+            </w:tcBorders>
+            <w:shd w:fill="F2F4F7" w:val="clear"/>
+            <w:tcMar>
+              <w:top w:type="dxa" w:w="80"/>
+              <w:left w:type="dxa" w:w="120"/>
+              <w:bottom w:type="dxa" w:w="80"/>
+              <w:right w:type="dxa" w:w="120"/>
+            </w:tcMar>
+          </w:tcPr>
+          <w:p>
+            <w:r>
+              <w:rPr>
+                <w:rFonts w:ascii="Arial" w:cs="Arial" w:eastAsia="Arial" w:hAnsi="Arial"/>
+                <w:b w:val="false"/>
+                <w:bCs w:val="false"/>
+                <w:color w:val="000000"/>
+                <w:sz w:val="20"/>
+                <w:szCs w:val="20"/>
+              </w:rPr>
+              <w:t xml:space="preserve">Diagramm-Daten</w:t>
+            </w:r>
+          </w:p>
+        </w:tc>
+        <w:tc>
+          <w:tcPr>
+            <w:tcW w:type="dxa" w:w="2400"/>
+            <w:tcBorders>
+              <w:top w:val="single" w:color="AABBD0" w:sz="4"/>
+              <w:left w:val="single" w:color="AABBD0" w:sz="4"/>
+              <w:bottom w:val="single" w:color="AABBD0" w:sz="4"/>
+              <w:right w:val="single" w:color="AABBD0" w:sz="4"/>
+            </w:tcBorders>
+            <w:shd w:fill="F2F4F7" w:val="clear"/>
+            <w:tcMar>
+              <w:top w:type="dxa" w:w="80"/>
+              <w:left w:type="dxa" w:w="120"/>
+              <w:bottom w:type="dxa" w:w="80"/>
+              <w:right w:type="dxa" w:w="120"/>
+            </w:tcMar>
+          </w:tcPr>
+          <w:p>
+            <w:r>
+              <w:rPr>
+                <w:rFonts w:ascii="Arial" w:cs="Arial" w:eastAsia="Arial" w:hAnsi="Arial"/>
+                <w:b w:val="false"/>
+                <w:bCs w:val="false"/>
+                <w:color w:val="000000"/>
+                <w:sz w:val="20"/>
+                <w:szCs w:val="20"/>
+              </w:rPr>
+              <w:t xml:space="preserve">✓ Öffentliche NOAA-Daten</w:t>
+            </w:r>
+          </w:p>
+        </w:tc>
+        <w:tc>
+          <w:tcPr>
+            <w:tcW w:type="dxa" w:w="3826"/>
+            <w:tcBorders>
+              <w:top w:val="single" w:color="AABBD0" w:sz="4"/>
+              <w:left w:val="single" w:color="AABBD0" w:sz="4"/>
+              <w:bottom w:val="single" w:color="AABBD0" w:sz="4"/>
+              <w:right w:val="single" w:color="AABBD0" w:sz="4"/>
+            </w:tcBorders>
+            <w:shd w:fill="F2F4F7" w:val="clear"/>
+            <w:tcMar>
+              <w:top w:type="dxa" w:w="80"/>
+              <w:left w:type="dxa" w:w="120"/>
+              <w:bottom w:type="dxa" w:w="80"/>
+              <w:right w:type="dxa" w:w="120"/>
+            </w:tcMar>
+          </w:tcPr>
+          <w:p>
+            <w:r>
+              <w:rPr>
+                <w:rFonts w:ascii="Arial" w:cs="Arial" w:eastAsia="Arial" w:hAnsi="Arial"/>
+                <w:b w:val="false"/>
+                <w:bCs w:val="false"/>
+                <w:color w:val="000000"/>
+                <w:sz w:val="20"/>
+                <w:szCs w:val="20"/>
+              </w:rPr>
+              <w:t xml:space="preserve">Eigenständige SVG-Darstellung</w:t>
+            </w:r>
+          </w:p>
+        </w:tc>
+      </w:tr>
+      <w:tr>
+        <w:tc>
+          <w:tcPr>
+            <w:tcW w:type="dxa" w:w="2800"/>
+            <w:tcBorders>
+              <w:top w:val="single" w:color="AABBD0" w:sz="4"/>
+              <w:left w:val="single" w:color="AABBD0" w:sz="4"/>
+              <w:bottom w:val="single" w:color="AABBD0" w:sz="4"/>
+              <w:right w:val="single" w:color="AABBD0" w:sz="4"/>
+            </w:tcBorders>
+            <w:shd w:fill="FFFFFF" w:val="clear"/>
+            <w:tcMar>
+              <w:top w:type="dxa" w:w="80"/>
+              <w:left w:type="dxa" w:w="120"/>
+              <w:bottom w:type="dxa" w:w="80"/>
+              <w:right w:type="dxa" w:w="120"/>
+            </w:tcMar>
+          </w:tcPr>
+          <w:p>
+            <w:r>
+              <w:rPr>
+                <w:rFonts w:ascii="Arial" w:cs="Arial" w:eastAsia="Arial" w:hAnsi="Arial"/>
+                <w:b w:val="false"/>
+                <w:bCs w:val="false"/>
+                <w:color w:val="000000"/>
+                <w:sz w:val="20"/>
+                <w:szCs w:val="20"/>
+              </w:rPr>
+              <w:t xml:space="preserve">Schulbuchinhalte</w:t>
+            </w:r>
+          </w:p>
+        </w:tc>
+        <w:tc>
+          <w:tcPr>
+            <w:tcW w:type="dxa" w:w="2400"/>
+            <w:tcBorders>
+              <w:top w:val="single" w:color="AABBD0" w:sz="4"/>
+              <w:left w:val="single" w:color="AABBD0" w:sz="4"/>
+              <w:bottom w:val="single" w:color="AABBD0" w:sz="4"/>
+              <w:right w:val="single" w:color="AABBD0" w:sz="4"/>
+            </w:tcBorders>
+            <w:shd w:fill="FFFFFF" w:val="clear"/>
+            <w:tcMar>
+              <w:top w:type="dxa" w:w="80"/>
+              <w:left w:type="dxa" w:w="120"/>
+              <w:bottom w:type="dxa" w:w="80"/>
+              <w:right w:type="dxa" w:w="120"/>
+            </w:tcMar>
+          </w:tcPr>
+          <w:p>
+            <w:r>
+              <w:rPr>
+                <w:rFonts w:ascii="Arial" w:cs="Arial" w:eastAsia="Arial" w:hAnsi="Arial"/>
+                <w:b w:val="false"/>
+                <w:bCs w:val="false"/>
+                <w:color w:val="000000"/>
+                <w:sz w:val="20"/>
+                <w:szCs w:val="20"/>
+              </w:rPr>
+              <w:t xml:space="preserve">✓ § 60a UrhG</w:t>
+            </w:r>
+          </w:p>
+        </w:tc>
+        <w:tc>
+          <w:tcPr>
+            <w:tcW w:type="dxa" w:w="3826"/>
+            <w:tcBorders>
+              <w:top w:val="single" w:color="AABBD0" w:sz="4"/>
+              <w:left w:val="single" w:color="AABBD0" w:sz="4"/>
+              <w:bottom w:val="single" w:color="AABBD0" w:sz="4"/>
+              <w:right w:val="single" w:color="AABBD0" w:sz="4"/>
+            </w:tcBorders>
+            <w:shd w:fill="FFFFFF" w:val="clear"/>
+            <w:tcMar>
+              <w:top w:type="dxa" w:w="80"/>
+              <w:left w:type="dxa" w:w="120"/>
+              <w:bottom w:type="dxa" w:w="80"/>
+              <w:right w:type="dxa" w:w="120"/>
+            </w:tcMar>
+          </w:tcPr>
+          <w:p>
+            <w:r>
+              <w:rPr>
+                <w:rFonts w:ascii="Arial" w:cs="Arial" w:eastAsia="Arial" w:hAnsi="Arial"/>
+                <w:b w:val="false"/>
+                <w:bCs w:val="false"/>
+                <w:color w:val="000000"/>
+                <w:sz w:val="20"/>
+                <w:szCs w:val="20"/>
+              </w:rPr>
+              <w:t xml:space="preserve">Nur Verweise, kein Volltext</w:t>
+            </w:r>
+          </w:p>
+        </w:tc>
+      </w:tr>
+      <w:tr>
+        <w:tc>
+          <w:tcPr>
+            <w:tcW w:type="dxa" w:w="2800"/>
+            <w:tcBorders>
+              <w:top w:val="single" w:color="AABBD0" w:sz="4"/>
+              <w:left w:val="single" w:color="AABBD0" w:sz="4"/>
+              <w:bottom w:val="single" w:color="AABBD0" w:sz="4"/>
+              <w:right w:val="single" w:color="AABBD0" w:sz="4"/>
+            </w:tcBorders>
+            <w:shd w:fill="F2F4F7" w:val="clear"/>
+            <w:tcMar>
+              <w:top w:type="dxa" w:w="80"/>
+              <w:left w:type="dxa" w:w="120"/>
+              <w:bottom w:type="dxa" w:w="80"/>
+              <w:right w:type="dxa" w:w="120"/>
+            </w:tcMar>
+          </w:tcPr>
+          <w:p>
+            <w:r>
+              <w:rPr>
+                <w:rFonts w:ascii="Arial" w:cs="Arial" w:eastAsia="Arial" w:hAnsi="Arial"/>
+                <w:b w:val="false"/>
+                <w:bCs w:val="false"/>
+                <w:color w:val="000000"/>
+                <w:sz w:val="20"/>
+                <w:szCs w:val="20"/>
+              </w:rPr>
+              <w:t xml:space="preserve">DSGVO / Datenschutz</w:t>
+            </w:r>
+          </w:p>
+        </w:tc>
+        <w:tc>
+          <w:tcPr>
+            <w:tcW w:type="dxa" w:w="2400"/>
+            <w:tcBorders>
+              <w:top w:val="single" w:color="AABBD0" w:sz="4"/>
+              <w:left w:val="single" w:color="AABBD0" w:sz="4"/>
+              <w:bottom w:val="single" w:color="AABBD0" w:sz="4"/>
+              <w:right w:val="single" w:color="AABBD0" w:sz="4"/>
+            </w:tcBorders>
+            <w:shd w:fill="F2F4F7" w:val="clear"/>
+            <w:tcMar>
+              <w:top w:type="dxa" w:w="80"/>
+              <w:left w:type="dxa" w:w="120"/>
+              <w:bottom w:type="dxa" w:w="80"/>
+              <w:right w:type="dxa" w:w="120"/>
+            </w:tcMar>
+          </w:tcPr>
+          <w:p>
+            <w:r>
+              <w:rPr>
+                <w:rFonts w:ascii="Arial" w:cs="Arial" w:eastAsia="Arial" w:hAnsi="Arial"/>
+                <w:b w:val="false"/>
+                <w:bCs w:val="false"/>
+                <w:color w:val="000000"/>
+                <w:sz w:val="20"/>
+                <w:szCs w:val="20"/>
+              </w:rPr>
+              <w:t xml:space="preserve">✓ Vollständig konform</w:t>
+            </w:r>
+          </w:p>
+        </w:tc>
+        <w:tc>
+          <w:tcPr>
+            <w:tcW w:type="dxa" w:w="3826"/>
+            <w:tcBorders>
+              <w:top w:val="single" w:color="AABBD0" w:sz="4"/>
+              <w:left w:val="single" w:color="AABBD0" w:sz="4"/>
+              <w:bottom w:val="single" w:color="AABBD0" w:sz="4"/>
+              <w:right w:val="single" w:color="AABBD0" w:sz="4"/>
+            </w:tcBorders>
+            <w:shd w:fill="F2F4F7" w:val="clear"/>
+            <w:tcMar>
+              <w:top w:type="dxa" w:w="80"/>
+              <w:left w:type="dxa" w:w="120"/>
+              <w:bottom w:type="dxa" w:w="80"/>
+              <w:right w:type="dxa" w:w="120"/>
+            </w:tcMar>
+          </w:tcPr>
+          <w:p>
+            <w:r>
+              <w:rPr>
+                <w:rFonts w:ascii="Arial" w:cs="Arial" w:eastAsia="Arial" w:hAnsi="Arial"/>
+                <w:b w:val="false"/>
+                <w:bCs w:val="false"/>
+                <w:color w:val="000000"/>
+                <w:sz w:val="20"/>
+                <w:szCs w:val="20"/>
+              </w:rPr>
+              <w:t xml:space="preserve">Keine externen Anfragen</w:t>
+            </w:r>
+          </w:p>
+        </w:tc>
+      </w:tr>
+      <w:tr>
+        <w:tc>
+          <w:tcPr>
+            <w:tcW w:type="dxa" w:w="2800"/>
+            <w:tcBorders>
+              <w:top w:val="single" w:color="AABBD0" w:sz="4"/>
+              <w:left w:val="single" w:color="AABBD0" w:sz="4"/>
+              <w:bottom w:val="single" w:color="AABBD0" w:sz="4"/>
+              <w:right w:val="single" w:color="AABBD0" w:sz="4"/>
+            </w:tcBorders>
+            <w:shd w:fill="FFFFFF" w:val="clear"/>
+            <w:tcMar>
+              <w:top w:type="dxa" w:w="80"/>
+              <w:left w:type="dxa" w:w="120"/>
+              <w:bottom w:type="dxa" w:w="80"/>
+              <w:right w:type="dxa" w:w="120"/>
+            </w:tcMar>
+          </w:tcPr>
+          <w:p>
+            <w:r>
+              <w:rPr>
+                <w:rFonts w:ascii="Arial" w:cs="Arial" w:eastAsia="Arial" w:hAnsi="Arial"/>
+                <w:b w:val="false"/>
+                <w:bCs w:val="false"/>
+                <w:color w:val="000000"/>
+                <w:sz w:val="20"/>
+                <w:szCs w:val="20"/>
+              </w:rPr>
+              <w:t xml:space="preserve">Schülerdaten</w:t>
+            </w:r>
+          </w:p>
+        </w:tc>
+        <w:tc>
+          <w:tcPr>
+            <w:tcW w:type="dxa" w:w="2400"/>
+            <w:tcBorders>
+              <w:top w:val="single" w:color="AABBD0" w:sz="4"/>
+              <w:left w:val="single" w:color="AABBD0" w:sz="4"/>
+              <w:bottom w:val="single" w:color="AABBD0" w:sz="4"/>
+              <w:right w:val="single" w:color="AABBD0" w:sz="4"/>
+            </w:tcBorders>
+            <w:shd w:fill="FFFFFF" w:val="clear"/>
+            <w:tcMar>
+              <w:top w:type="dxa" w:w="80"/>
+              <w:left w:type="dxa" w:w="120"/>
+              <w:bottom w:type="dxa" w:w="80"/>
+              <w:right w:type="dxa" w:w="120"/>
+            </w:tcMar>
+          </w:tcPr>
+          <w:p>
+            <w:r>
+              <w:rPr>
+                <w:rFonts w:ascii="Arial" w:cs="Arial" w:eastAsia="Arial" w:hAnsi="Arial"/>
+                <w:b w:val="false"/>
+                <w:bCs w:val="false"/>
+                <w:color w:val="000000"/>
+                <w:sz w:val="20"/>
+                <w:szCs w:val="20"/>
+              </w:rPr>
+              <w:t xml:space="preserve">✓ Keine Übermittlung</w:t>
+            </w:r>
+          </w:p>
+        </w:tc>
+        <w:tc>
+          <w:tcPr>
+            <w:tcW w:type="dxa" w:w="3826"/>
+            <w:tcBorders>
+              <w:top w:val="single" w:color="AABBD0" w:sz="4"/>
+              <w:left w:val="single" w:color="AABBD0" w:sz="4"/>
+              <w:bottom w:val="single" w:color="AABBD0" w:sz="4"/>
+              <w:right w:val="single" w:color="AABBD0" w:sz="4"/>
+            </w:tcBorders>
+            <w:shd w:fill="FFFFFF" w:val="clear"/>
+            <w:tcMar>
+              <w:top w:type="dxa" w:w="80"/>
+              <w:left w:type="dxa" w:w="120"/>
+              <w:bottom w:type="dxa" w:w="80"/>
+              <w:right w:type="dxa" w:w="120"/>
+            </w:tcMar>
+          </w:tcPr>
+          <w:p>
+            <w:r>
+              <w:rPr>
+                <w:rFonts w:ascii="Arial" w:cs="Arial" w:eastAsia="Arial" w:hAnsi="Arial"/>
+                <w:b w:val="false"/>
+                <w:bCs w:val="false"/>
+                <w:color w:val="000000"/>
+                <w:sz w:val="20"/>
+                <w:szCs w:val="20"/>
+              </w:rPr>
+              <w:t xml:space="preserve">Kein Server, kein Tracking</w:t>
+            </w:r>
+          </w:p>
+        </w:tc>
+      </w:tr>
+    </w:tbl>
     <w:p>
       <w:r>
         <w:br w:type="page"/>
@@ -3345,7 +5071,7 @@
                 <w:sz w:val="20"/>
                 <w:szCs w:val="20"/>
               </w:rPr>
-              <w:t xml:space="preserve">Zuhören, Rollen absprechen, Teamname wählen</w:t>
+              <w:t xml:space="preserve">Zuhören, Rollen absprechen, Teamnamen wählen</w:t>
             </w:r>
           </w:p>
         </w:tc>
@@ -3802,7 +5528,7 @@
           <w:sz w:val="22"/>
           <w:szCs w:val="22"/>
         </w:rPr>
-        <w:t xml:space="preserve">Hinweise steuern: Das System bietet bis zu 3 gestufte Hinweise pro Raum. Die Lehrkraft kann zusätzlich mündlich auf Textstellen verweisen, ohne Lösungen zu verraten.</w:t>
+        <w:t xml:space="preserve">Hinweise steuern: Das System bietet bis zu 3 gestufte Hinweise pro Raum. Die Lehrkraft kann zusätzlich mündlich auf Textstellen verweisen.</w:t>
       </w:r>
     </w:p>
     <w:p>
@@ -3820,7 +5546,7 @@
           <w:sz w:val="22"/>
           <w:szCs w:val="22"/>
         </w:rPr>
-        <w:t xml:space="preserve">Differenzierung: Leistungsstarken Teams kann die Lehrkraft Zusatzfragen stellen (z. B. „Erklärt, warum der Meeresspiegel nicht nur durch Gletscherschmelze, sondern auch durch Wärmeausdehnung steigt.").</w:t>
+        <w:t xml:space="preserve">Differenzierung: Leistungsstarken Teams können Zusatzfragen gestellt werden.</w:t>
       </w:r>
     </w:p>
     <w:p>
@@ -3838,7 +5564,7 @@
           <w:sz w:val="22"/>
           <w:szCs w:val="22"/>
         </w:rPr>
-        <w:t xml:space="preserve">Klassenmanagement: Die hohe Eigenmotivation reduziert Disziplinprobleme; die Lehrkraft kann sich auf individuelle Begleitung konzentrieren.</w:t>
+        <w:t xml:space="preserve">Klassenmanagement: Die hohe Eigenmotivation reduziert Disziplinprobleme.</w:t>
       </w:r>
     </w:p>
     <w:p>
@@ -3896,7 +5622,7 @@
           <w:sz w:val="22"/>
           <w:szCs w:val="22"/>
         </w:rPr>
-        <w:t xml:space="preserve">Teamname eingeben (exakt wie beim ersten Mal)</w:t>
+        <w:t xml:space="preserve">Teamnamen eingeben (exakt wie beim ersten Mal)</w:t>
       </w:r>
     </w:p>
     <w:p>
@@ -3914,7 +5640,7 @@
           <w:sz w:val="22"/>
           <w:szCs w:val="22"/>
         </w:rPr>
-        <w:t xml:space="preserve">Gesammelte Ziffern aus den Notizen eingeben (z. B. „153" für drei abgeschlossene Räume)</w:t>
+        <w:t xml:space="preserve">Gesammelte Ziffern aus den Notizen eingeben (z. B. „153“ für drei abgeschlossene Räume)</w:t>
       </w:r>
     </w:p>
     <w:p>
@@ -3932,7 +5658,7 @@
           <w:sz w:val="22"/>
           <w:szCs w:val="22"/>
         </w:rPr>
-        <w:t xml:space="preserve">Auf „Fortsetzen" klicken – das System springt zum nächsten offenen Raum, ohne Zeitlimit</w:t>
+        <w:t xml:space="preserve">Auf „Fortsetzen“ klicken – das System springt zum nächsten offenen Raum, ohne Zeitlimit</w:t>
       </w:r>
     </w:p>
     <w:tbl>
@@ -4018,6 +5744,28 @@
       </w:tr>
     </w:tbl>
     <w:p>
+      <w:r>
+        <w:br w:type="page"/>
+      </w:r>
+    </w:p>
+    <w:p>
+      <w:pPr>
+        <w:pStyle w:val="Heading1"/>
+        <w:spacing w:after="120" w:before="360"/>
+      </w:pPr>
+      <w:r>
+        <w:rPr>
+          <w:rFonts w:ascii="Arial" w:cs="Arial" w:eastAsia="Arial" w:hAnsi="Arial"/>
+          <w:b/>
+          <w:bCs/>
+          <w:color w:val="1A3A5C"/>
+          <w:sz w:val="32"/>
+          <w:szCs w:val="32"/>
+        </w:rPr>
+        <w:t xml:space="preserve">5  Rechtliche Hinweise und Lizenzangaben</w:t>
+      </w:r>
+    </w:p>
+    <w:p>
       <w:pPr>
         <w:pStyle w:val="Heading2"/>
         <w:spacing w:after="80" w:before="280"/>
@@ -4031,7 +5779,7 @@
           <w:sz w:val="26"/>
           <w:szCs w:val="26"/>
         </w:rPr>
-        <w:t xml:space="preserve">3.7  Datenschutz- und urheberrechtliche Entscheidungen</w:t>
+        <w:t xml:space="preserve">5.1  Lizenzangaben der eingebetteten Schriften</w:t>
       </w:r>
     </w:p>
     <w:p>
@@ -4046,473 +5794,7 @@
           <w:sz w:val="22"/>
           <w:szCs w:val="22"/>
         </w:rPr>
-        <w:t xml:space="preserve">Beim Einsatz digitaler Lernmaterialien in der Schule sind Datenschutz und Urheberrecht verbindliche Rahmenbedingungen. Für diesen Escape Room wurden bewusst Entscheidungen getroffen, die beide Aspekte vollständig berücksichtigen.</w:t>
-      </w:r>
-    </w:p>
-    <w:p>
-      <w:pPr>
-        <w:spacing w:after="60" w:before="0"/>
-      </w:pPr>
-      <w:r>
-        <w:t xml:space="preserve"/>
-      </w:r>
-    </w:p>
-    <w:p>
-      <w:pPr>
-        <w:pStyle w:val="Heading3"/>
-        <w:spacing w:after="60" w:before="200"/>
-      </w:pPr>
-      <w:r>
-        <w:rPr>
-          <w:rFonts w:ascii="Arial" w:cs="Arial" w:eastAsia="Arial" w:hAnsi="Arial"/>
-          <w:b/>
-          <w:bCs/>
-          <w:color w:val="1A3A5C"/>
-          <w:sz w:val="22"/>
-          <w:szCs w:val="22"/>
-        </w:rPr>
-        <w:t xml:space="preserve">Schriftarten – SIL Open Font License (OFL 1.1)</w:t>
-      </w:r>
-    </w:p>
-    <w:p>
-      <w:pPr>
-        <w:spacing w:after="100" w:before="60"/>
-        <w:jc w:val="both"/>
-      </w:pPr>
-      <w:r>
-        <w:rPr>
-          <w:rFonts w:ascii="Arial" w:cs="Arial" w:eastAsia="Arial" w:hAnsi="Arial"/>
-          <w:color w:val="000000"/>
-          <w:sz w:val="22"/>
-          <w:szCs w:val="22"/>
-        </w:rPr>
-        <w:t xml:space="preserve">Der Escape Room verwendet drei Schriftarten, die alle unter der SIL Open Font License Version 1.1 stehen. Diese Lizenz erlaubt die freie Nutzung, Einbettung und Weitergabe – auch im schulischen und öffentlichen Kontext – ohne Lizenzgebühren:</w:t>
-      </w:r>
-    </w:p>
-    <w:tbl>
-      <w:tblPr>
-        <w:tblW w:type="dxa" w:w="9026"/>
-        <w:tblBorders>
-          <w:top w:val="single" w:color="auto" w:sz="4"/>
-          <w:left w:val="single" w:color="auto" w:sz="4"/>
-          <w:bottom w:val="single" w:color="auto" w:sz="4"/>
-          <w:right w:val="single" w:color="auto" w:sz="4"/>
-          <w:insideH w:val="single" w:color="auto" w:sz="4"/>
-          <w:insideV w:val="single" w:color="auto" w:sz="4"/>
-        </w:tblBorders>
-      </w:tblPr>
-      <w:tblGrid>
-        <w:gridCol w:w="2500"/>
-        <w:gridCol w:w="3800"/>
-        <w:gridCol w:w="2726"/>
-      </w:tblGrid>
-      <w:tr>
-        <w:trPr>
-          <w:tblHeader/>
-        </w:trPr>
-        <w:tc>
-          <w:tcPr>
-            <w:tcW w:type="dxa" w:w="2500"/>
-            <w:tcBorders>
-              <w:top w:val="single" w:color="AABBD0" w:sz="4"/>
-              <w:left w:val="single" w:color="AABBD0" w:sz="4"/>
-              <w:bottom w:val="single" w:color="AABBD0" w:sz="4"/>
-              <w:right w:val="single" w:color="AABBD0" w:sz="4"/>
-            </w:tcBorders>
-            <w:shd w:fill="1A3A5C" w:val="clear"/>
-            <w:tcMar>
-              <w:top w:type="dxa" w:w="80"/>
-              <w:left w:type="dxa" w:w="120"/>
-              <w:bottom w:type="dxa" w:w="80"/>
-              <w:right w:type="dxa" w:w="120"/>
-            </w:tcMar>
-          </w:tcPr>
-          <w:p>
-            <w:r>
-              <w:rPr>
-                <w:rFonts w:ascii="Arial" w:cs="Arial" w:eastAsia="Arial" w:hAnsi="Arial"/>
-                <w:b/>
-                <w:bCs/>
-                <w:color w:val="FFFFFF"/>
-                <w:sz w:val="20"/>
-                <w:szCs w:val="20"/>
-              </w:rPr>
-              <w:t xml:space="preserve">Schriftart</w:t>
-            </w:r>
-          </w:p>
-        </w:tc>
-        <w:tc>
-          <w:tcPr>
-            <w:tcW w:type="dxa" w:w="3800"/>
-            <w:tcBorders>
-              <w:top w:val="single" w:color="AABBD0" w:sz="4"/>
-              <w:left w:val="single" w:color="AABBD0" w:sz="4"/>
-              <w:bottom w:val="single" w:color="AABBD0" w:sz="4"/>
-              <w:right w:val="single" w:color="AABBD0" w:sz="4"/>
-            </w:tcBorders>
-            <w:shd w:fill="1A3A5C" w:val="clear"/>
-            <w:tcMar>
-              <w:top w:type="dxa" w:w="80"/>
-              <w:left w:type="dxa" w:w="120"/>
-              <w:bottom w:type="dxa" w:w="80"/>
-              <w:right w:type="dxa" w:w="120"/>
-            </w:tcMar>
-          </w:tcPr>
-          <w:p>
-            <w:r>
-              <w:rPr>
-                <w:rFonts w:ascii="Arial" w:cs="Arial" w:eastAsia="Arial" w:hAnsi="Arial"/>
-                <w:b/>
-                <w:bCs/>
-                <w:color w:val="FFFFFF"/>
-                <w:sz w:val="20"/>
-                <w:szCs w:val="20"/>
-              </w:rPr>
-              <w:t xml:space="preserve">Urheber</w:t>
-            </w:r>
-          </w:p>
-        </w:tc>
-        <w:tc>
-          <w:tcPr>
-            <w:tcW w:type="dxa" w:w="2726"/>
-            <w:tcBorders>
-              <w:top w:val="single" w:color="AABBD0" w:sz="4"/>
-              <w:left w:val="single" w:color="AABBD0" w:sz="4"/>
-              <w:bottom w:val="single" w:color="AABBD0" w:sz="4"/>
-              <w:right w:val="single" w:color="AABBD0" w:sz="4"/>
-            </w:tcBorders>
-            <w:shd w:fill="1A3A5C" w:val="clear"/>
-            <w:tcMar>
-              <w:top w:type="dxa" w:w="80"/>
-              <w:left w:type="dxa" w:w="120"/>
-              <w:bottom w:type="dxa" w:w="80"/>
-              <w:right w:type="dxa" w:w="120"/>
-            </w:tcMar>
-          </w:tcPr>
-          <w:p>
-            <w:r>
-              <w:rPr>
-                <w:rFonts w:ascii="Arial" w:cs="Arial" w:eastAsia="Arial" w:hAnsi="Arial"/>
-                <w:b/>
-                <w:bCs/>
-                <w:color w:val="FFFFFF"/>
-                <w:sz w:val="20"/>
-                <w:szCs w:val="20"/>
-              </w:rPr>
-              <w:t xml:space="preserve">Lizenz</w:t>
-            </w:r>
-          </w:p>
-        </w:tc>
-      </w:tr>
-      <w:tr>
-        <w:tc>
-          <w:tcPr>
-            <w:tcW w:type="dxa" w:w="2500"/>
-            <w:tcBorders>
-              <w:top w:val="single" w:color="AABBD0" w:sz="4"/>
-              <w:left w:val="single" w:color="AABBD0" w:sz="4"/>
-              <w:bottom w:val="single" w:color="AABBD0" w:sz="4"/>
-              <w:right w:val="single" w:color="AABBD0" w:sz="4"/>
-            </w:tcBorders>
-            <w:shd w:fill="F2F4F7" w:val="clear"/>
-            <w:tcMar>
-              <w:top w:type="dxa" w:w="80"/>
-              <w:left w:type="dxa" w:w="120"/>
-              <w:bottom w:type="dxa" w:w="80"/>
-              <w:right w:type="dxa" w:w="120"/>
-            </w:tcMar>
-          </w:tcPr>
-          <w:p>
-            <w:r>
-              <w:rPr>
-                <w:rFonts w:ascii="Arial" w:cs="Arial" w:eastAsia="Arial" w:hAnsi="Arial"/>
-                <w:b w:val="false"/>
-                <w:bCs w:val="false"/>
-                <w:color w:val="000000"/>
-                <w:sz w:val="20"/>
-                <w:szCs w:val="20"/>
-              </w:rPr>
-              <w:t xml:space="preserve">Orbitron</w:t>
-            </w:r>
-          </w:p>
-        </w:tc>
-        <w:tc>
-          <w:tcPr>
-            <w:tcW w:type="dxa" w:w="3800"/>
-            <w:tcBorders>
-              <w:top w:val="single" w:color="AABBD0" w:sz="4"/>
-              <w:left w:val="single" w:color="AABBD0" w:sz="4"/>
-              <w:bottom w:val="single" w:color="AABBD0" w:sz="4"/>
-              <w:right w:val="single" w:color="AABBD0" w:sz="4"/>
-            </w:tcBorders>
-            <w:shd w:fill="F2F4F7" w:val="clear"/>
-            <w:tcMar>
-              <w:top w:type="dxa" w:w="80"/>
-              <w:left w:type="dxa" w:w="120"/>
-              <w:bottom w:type="dxa" w:w="80"/>
-              <w:right w:type="dxa" w:w="120"/>
-            </w:tcMar>
-          </w:tcPr>
-          <w:p>
-            <w:r>
-              <w:rPr>
-                <w:rFonts w:ascii="Arial" w:cs="Arial" w:eastAsia="Arial" w:hAnsi="Arial"/>
-                <w:b w:val="false"/>
-                <w:bCs w:val="false"/>
-                <w:color w:val="000000"/>
-                <w:sz w:val="20"/>
-                <w:szCs w:val="20"/>
-              </w:rPr>
-              <w:t xml:space="preserve">© 2018 The Orbitron Project Authors</w:t>
-            </w:r>
-          </w:p>
-        </w:tc>
-        <w:tc>
-          <w:tcPr>
-            <w:tcW w:type="dxa" w:w="2726"/>
-            <w:tcBorders>
-              <w:top w:val="single" w:color="AABBD0" w:sz="4"/>
-              <w:left w:val="single" w:color="AABBD0" w:sz="4"/>
-              <w:bottom w:val="single" w:color="AABBD0" w:sz="4"/>
-              <w:right w:val="single" w:color="AABBD0" w:sz="4"/>
-            </w:tcBorders>
-            <w:shd w:fill="F2F4F7" w:val="clear"/>
-            <w:tcMar>
-              <w:top w:type="dxa" w:w="80"/>
-              <w:left w:type="dxa" w:w="120"/>
-              <w:bottom w:type="dxa" w:w="80"/>
-              <w:right w:type="dxa" w:w="120"/>
-            </w:tcMar>
-          </w:tcPr>
-          <w:p>
-            <w:r>
-              <w:rPr>
-                <w:rFonts w:ascii="Arial" w:cs="Arial" w:eastAsia="Arial" w:hAnsi="Arial"/>
-                <w:b w:val="false"/>
-                <w:bCs w:val="false"/>
-                <w:color w:val="000000"/>
-                <w:sz w:val="20"/>
-                <w:szCs w:val="20"/>
-              </w:rPr>
-              <w:t xml:space="preserve">SIL Open Font License 1.1</w:t>
-            </w:r>
-          </w:p>
-        </w:tc>
-      </w:tr>
-      <w:tr>
-        <w:tc>
-          <w:tcPr>
-            <w:tcW w:type="dxa" w:w="2500"/>
-            <w:tcBorders>
-              <w:top w:val="single" w:color="AABBD0" w:sz="4"/>
-              <w:left w:val="single" w:color="AABBD0" w:sz="4"/>
-              <w:bottom w:val="single" w:color="AABBD0" w:sz="4"/>
-              <w:right w:val="single" w:color="AABBD0" w:sz="4"/>
-            </w:tcBorders>
-            <w:shd w:fill="FFFFFF" w:val="clear"/>
-            <w:tcMar>
-              <w:top w:type="dxa" w:w="80"/>
-              <w:left w:type="dxa" w:w="120"/>
-              <w:bottom w:type="dxa" w:w="80"/>
-              <w:right w:type="dxa" w:w="120"/>
-            </w:tcMar>
-          </w:tcPr>
-          <w:p>
-            <w:r>
-              <w:rPr>
-                <w:rFonts w:ascii="Arial" w:cs="Arial" w:eastAsia="Arial" w:hAnsi="Arial"/>
-                <w:b w:val="false"/>
-                <w:bCs w:val="false"/>
-                <w:color w:val="000000"/>
-                <w:sz w:val="20"/>
-                <w:szCs w:val="20"/>
-              </w:rPr>
-              <w:t xml:space="preserve">JetBrains Mono</w:t>
-            </w:r>
-          </w:p>
-        </w:tc>
-        <w:tc>
-          <w:tcPr>
-            <w:tcW w:type="dxa" w:w="3800"/>
-            <w:tcBorders>
-              <w:top w:val="single" w:color="AABBD0" w:sz="4"/>
-              <w:left w:val="single" w:color="AABBD0" w:sz="4"/>
-              <w:bottom w:val="single" w:color="AABBD0" w:sz="4"/>
-              <w:right w:val="single" w:color="AABBD0" w:sz="4"/>
-            </w:tcBorders>
-            <w:shd w:fill="FFFFFF" w:val="clear"/>
-            <w:tcMar>
-              <w:top w:type="dxa" w:w="80"/>
-              <w:left w:type="dxa" w:w="120"/>
-              <w:bottom w:type="dxa" w:w="80"/>
-              <w:right w:type="dxa" w:w="120"/>
-            </w:tcMar>
-          </w:tcPr>
-          <w:p>
-            <w:r>
-              <w:rPr>
-                <w:rFonts w:ascii="Arial" w:cs="Arial" w:eastAsia="Arial" w:hAnsi="Arial"/>
-                <w:b w:val="false"/>
-                <w:bCs w:val="false"/>
-                <w:color w:val="000000"/>
-                <w:sz w:val="20"/>
-                <w:szCs w:val="20"/>
-              </w:rPr>
-              <w:t xml:space="preserve">© 2020 The JetBrains Mono Project Authors</w:t>
-            </w:r>
-          </w:p>
-        </w:tc>
-        <w:tc>
-          <w:tcPr>
-            <w:tcW w:type="dxa" w:w="2726"/>
-            <w:tcBorders>
-              <w:top w:val="single" w:color="AABBD0" w:sz="4"/>
-              <w:left w:val="single" w:color="AABBD0" w:sz="4"/>
-              <w:bottom w:val="single" w:color="AABBD0" w:sz="4"/>
-              <w:right w:val="single" w:color="AABBD0" w:sz="4"/>
-            </w:tcBorders>
-            <w:shd w:fill="FFFFFF" w:val="clear"/>
-            <w:tcMar>
-              <w:top w:type="dxa" w:w="80"/>
-              <w:left w:type="dxa" w:w="120"/>
-              <w:bottom w:type="dxa" w:w="80"/>
-              <w:right w:type="dxa" w:w="120"/>
-            </w:tcMar>
-          </w:tcPr>
-          <w:p>
-            <w:r>
-              <w:rPr>
-                <w:rFonts w:ascii="Arial" w:cs="Arial" w:eastAsia="Arial" w:hAnsi="Arial"/>
-                <w:b w:val="false"/>
-                <w:bCs w:val="false"/>
-                <w:color w:val="000000"/>
-                <w:sz w:val="20"/>
-                <w:szCs w:val="20"/>
-              </w:rPr>
-              <w:t xml:space="preserve">SIL Open Font License 1.1</w:t>
-            </w:r>
-          </w:p>
-        </w:tc>
-      </w:tr>
-      <w:tr>
-        <w:tc>
-          <w:tcPr>
-            <w:tcW w:type="dxa" w:w="2500"/>
-            <w:tcBorders>
-              <w:top w:val="single" w:color="AABBD0" w:sz="4"/>
-              <w:left w:val="single" w:color="AABBD0" w:sz="4"/>
-              <w:bottom w:val="single" w:color="AABBD0" w:sz="4"/>
-              <w:right w:val="single" w:color="AABBD0" w:sz="4"/>
-            </w:tcBorders>
-            <w:shd w:fill="F2F4F7" w:val="clear"/>
-            <w:tcMar>
-              <w:top w:type="dxa" w:w="80"/>
-              <w:left w:type="dxa" w:w="120"/>
-              <w:bottom w:type="dxa" w:w="80"/>
-              <w:right w:type="dxa" w:w="120"/>
-            </w:tcMar>
-          </w:tcPr>
-          <w:p>
-            <w:r>
-              <w:rPr>
-                <w:rFonts w:ascii="Arial" w:cs="Arial" w:eastAsia="Arial" w:hAnsi="Arial"/>
-                <w:b w:val="false"/>
-                <w:bCs w:val="false"/>
-                <w:color w:val="000000"/>
-                <w:sz w:val="20"/>
-                <w:szCs w:val="20"/>
-              </w:rPr>
-              <w:t xml:space="preserve">Manrope</w:t>
-            </w:r>
-          </w:p>
-        </w:tc>
-        <w:tc>
-          <w:tcPr>
-            <w:tcW w:type="dxa" w:w="3800"/>
-            <w:tcBorders>
-              <w:top w:val="single" w:color="AABBD0" w:sz="4"/>
-              <w:left w:val="single" w:color="AABBD0" w:sz="4"/>
-              <w:bottom w:val="single" w:color="AABBD0" w:sz="4"/>
-              <w:right w:val="single" w:color="AABBD0" w:sz="4"/>
-            </w:tcBorders>
-            <w:shd w:fill="F2F4F7" w:val="clear"/>
-            <w:tcMar>
-              <w:top w:type="dxa" w:w="80"/>
-              <w:left w:type="dxa" w:w="120"/>
-              <w:bottom w:type="dxa" w:w="80"/>
-              <w:right w:type="dxa" w:w="120"/>
-            </w:tcMar>
-          </w:tcPr>
-          <w:p>
-            <w:r>
-              <w:rPr>
-                <w:rFonts w:ascii="Arial" w:cs="Arial" w:eastAsia="Arial" w:hAnsi="Arial"/>
-                <w:b w:val="false"/>
-                <w:bCs w:val="false"/>
-                <w:color w:val="000000"/>
-                <w:sz w:val="20"/>
-                <w:szCs w:val="20"/>
-              </w:rPr>
-              <w:t xml:space="preserve">© 2018 The Manrope Project Authors (M. Sharanda)</w:t>
-            </w:r>
-          </w:p>
-        </w:tc>
-        <w:tc>
-          <w:tcPr>
-            <w:tcW w:type="dxa" w:w="2726"/>
-            <w:tcBorders>
-              <w:top w:val="single" w:color="AABBD0" w:sz="4"/>
-              <w:left w:val="single" w:color="AABBD0" w:sz="4"/>
-              <w:bottom w:val="single" w:color="AABBD0" w:sz="4"/>
-              <w:right w:val="single" w:color="AABBD0" w:sz="4"/>
-            </w:tcBorders>
-            <w:shd w:fill="F2F4F7" w:val="clear"/>
-            <w:tcMar>
-              <w:top w:type="dxa" w:w="80"/>
-              <w:left w:type="dxa" w:w="120"/>
-              <w:bottom w:type="dxa" w:w="80"/>
-              <w:right w:type="dxa" w:w="120"/>
-            </w:tcMar>
-          </w:tcPr>
-          <w:p>
-            <w:r>
-              <w:rPr>
-                <w:rFonts w:ascii="Arial" w:cs="Arial" w:eastAsia="Arial" w:hAnsi="Arial"/>
-                <w:b w:val="false"/>
-                <w:bCs w:val="false"/>
-                <w:color w:val="000000"/>
-                <w:sz w:val="20"/>
-                <w:szCs w:val="20"/>
-              </w:rPr>
-              <w:t xml:space="preserve">SIL Open Font License 1.1</w:t>
-            </w:r>
-          </w:p>
-        </w:tc>
-      </w:tr>
-    </w:tbl>
-    <w:p>
-      <w:pPr>
-        <w:spacing w:after="60" w:before="0"/>
-      </w:pPr>
-      <w:r>
-        <w:t xml:space="preserve"/>
-      </w:r>
-    </w:p>
-    <w:p>
-      <w:pPr>
-        <w:pStyle w:val="Heading3"/>
-        <w:spacing w:after="60" w:before="200"/>
-      </w:pPr>
-      <w:r>
-        <w:rPr>
-          <w:rFonts w:ascii="Arial" w:cs="Arial" w:eastAsia="Arial" w:hAnsi="Arial"/>
-          <w:b/>
-          <w:bCs/>
-          <w:color w:val="1A3A5C"/>
-          <w:sz w:val="22"/>
-          <w:szCs w:val="22"/>
-        </w:rPr>
-        <w:t xml:space="preserve">DSGVO-Konformität – Keine externen Serveranfragen</w:t>
+        <w:t xml:space="preserve">Die folgenden Lizenzhinweise sind Bestandteil der OFL 1.1 und werden hiermit dokumentiert:</w:t>
       </w:r>
     </w:p>
     <w:tbl>
@@ -4535,10 +5817,10 @@
           <w:tcPr>
             <w:tcW w:type="dxa" w:w="9026"/>
             <w:tcBorders>
-              <w:top w:val="single" w:color="C0392B" w:sz="4"/>
-              <w:left w:val="single" w:color="C0392B" w:sz="4"/>
-              <w:bottom w:val="single" w:color="C0392B" w:sz="4"/>
-              <w:right w:val="single" w:color="C0392B" w:sz="4"/>
+              <w:top w:val="single" w:color="BBBBBB" w:sz="4"/>
+              <w:left w:val="single" w:color="BBBBBB" w:sz="4"/>
+              <w:bottom w:val="single" w:color="BBBBBB" w:sz="4"/>
+              <w:right w:val="single" w:color="BBBBBB" w:sz="4"/>
             </w:tcBorders>
             <w:shd w:fill="2E6FA3" w:val="clear"/>
             <w:tcMar>
@@ -4558,7 +5840,7 @@
                 <w:sz w:val="22"/>
                 <w:szCs w:val="22"/>
               </w:rPr>
-              <w:t xml:space="preserve">⚠  Ursprüngliches Problem: Google Fonts über CDN</w:t>
+              <w:t xml:space="preserve">Orbitron</w:t>
             </w:r>
           </w:p>
         </w:tc>
@@ -4568,12 +5850,12 @@
           <w:tcPr>
             <w:tcW w:type="dxa" w:w="9026"/>
             <w:tcBorders>
-              <w:top w:val="single" w:color="C0392B" w:sz="4"/>
-              <w:left w:val="single" w:color="C0392B" w:sz="4"/>
-              <w:bottom w:val="single" w:color="C0392B" w:sz="4"/>
-              <w:right w:val="single" w:color="C0392B" w:sz="4"/>
-            </w:tcBorders>
-            <w:shd w:fill="FFF0F0" w:val="clear"/>
+              <w:top w:val="single" w:color="BBBBBB" w:sz="4"/>
+              <w:left w:val="single" w:color="BBBBBB" w:sz="4"/>
+              <w:bottom w:val="single" w:color="BBBBBB" w:sz="4"/>
+              <w:right w:val="single" w:color="BBBBBB" w:sz="4"/>
+            </w:tcBorders>
+            <w:shd w:fill="F2F4F7" w:val="clear"/>
             <w:tcMar>
               <w:top w:type="dxa" w:w="60"/>
               <w:left w:type="dxa" w:w="120"/>
@@ -4591,7 +5873,7 @@
                 <w:sz w:val="22"/>
                 <w:szCs w:val="22"/>
               </w:rPr>
-              <w:t xml:space="preserve">Eine frühe Version des Escape Rooms lud die Schriftarten über Google Fonts (fonts.googleapis.com). Bei jedem Seitenaufruf wird dabei die IP-Adresse des Nutzers an Google-Server in den USA übermittelt – ohne Einwilligung der betroffenen Person.</w:t>
+              <w:t xml:space="preserve">Copyright 2018 The Orbitron Project Authors (https://github.com/theleagueof/orbitron)</w:t>
             </w:r>
           </w:p>
         </w:tc>
@@ -4601,12 +5883,12 @@
           <w:tcPr>
             <w:tcW w:type="dxa" w:w="9026"/>
             <w:tcBorders>
-              <w:top w:val="single" w:color="C0392B" w:sz="4"/>
-              <w:left w:val="single" w:color="C0392B" w:sz="4"/>
-              <w:bottom w:val="single" w:color="C0392B" w:sz="4"/>
-              <w:right w:val="single" w:color="C0392B" w:sz="4"/>
-            </w:tcBorders>
-            <w:shd w:fill="FFF0F0" w:val="clear"/>
+              <w:top w:val="single" w:color="BBBBBB" w:sz="4"/>
+              <w:left w:val="single" w:color="BBBBBB" w:sz="4"/>
+              <w:bottom w:val="single" w:color="BBBBBB" w:sz="4"/>
+              <w:right w:val="single" w:color="BBBBBB" w:sz="4"/>
+            </w:tcBorders>
+            <w:shd w:fill="F2F4F7" w:val="clear"/>
             <w:tcMar>
               <w:top w:type="dxa" w:w="60"/>
               <w:left w:type="dxa" w:w="120"/>
@@ -4624,7 +5906,7 @@
                 <w:sz w:val="22"/>
                 <w:szCs w:val="22"/>
               </w:rPr>
-              <w:t xml:space="preserve">Das Landgericht München I hat mit Urteil vom 20.01.2022 (Az. 3 O 17493/20) festgestellt, dass die Einbindung von Google Fonts ohne Einwilligung einen Verstoß gegen Art. 6 Abs. 1 DSGVO darstellt. Im schulischen Kontext mit Minderjährigen ist das Risiko besonders hoch.</w:t>
+              <w:t xml:space="preserve">Lizenz: SIL Open Font License, Version 1.1 – https://openfontlicense.org</w:t>
             </w:r>
           </w:p>
         </w:tc>
@@ -4632,7 +5914,7 @@
     </w:tbl>
     <w:p>
       <w:pPr>
-        <w:spacing w:after="60" w:before="0"/>
+        <w:spacing w:after="40" w:before="0"/>
       </w:pPr>
       <w:r>
         <w:t xml:space="preserve"/>
@@ -4658,10 +5940,10 @@
           <w:tcPr>
             <w:tcW w:type="dxa" w:w="9026"/>
             <w:tcBorders>
-              <w:top w:val="single" w:color="1E6E3C" w:sz="4"/>
-              <w:left w:val="single" w:color="1E6E3C" w:sz="4"/>
-              <w:bottom w:val="single" w:color="1E6E3C" w:sz="4"/>
-              <w:right w:val="single" w:color="1E6E3C" w:sz="4"/>
+              <w:top w:val="single" w:color="BBBBBB" w:sz="4"/>
+              <w:left w:val="single" w:color="BBBBBB" w:sz="4"/>
+              <w:bottom w:val="single" w:color="BBBBBB" w:sz="4"/>
+              <w:right w:val="single" w:color="BBBBBB" w:sz="4"/>
             </w:tcBorders>
             <w:shd w:fill="2E6FA3" w:val="clear"/>
             <w:tcMar>
@@ -4681,7 +5963,7 @@
                 <w:sz w:val="22"/>
                 <w:szCs w:val="22"/>
               </w:rPr>
-              <w:t xml:space="preserve">✓  Lösung: Fonts lokal eingebettet</w:t>
+              <w:t xml:space="preserve">JetBrains Mono</w:t>
             </w:r>
           </w:p>
         </w:tc>
@@ -4691,12 +5973,12 @@
           <w:tcPr>
             <w:tcW w:type="dxa" w:w="9026"/>
             <w:tcBorders>
-              <w:top w:val="single" w:color="1E6E3C" w:sz="4"/>
-              <w:left w:val="single" w:color="1E6E3C" w:sz="4"/>
-              <w:bottom w:val="single" w:color="1E6E3C" w:sz="4"/>
-              <w:right w:val="single" w:color="1E6E3C" w:sz="4"/>
-            </w:tcBorders>
-            <w:shd w:fill="E8F5EE" w:val="clear"/>
+              <w:top w:val="single" w:color="BBBBBB" w:sz="4"/>
+              <w:left w:val="single" w:color="BBBBBB" w:sz="4"/>
+              <w:bottom w:val="single" w:color="BBBBBB" w:sz="4"/>
+              <w:right w:val="single" w:color="BBBBBB" w:sz="4"/>
+            </w:tcBorders>
+            <w:shd w:fill="F2F4F7" w:val="clear"/>
             <w:tcMar>
               <w:top w:type="dxa" w:w="60"/>
               <w:left w:type="dxa" w:w="120"/>
@@ -4714,7 +5996,7 @@
                 <w:sz w:val="22"/>
                 <w:szCs w:val="22"/>
               </w:rPr>
-              <w:t xml:space="preserve">In der vorliegenden Version sind alle drei Schriftarten als Base64-kodierte Daten direkt in die HTML-Datei eingebettet (via @font-face mit data:-URI). Die Seite macht keinerlei externe Netzwerkanfragen.</w:t>
+              <w:t xml:space="preserve">Copyright 2020 The JetBrains Mono Project Authors (https://github.com/JetBrains/JetBrainsMono)</w:t>
             </w:r>
           </w:p>
         </w:tc>
@@ -4724,12 +6006,12 @@
           <w:tcPr>
             <w:tcW w:type="dxa" w:w="9026"/>
             <w:tcBorders>
-              <w:top w:val="single" w:color="1E6E3C" w:sz="4"/>
-              <w:left w:val="single" w:color="1E6E3C" w:sz="4"/>
-              <w:bottom w:val="single" w:color="1E6E3C" w:sz="4"/>
-              <w:right w:val="single" w:color="1E6E3C" w:sz="4"/>
-            </w:tcBorders>
-            <w:shd w:fill="E8F5EE" w:val="clear"/>
+              <w:top w:val="single" w:color="BBBBBB" w:sz="4"/>
+              <w:left w:val="single" w:color="BBBBBB" w:sz="4"/>
+              <w:bottom w:val="single" w:color="BBBBBB" w:sz="4"/>
+              <w:right w:val="single" w:color="BBBBBB" w:sz="4"/>
+            </w:tcBorders>
+            <w:shd w:fill="F2F4F7" w:val="clear"/>
             <w:tcMar>
               <w:top w:type="dxa" w:w="60"/>
               <w:left w:type="dxa" w:w="120"/>
@@ -4747,40 +6029,7 @@
                 <w:sz w:val="22"/>
                 <w:szCs w:val="22"/>
               </w:rPr>
-              <w:t xml:space="preserve">Konsequenz: Die Datei ist vollständig offline-fähig, DSGVO-konform und benötigt keine Internetverbindung. Schülerdaten (IP-Adressen, Nutzungsverhalten) werden zu keinem Zeitpunkt an Dritte übermittelt.</w:t>
-            </w:r>
-          </w:p>
-        </w:tc>
-      </w:tr>
-      <w:tr>
-        <w:tc>
-          <w:tcPr>
-            <w:tcW w:type="dxa" w:w="9026"/>
-            <w:tcBorders>
-              <w:top w:val="single" w:color="1E6E3C" w:sz="4"/>
-              <w:left w:val="single" w:color="1E6E3C" w:sz="4"/>
-              <w:bottom w:val="single" w:color="1E6E3C" w:sz="4"/>
-              <w:right w:val="single" w:color="1E6E3C" w:sz="4"/>
-            </w:tcBorders>
-            <w:shd w:fill="E8F5EE" w:val="clear"/>
-            <w:tcMar>
-              <w:top w:type="dxa" w:w="60"/>
-              <w:left w:type="dxa" w:w="120"/>
-              <w:bottom w:type="dxa" w:w="60"/>
-              <w:right w:type="dxa" w:w="120"/>
-            </w:tcMar>
-          </w:tcPr>
-          <w:p>
-            <w:pPr>
-              <w:spacing w:after="40" w:before="40"/>
-            </w:pPr>
-            <w:r>
-              <w:rPr>
-                <w:rFonts w:ascii="Arial" w:cs="Arial" w:eastAsia="Arial" w:hAnsi="Arial"/>
-                <w:sz w:val="22"/>
-                <w:szCs w:val="22"/>
-              </w:rPr>
-              <w:t xml:space="preserve">Nachweis: Eine Inspektion der HTML-Datei zeigt keine einzige externe URL außer dem W3C-Namespace (w3.org/2000/svg), der keinerlei Datenübertragung auslöst.</w:t>
+              <w:t xml:space="preserve">Lizenz: SIL Open Font License, Version 1.1 – https://openfontlicense.org</w:t>
             </w:r>
           </w:p>
         </w:tc>
@@ -4788,955 +6037,10 @@
     </w:tbl>
     <w:p>
       <w:pPr>
-        <w:spacing w:after="60" w:before="0"/>
+        <w:spacing w:after="40" w:before="0"/>
       </w:pPr>
       <w:r>
         <w:t xml:space="preserve"/>
-      </w:r>
-    </w:p>
-    <w:p>
-      <w:pPr>
-        <w:pStyle w:val="Heading3"/>
-        <w:spacing w:after="60" w:before="200"/>
-      </w:pPr>
-      <w:r>
-        <w:rPr>
-          <w:rFonts w:ascii="Arial" w:cs="Arial" w:eastAsia="Arial" w:hAnsi="Arial"/>
-          <w:b/>
-          <w:bCs/>
-          <w:color w:val="1A3A5C"/>
-          <w:sz w:val="22"/>
-          <w:szCs w:val="22"/>
-        </w:rPr>
-        <w:t xml:space="preserve">Urheberrecht – Grafiken und Diagramme</w:t>
-      </w:r>
-    </w:p>
-    <w:p>
-      <w:pPr>
-        <w:spacing w:after="100" w:before="60"/>
-        <w:jc w:val="both"/>
-      </w:pPr>
-      <w:r>
-        <w:rPr>
-          <w:rFonts w:ascii="Arial" w:cs="Arial" w:eastAsia="Arial" w:hAnsi="Arial"/>
-          <w:color w:val="000000"/>
-          <w:sz w:val="22"/>
-          <w:szCs w:val="22"/>
-        </w:rPr>
-        <w:t xml:space="preserve">Sämtliche Grafiken im Escape Room sind eigenständig erstellt:</w:t>
-      </w:r>
-    </w:p>
-    <w:p>
-      <w:pPr>
-        <w:pStyle w:val="ListParagraph"/>
-        <w:numPr>
-          <w:ilvl w:val="0"/>
-          <w:numId w:val="2"/>
-        </w:numPr>
-        <w:spacing w:after="40" w:before="40"/>
-      </w:pPr>
-      <w:r>
-        <w:rPr>
-          <w:rFonts w:ascii="Arial" w:cs="Arial" w:eastAsia="Arial" w:hAnsi="Arial"/>
-          <w:sz w:val="22"/>
-          <w:szCs w:val="22"/>
-        </w:rPr>
-        <w:t xml:space="preserve">Alle visuellen Elemente (Logo, Animationen, Dekoration) sind als inline SVG-Code direkt in der HTML-Datei programmiert – keine Bilddateien, keine Cliparts, keine Icons von Drittanbietern.</w:t>
-      </w:r>
-    </w:p>
-    <w:p>
-      <w:pPr>
-        <w:pStyle w:val="ListParagraph"/>
-        <w:numPr>
-          <w:ilvl w:val="0"/>
-          <w:numId w:val="2"/>
-        </w:numPr>
-        <w:spacing w:after="40" w:before="40"/>
-      </w:pPr>
-      <w:r>
-        <w:rPr>
-          <w:rFonts w:ascii="Arial" w:cs="Arial" w:eastAsia="Arial" w:hAnsi="Arial"/>
-          <w:sz w:val="22"/>
-          <w:szCs w:val="22"/>
-        </w:rPr>
-        <w:t xml:space="preserve">Die Klimadiagramme (Temperaturabweichung seit 1881, Meeresspiegelanstieg) sind eigene SVG-Darstellungen auf Basis öffentlich zugänglicher NOAA-Klimadaten. Sie reproduzieren keine urheberrechtlich geschützten Abbildungen aus dem Schulbuch.</w:t>
-      </w:r>
-    </w:p>
-    <w:p>
-      <w:pPr>
-        <w:pStyle w:val="ListParagraph"/>
-        <w:numPr>
-          <w:ilvl w:val="0"/>
-          <w:numId w:val="2"/>
-        </w:numPr>
-        <w:spacing w:after="40" w:before="40"/>
-      </w:pPr>
-      <w:r>
-        <w:rPr>
-          <w:rFonts w:ascii="Arial" w:cs="Arial" w:eastAsia="Arial" w:hAnsi="Arial"/>
-          <w:sz w:val="22"/>
-          <w:szCs w:val="22"/>
-        </w:rPr>
-        <w:t xml:space="preserve">Es sind keine externen Bibliotheken, Frameworks oder CDN-Ressourcen eingebunden. Der gesamte Code ist eigenständig und lizenzfrei.</w:t>
-      </w:r>
-    </w:p>
-    <w:p>
-      <w:pPr>
-        <w:spacing w:after="60" w:before="0"/>
-      </w:pPr>
-      <w:r>
-        <w:t xml:space="preserve"/>
-      </w:r>
-    </w:p>
-    <w:p>
-      <w:pPr>
-        <w:pStyle w:val="Heading3"/>
-        <w:spacing w:after="60" w:before="200"/>
-      </w:pPr>
-      <w:r>
-        <w:rPr>
-          <w:rFonts w:ascii="Arial" w:cs="Arial" w:eastAsia="Arial" w:hAnsi="Arial"/>
-          <w:b/>
-          <w:bCs/>
-          <w:color w:val="1A3A5C"/>
-          <w:sz w:val="22"/>
-          <w:szCs w:val="22"/>
-        </w:rPr>
-        <w:t xml:space="preserve">Urheberrecht – Schulbuchinhalte</w:t>
-      </w:r>
-    </w:p>
-    <w:p>
-      <w:pPr>
-        <w:spacing w:after="100" w:before="60"/>
-        <w:jc w:val="both"/>
-      </w:pPr>
-      <w:r>
-        <w:rPr>
-          <w:rFonts w:ascii="Arial" w:cs="Arial" w:eastAsia="Arial" w:hAnsi="Arial"/>
-          <w:color w:val="000000"/>
-          <w:sz w:val="22"/>
-          <w:szCs w:val="22"/>
-        </w:rPr>
-        <w:t xml:space="preserve">Die Rätsel des Escape Rooms sind so konzipiert, dass sie Schulbuchinhalte nicht reproduzieren, sondern auf sie verweisen:</w:t>
-      </w:r>
-    </w:p>
-    <w:p>
-      <w:pPr>
-        <w:pStyle w:val="ListParagraph"/>
-        <w:numPr>
-          <w:ilvl w:val="0"/>
-          <w:numId w:val="2"/>
-        </w:numPr>
-        <w:spacing w:after="40" w:before="40"/>
-      </w:pPr>
-      <w:r>
-        <w:rPr>
-          <w:rFonts w:ascii="Arial" w:cs="Arial" w:eastAsia="Arial" w:hAnsi="Arial"/>
-          <w:sz w:val="22"/>
-          <w:szCs w:val="22"/>
-        </w:rPr>
-        <w:t xml:space="preserve">Kein Fließtext aus dem Lehrbuch wird wörtlich wiedergegeben. Die Aufgaben enthalten lediglich eigene Frageformulierungen sowie präzise Seitenangaben (z. B. „S. 138, T1").</w:t>
-      </w:r>
-    </w:p>
-    <w:p>
-      <w:pPr>
-        <w:pStyle w:val="ListParagraph"/>
-        <w:numPr>
-          <w:ilvl w:val="0"/>
-          <w:numId w:val="2"/>
-        </w:numPr>
-        <w:spacing w:after="40" w:before="40"/>
-      </w:pPr>
-      <w:r>
-        <w:rPr>
-          <w:rFonts w:ascii="Arial" w:cs="Arial" w:eastAsia="Arial" w:hAnsi="Arial"/>
-          <w:sz w:val="22"/>
-          <w:szCs w:val="22"/>
-        </w:rPr>
-        <w:t xml:space="preserve">Die Schülerinnen und Schüler müssen das Schulbuch selbst lesen, um die Rätsel lösen zu können. Es handelt sich um eine werkzeuggestützte Übungsform, nicht um eine Reproduktion des Werks.</w:t>
-      </w:r>
-    </w:p>
-    <w:p>
-      <w:pPr>
-        <w:pStyle w:val="ListParagraph"/>
-        <w:numPr>
-          <w:ilvl w:val="0"/>
-          <w:numId w:val="2"/>
-        </w:numPr>
-        <w:spacing w:after="40" w:before="40"/>
-      </w:pPr>
-      <w:r>
-        <w:rPr>
-          <w:rFonts w:ascii="Arial" w:cs="Arial" w:eastAsia="Arial" w:hAnsi="Arial"/>
-          <w:sz w:val="22"/>
-          <w:szCs w:val="22"/>
-        </w:rPr>
-        <w:t xml:space="preserve">Diese Form der Nutzung ist nach § 60a UrhG (Unterricht und Lehre) als zulässig einzustufen, da Inhalte zur Veranschaulichung des Unterrichts in nicht-kommerziellem Rahmen verwendet werden.</w:t>
-      </w:r>
-    </w:p>
-    <w:p>
-      <w:pPr>
-        <w:spacing w:after="60" w:before="0"/>
-      </w:pPr>
-      <w:r>
-        <w:t xml:space="preserve"/>
-      </w:r>
-    </w:p>
-    <w:p>
-      <w:pPr>
-        <w:pStyle w:val="Heading3"/>
-        <w:spacing w:after="60" w:before="200"/>
-      </w:pPr>
-      <w:r>
-        <w:rPr>
-          <w:rFonts w:ascii="Arial" w:cs="Arial" w:eastAsia="Arial" w:hAnsi="Arial"/>
-          <w:b/>
-          <w:bCs/>
-          <w:color w:val="1A3A5C"/>
-          <w:sz w:val="22"/>
-          <w:szCs w:val="22"/>
-        </w:rPr>
-        <w:t xml:space="preserve">Zusammenfassung: Rechtsstatus</w:t>
-      </w:r>
-    </w:p>
-    <w:tbl>
-      <w:tblPr>
-        <w:tblW w:type="dxa" w:w="9026"/>
-        <w:tblBorders>
-          <w:top w:val="single" w:color="auto" w:sz="4"/>
-          <w:left w:val="single" w:color="auto" w:sz="4"/>
-          <w:bottom w:val="single" w:color="auto" w:sz="4"/>
-          <w:right w:val="single" w:color="auto" w:sz="4"/>
-          <w:insideH w:val="single" w:color="auto" w:sz="4"/>
-          <w:insideV w:val="single" w:color="auto" w:sz="4"/>
-        </w:tblBorders>
-      </w:tblPr>
-      <w:tblGrid>
-        <w:gridCol w:w="2800"/>
-        <w:gridCol w:w="2400"/>
-        <w:gridCol w:w="3826"/>
-      </w:tblGrid>
-      <w:tr>
-        <w:trPr>
-          <w:tblHeader/>
-        </w:trPr>
-        <w:tc>
-          <w:tcPr>
-            <w:tcW w:type="dxa" w:w="2800"/>
-            <w:tcBorders>
-              <w:top w:val="single" w:color="AABBD0" w:sz="4"/>
-              <w:left w:val="single" w:color="AABBD0" w:sz="4"/>
-              <w:bottom w:val="single" w:color="AABBD0" w:sz="4"/>
-              <w:right w:val="single" w:color="AABBD0" w:sz="4"/>
-            </w:tcBorders>
-            <w:shd w:fill="1A3A5C" w:val="clear"/>
-            <w:tcMar>
-              <w:top w:type="dxa" w:w="80"/>
-              <w:left w:type="dxa" w:w="120"/>
-              <w:bottom w:type="dxa" w:w="80"/>
-              <w:right w:type="dxa" w:w="120"/>
-            </w:tcMar>
-          </w:tcPr>
-          <w:p>
-            <w:r>
-              <w:rPr>
-                <w:rFonts w:ascii="Arial" w:cs="Arial" w:eastAsia="Arial" w:hAnsi="Arial"/>
-                <w:b/>
-                <w:bCs/>
-                <w:color w:val="FFFFFF"/>
-                <w:sz w:val="20"/>
-                <w:szCs w:val="20"/>
-              </w:rPr>
-              <w:t xml:space="preserve">Bereich</w:t>
-            </w:r>
-          </w:p>
-        </w:tc>
-        <w:tc>
-          <w:tcPr>
-            <w:tcW w:type="dxa" w:w="2400"/>
-            <w:tcBorders>
-              <w:top w:val="single" w:color="AABBD0" w:sz="4"/>
-              <w:left w:val="single" w:color="AABBD0" w:sz="4"/>
-              <w:bottom w:val="single" w:color="AABBD0" w:sz="4"/>
-              <w:right w:val="single" w:color="AABBD0" w:sz="4"/>
-            </w:tcBorders>
-            <w:shd w:fill="1A3A5C" w:val="clear"/>
-            <w:tcMar>
-              <w:top w:type="dxa" w:w="80"/>
-              <w:left w:type="dxa" w:w="120"/>
-              <w:bottom w:type="dxa" w:w="80"/>
-              <w:right w:type="dxa" w:w="120"/>
-            </w:tcMar>
-          </w:tcPr>
-          <w:p>
-            <w:r>
-              <w:rPr>
-                <w:rFonts w:ascii="Arial" w:cs="Arial" w:eastAsia="Arial" w:hAnsi="Arial"/>
-                <w:b/>
-                <w:bCs/>
-                <w:color w:val="FFFFFF"/>
-                <w:sz w:val="20"/>
-                <w:szCs w:val="20"/>
-              </w:rPr>
-              <w:t xml:space="preserve">Status</w:t>
-            </w:r>
-          </w:p>
-        </w:tc>
-        <w:tc>
-          <w:tcPr>
-            <w:tcW w:type="dxa" w:w="3826"/>
-            <w:tcBorders>
-              <w:top w:val="single" w:color="AABBD0" w:sz="4"/>
-              <w:left w:val="single" w:color="AABBD0" w:sz="4"/>
-              <w:bottom w:val="single" w:color="AABBD0" w:sz="4"/>
-              <w:right w:val="single" w:color="AABBD0" w:sz="4"/>
-            </w:tcBorders>
-            <w:shd w:fill="1A3A5C" w:val="clear"/>
-            <w:tcMar>
-              <w:top w:type="dxa" w:w="80"/>
-              <w:left w:type="dxa" w:w="120"/>
-              <w:bottom w:type="dxa" w:w="80"/>
-              <w:right w:type="dxa" w:w="120"/>
-            </w:tcMar>
-          </w:tcPr>
-          <w:p>
-            <w:r>
-              <w:rPr>
-                <w:rFonts w:ascii="Arial" w:cs="Arial" w:eastAsia="Arial" w:hAnsi="Arial"/>
-                <w:b/>
-                <w:bCs/>
-                <w:color w:val="FFFFFF"/>
-                <w:sz w:val="20"/>
-                <w:szCs w:val="20"/>
-              </w:rPr>
-              <w:t xml:space="preserve">Maßnahme</w:t>
-            </w:r>
-          </w:p>
-        </w:tc>
-      </w:tr>
-      <w:tr>
-        <w:tc>
-          <w:tcPr>
-            <w:tcW w:type="dxa" w:w="2800"/>
-            <w:tcBorders>
-              <w:top w:val="single" w:color="AABBD0" w:sz="4"/>
-              <w:left w:val="single" w:color="AABBD0" w:sz="4"/>
-              <w:bottom w:val="single" w:color="AABBD0" w:sz="4"/>
-              <w:right w:val="single" w:color="AABBD0" w:sz="4"/>
-            </w:tcBorders>
-            <w:shd w:fill="F2F4F7" w:val="clear"/>
-            <w:tcMar>
-              <w:top w:type="dxa" w:w="80"/>
-              <w:left w:type="dxa" w:w="120"/>
-              <w:bottom w:type="dxa" w:w="80"/>
-              <w:right w:type="dxa" w:w="120"/>
-            </w:tcMar>
-          </w:tcPr>
-          <w:p>
-            <w:r>
-              <w:rPr>
-                <w:rFonts w:ascii="Arial" w:cs="Arial" w:eastAsia="Arial" w:hAnsi="Arial"/>
-                <w:b w:val="false"/>
-                <w:bCs w:val="false"/>
-                <w:color w:val="000000"/>
-                <w:sz w:val="20"/>
-                <w:szCs w:val="20"/>
-              </w:rPr>
-              <w:t xml:space="preserve">Schriftarten (Fonts)</w:t>
-            </w:r>
-          </w:p>
-        </w:tc>
-        <w:tc>
-          <w:tcPr>
-            <w:tcW w:type="dxa" w:w="2400"/>
-            <w:tcBorders>
-              <w:top w:val="single" w:color="AABBD0" w:sz="4"/>
-              <w:left w:val="single" w:color="AABBD0" w:sz="4"/>
-              <w:bottom w:val="single" w:color="AABBD0" w:sz="4"/>
-              <w:right w:val="single" w:color="AABBD0" w:sz="4"/>
-            </w:tcBorders>
-            <w:shd w:fill="F2F4F7" w:val="clear"/>
-            <w:tcMar>
-              <w:top w:type="dxa" w:w="80"/>
-              <w:left w:type="dxa" w:w="120"/>
-              <w:bottom w:type="dxa" w:w="80"/>
-              <w:right w:type="dxa" w:w="120"/>
-            </w:tcMar>
-          </w:tcPr>
-          <w:p>
-            <w:r>
-              <w:rPr>
-                <w:rFonts w:ascii="Arial" w:cs="Arial" w:eastAsia="Arial" w:hAnsi="Arial"/>
-                <w:b w:val="false"/>
-                <w:bCs w:val="false"/>
-                <w:color w:val="000000"/>
-                <w:sz w:val="20"/>
-                <w:szCs w:val="20"/>
-              </w:rPr>
-              <w:t xml:space="preserve">✓ OFL 1.1 – frei nutzbar</w:t>
-            </w:r>
-          </w:p>
-        </w:tc>
-        <w:tc>
-          <w:tcPr>
-            <w:tcW w:type="dxa" w:w="3826"/>
-            <w:tcBorders>
-              <w:top w:val="single" w:color="AABBD0" w:sz="4"/>
-              <w:left w:val="single" w:color="AABBD0" w:sz="4"/>
-              <w:bottom w:val="single" w:color="AABBD0" w:sz="4"/>
-              <w:right w:val="single" w:color="AABBD0" w:sz="4"/>
-            </w:tcBorders>
-            <w:shd w:fill="F2F4F7" w:val="clear"/>
-            <w:tcMar>
-              <w:top w:type="dxa" w:w="80"/>
-              <w:left w:type="dxa" w:w="120"/>
-              <w:bottom w:type="dxa" w:w="80"/>
-              <w:right w:type="dxa" w:w="120"/>
-            </w:tcMar>
-          </w:tcPr>
-          <w:p>
-            <w:r>
-              <w:rPr>
-                <w:rFonts w:ascii="Arial" w:cs="Arial" w:eastAsia="Arial" w:hAnsi="Arial"/>
-                <w:b w:val="false"/>
-                <w:bCs w:val="false"/>
-                <w:color w:val="000000"/>
-                <w:sz w:val="20"/>
-                <w:szCs w:val="20"/>
-              </w:rPr>
-              <w:t xml:space="preserve">Lokal eingebettet, kein CDN</w:t>
-            </w:r>
-          </w:p>
-        </w:tc>
-      </w:tr>
-      <w:tr>
-        <w:tc>
-          <w:tcPr>
-            <w:tcW w:type="dxa" w:w="2800"/>
-            <w:tcBorders>
-              <w:top w:val="single" w:color="AABBD0" w:sz="4"/>
-              <w:left w:val="single" w:color="AABBD0" w:sz="4"/>
-              <w:bottom w:val="single" w:color="AABBD0" w:sz="4"/>
-              <w:right w:val="single" w:color="AABBD0" w:sz="4"/>
-            </w:tcBorders>
-            <w:shd w:fill="FFFFFF" w:val="clear"/>
-            <w:tcMar>
-              <w:top w:type="dxa" w:w="80"/>
-              <w:left w:type="dxa" w:w="120"/>
-              <w:bottom w:type="dxa" w:w="80"/>
-              <w:right w:type="dxa" w:w="120"/>
-            </w:tcMar>
-          </w:tcPr>
-          <w:p>
-            <w:r>
-              <w:rPr>
-                <w:rFonts w:ascii="Arial" w:cs="Arial" w:eastAsia="Arial" w:hAnsi="Arial"/>
-                <w:b w:val="false"/>
-                <w:bCs w:val="false"/>
-                <w:color w:val="000000"/>
-                <w:sz w:val="20"/>
-                <w:szCs w:val="20"/>
-              </w:rPr>
-              <w:t xml:space="preserve">Grafiken / Animationen</w:t>
-            </w:r>
-          </w:p>
-        </w:tc>
-        <w:tc>
-          <w:tcPr>
-            <w:tcW w:type="dxa" w:w="2400"/>
-            <w:tcBorders>
-              <w:top w:val="single" w:color="AABBD0" w:sz="4"/>
-              <w:left w:val="single" w:color="AABBD0" w:sz="4"/>
-              <w:bottom w:val="single" w:color="AABBD0" w:sz="4"/>
-              <w:right w:val="single" w:color="AABBD0" w:sz="4"/>
-            </w:tcBorders>
-            <w:shd w:fill="FFFFFF" w:val="clear"/>
-            <w:tcMar>
-              <w:top w:type="dxa" w:w="80"/>
-              <w:left w:type="dxa" w:w="120"/>
-              <w:bottom w:type="dxa" w:w="80"/>
-              <w:right w:type="dxa" w:w="120"/>
-            </w:tcMar>
-          </w:tcPr>
-          <w:p>
-            <w:r>
-              <w:rPr>
-                <w:rFonts w:ascii="Arial" w:cs="Arial" w:eastAsia="Arial" w:hAnsi="Arial"/>
-                <w:b w:val="false"/>
-                <w:bCs w:val="false"/>
-                <w:color w:val="000000"/>
-                <w:sz w:val="20"/>
-                <w:szCs w:val="20"/>
-              </w:rPr>
-              <w:t xml:space="preserve">✓ Eigenerstellt</w:t>
-            </w:r>
-          </w:p>
-        </w:tc>
-        <w:tc>
-          <w:tcPr>
-            <w:tcW w:type="dxa" w:w="3826"/>
-            <w:tcBorders>
-              <w:top w:val="single" w:color="AABBD0" w:sz="4"/>
-              <w:left w:val="single" w:color="AABBD0" w:sz="4"/>
-              <w:bottom w:val="single" w:color="AABBD0" w:sz="4"/>
-              <w:right w:val="single" w:color="AABBD0" w:sz="4"/>
-            </w:tcBorders>
-            <w:shd w:fill="FFFFFF" w:val="clear"/>
-            <w:tcMar>
-              <w:top w:type="dxa" w:w="80"/>
-              <w:left w:type="dxa" w:w="120"/>
-              <w:bottom w:type="dxa" w:w="80"/>
-              <w:right w:type="dxa" w:w="120"/>
-            </w:tcMar>
-          </w:tcPr>
-          <w:p>
-            <w:r>
-              <w:rPr>
-                <w:rFonts w:ascii="Arial" w:cs="Arial" w:eastAsia="Arial" w:hAnsi="Arial"/>
-                <w:b w:val="false"/>
-                <w:bCs w:val="false"/>
-                <w:color w:val="000000"/>
-                <w:sz w:val="20"/>
-                <w:szCs w:val="20"/>
-              </w:rPr>
-              <w:t xml:space="preserve">Inline SVG, kein Drittmaterial</w:t>
-            </w:r>
-          </w:p>
-        </w:tc>
-      </w:tr>
-      <w:tr>
-        <w:tc>
-          <w:tcPr>
-            <w:tcW w:type="dxa" w:w="2800"/>
-            <w:tcBorders>
-              <w:top w:val="single" w:color="AABBD0" w:sz="4"/>
-              <w:left w:val="single" w:color="AABBD0" w:sz="4"/>
-              <w:bottom w:val="single" w:color="AABBD0" w:sz="4"/>
-              <w:right w:val="single" w:color="AABBD0" w:sz="4"/>
-            </w:tcBorders>
-            <w:shd w:fill="F2F4F7" w:val="clear"/>
-            <w:tcMar>
-              <w:top w:type="dxa" w:w="80"/>
-              <w:left w:type="dxa" w:w="120"/>
-              <w:bottom w:type="dxa" w:w="80"/>
-              <w:right w:type="dxa" w:w="120"/>
-            </w:tcMar>
-          </w:tcPr>
-          <w:p>
-            <w:r>
-              <w:rPr>
-                <w:rFonts w:ascii="Arial" w:cs="Arial" w:eastAsia="Arial" w:hAnsi="Arial"/>
-                <w:b w:val="false"/>
-                <w:bCs w:val="false"/>
-                <w:color w:val="000000"/>
-                <w:sz w:val="20"/>
-                <w:szCs w:val="20"/>
-              </w:rPr>
-              <w:t xml:space="preserve">Diagramm-Daten</w:t>
-            </w:r>
-          </w:p>
-        </w:tc>
-        <w:tc>
-          <w:tcPr>
-            <w:tcW w:type="dxa" w:w="2400"/>
-            <w:tcBorders>
-              <w:top w:val="single" w:color="AABBD0" w:sz="4"/>
-              <w:left w:val="single" w:color="AABBD0" w:sz="4"/>
-              <w:bottom w:val="single" w:color="AABBD0" w:sz="4"/>
-              <w:right w:val="single" w:color="AABBD0" w:sz="4"/>
-            </w:tcBorders>
-            <w:shd w:fill="F2F4F7" w:val="clear"/>
-            <w:tcMar>
-              <w:top w:type="dxa" w:w="80"/>
-              <w:left w:type="dxa" w:w="120"/>
-              <w:bottom w:type="dxa" w:w="80"/>
-              <w:right w:type="dxa" w:w="120"/>
-            </w:tcMar>
-          </w:tcPr>
-          <w:p>
-            <w:r>
-              <w:rPr>
-                <w:rFonts w:ascii="Arial" w:cs="Arial" w:eastAsia="Arial" w:hAnsi="Arial"/>
-                <w:b w:val="false"/>
-                <w:bCs w:val="false"/>
-                <w:color w:val="000000"/>
-                <w:sz w:val="20"/>
-                <w:szCs w:val="20"/>
-              </w:rPr>
-              <w:t xml:space="preserve">✓ Öffentliche NOAA-Daten</w:t>
-            </w:r>
-          </w:p>
-        </w:tc>
-        <w:tc>
-          <w:tcPr>
-            <w:tcW w:type="dxa" w:w="3826"/>
-            <w:tcBorders>
-              <w:top w:val="single" w:color="AABBD0" w:sz="4"/>
-              <w:left w:val="single" w:color="AABBD0" w:sz="4"/>
-              <w:bottom w:val="single" w:color="AABBD0" w:sz="4"/>
-              <w:right w:val="single" w:color="AABBD0" w:sz="4"/>
-            </w:tcBorders>
-            <w:shd w:fill="F2F4F7" w:val="clear"/>
-            <w:tcMar>
-              <w:top w:type="dxa" w:w="80"/>
-              <w:left w:type="dxa" w:w="120"/>
-              <w:bottom w:type="dxa" w:w="80"/>
-              <w:right w:type="dxa" w:w="120"/>
-            </w:tcMar>
-          </w:tcPr>
-          <w:p>
-            <w:r>
-              <w:rPr>
-                <w:rFonts w:ascii="Arial" w:cs="Arial" w:eastAsia="Arial" w:hAnsi="Arial"/>
-                <w:b w:val="false"/>
-                <w:bCs w:val="false"/>
-                <w:color w:val="000000"/>
-                <w:sz w:val="20"/>
-                <w:szCs w:val="20"/>
-              </w:rPr>
-              <w:t xml:space="preserve">Eigenständige SVG-Darstellung</w:t>
-            </w:r>
-          </w:p>
-        </w:tc>
-      </w:tr>
-      <w:tr>
-        <w:tc>
-          <w:tcPr>
-            <w:tcW w:type="dxa" w:w="2800"/>
-            <w:tcBorders>
-              <w:top w:val="single" w:color="AABBD0" w:sz="4"/>
-              <w:left w:val="single" w:color="AABBD0" w:sz="4"/>
-              <w:bottom w:val="single" w:color="AABBD0" w:sz="4"/>
-              <w:right w:val="single" w:color="AABBD0" w:sz="4"/>
-            </w:tcBorders>
-            <w:shd w:fill="FFFFFF" w:val="clear"/>
-            <w:tcMar>
-              <w:top w:type="dxa" w:w="80"/>
-              <w:left w:type="dxa" w:w="120"/>
-              <w:bottom w:type="dxa" w:w="80"/>
-              <w:right w:type="dxa" w:w="120"/>
-            </w:tcMar>
-          </w:tcPr>
-          <w:p>
-            <w:r>
-              <w:rPr>
-                <w:rFonts w:ascii="Arial" w:cs="Arial" w:eastAsia="Arial" w:hAnsi="Arial"/>
-                <w:b w:val="false"/>
-                <w:bCs w:val="false"/>
-                <w:color w:val="000000"/>
-                <w:sz w:val="20"/>
-                <w:szCs w:val="20"/>
-              </w:rPr>
-              <w:t xml:space="preserve">Schulbuchinhalte</w:t>
-            </w:r>
-          </w:p>
-        </w:tc>
-        <w:tc>
-          <w:tcPr>
-            <w:tcW w:type="dxa" w:w="2400"/>
-            <w:tcBorders>
-              <w:top w:val="single" w:color="AABBD0" w:sz="4"/>
-              <w:left w:val="single" w:color="AABBD0" w:sz="4"/>
-              <w:bottom w:val="single" w:color="AABBD0" w:sz="4"/>
-              <w:right w:val="single" w:color="AABBD0" w:sz="4"/>
-            </w:tcBorders>
-            <w:shd w:fill="FFFFFF" w:val="clear"/>
-            <w:tcMar>
-              <w:top w:type="dxa" w:w="80"/>
-              <w:left w:type="dxa" w:w="120"/>
-              <w:bottom w:type="dxa" w:w="80"/>
-              <w:right w:type="dxa" w:w="120"/>
-            </w:tcMar>
-          </w:tcPr>
-          <w:p>
-            <w:r>
-              <w:rPr>
-                <w:rFonts w:ascii="Arial" w:cs="Arial" w:eastAsia="Arial" w:hAnsi="Arial"/>
-                <w:b w:val="false"/>
-                <w:bCs w:val="false"/>
-                <w:color w:val="000000"/>
-                <w:sz w:val="20"/>
-                <w:szCs w:val="20"/>
-              </w:rPr>
-              <w:t xml:space="preserve">✓ § 60a UrhG</w:t>
-            </w:r>
-          </w:p>
-        </w:tc>
-        <w:tc>
-          <w:tcPr>
-            <w:tcW w:type="dxa" w:w="3826"/>
-            <w:tcBorders>
-              <w:top w:val="single" w:color="AABBD0" w:sz="4"/>
-              <w:left w:val="single" w:color="AABBD0" w:sz="4"/>
-              <w:bottom w:val="single" w:color="AABBD0" w:sz="4"/>
-              <w:right w:val="single" w:color="AABBD0" w:sz="4"/>
-            </w:tcBorders>
-            <w:shd w:fill="FFFFFF" w:val="clear"/>
-            <w:tcMar>
-              <w:top w:type="dxa" w:w="80"/>
-              <w:left w:type="dxa" w:w="120"/>
-              <w:bottom w:type="dxa" w:w="80"/>
-              <w:right w:type="dxa" w:w="120"/>
-            </w:tcMar>
-          </w:tcPr>
-          <w:p>
-            <w:r>
-              <w:rPr>
-                <w:rFonts w:ascii="Arial" w:cs="Arial" w:eastAsia="Arial" w:hAnsi="Arial"/>
-                <w:b w:val="false"/>
-                <w:bCs w:val="false"/>
-                <w:color w:val="000000"/>
-                <w:sz w:val="20"/>
-                <w:szCs w:val="20"/>
-              </w:rPr>
-              <w:t xml:space="preserve">Nur Verweise, kein Volltext</w:t>
-            </w:r>
-          </w:p>
-        </w:tc>
-      </w:tr>
-      <w:tr>
-        <w:tc>
-          <w:tcPr>
-            <w:tcW w:type="dxa" w:w="2800"/>
-            <w:tcBorders>
-              <w:top w:val="single" w:color="AABBD0" w:sz="4"/>
-              <w:left w:val="single" w:color="AABBD0" w:sz="4"/>
-              <w:bottom w:val="single" w:color="AABBD0" w:sz="4"/>
-              <w:right w:val="single" w:color="AABBD0" w:sz="4"/>
-            </w:tcBorders>
-            <w:shd w:fill="F2F4F7" w:val="clear"/>
-            <w:tcMar>
-              <w:top w:type="dxa" w:w="80"/>
-              <w:left w:type="dxa" w:w="120"/>
-              <w:bottom w:type="dxa" w:w="80"/>
-              <w:right w:type="dxa" w:w="120"/>
-            </w:tcMar>
-          </w:tcPr>
-          <w:p>
-            <w:r>
-              <w:rPr>
-                <w:rFonts w:ascii="Arial" w:cs="Arial" w:eastAsia="Arial" w:hAnsi="Arial"/>
-                <w:b w:val="false"/>
-                <w:bCs w:val="false"/>
-                <w:color w:val="000000"/>
-                <w:sz w:val="20"/>
-                <w:szCs w:val="20"/>
-              </w:rPr>
-              <w:t xml:space="preserve">DSGVO / Datenschutz</w:t>
-            </w:r>
-          </w:p>
-        </w:tc>
-        <w:tc>
-          <w:tcPr>
-            <w:tcW w:type="dxa" w:w="2400"/>
-            <w:tcBorders>
-              <w:top w:val="single" w:color="AABBD0" w:sz="4"/>
-              <w:left w:val="single" w:color="AABBD0" w:sz="4"/>
-              <w:bottom w:val="single" w:color="AABBD0" w:sz="4"/>
-              <w:right w:val="single" w:color="AABBD0" w:sz="4"/>
-            </w:tcBorders>
-            <w:shd w:fill="F2F4F7" w:val="clear"/>
-            <w:tcMar>
-              <w:top w:type="dxa" w:w="80"/>
-              <w:left w:type="dxa" w:w="120"/>
-              <w:bottom w:type="dxa" w:w="80"/>
-              <w:right w:type="dxa" w:w="120"/>
-            </w:tcMar>
-          </w:tcPr>
-          <w:p>
-            <w:r>
-              <w:rPr>
-                <w:rFonts w:ascii="Arial" w:cs="Arial" w:eastAsia="Arial" w:hAnsi="Arial"/>
-                <w:b w:val="false"/>
-                <w:bCs w:val="false"/>
-                <w:color w:val="000000"/>
-                <w:sz w:val="20"/>
-                <w:szCs w:val="20"/>
-              </w:rPr>
-              <w:t xml:space="preserve">✓ Vollständig konform</w:t>
-            </w:r>
-          </w:p>
-        </w:tc>
-        <w:tc>
-          <w:tcPr>
-            <w:tcW w:type="dxa" w:w="3826"/>
-            <w:tcBorders>
-              <w:top w:val="single" w:color="AABBD0" w:sz="4"/>
-              <w:left w:val="single" w:color="AABBD0" w:sz="4"/>
-              <w:bottom w:val="single" w:color="AABBD0" w:sz="4"/>
-              <w:right w:val="single" w:color="AABBD0" w:sz="4"/>
-            </w:tcBorders>
-            <w:shd w:fill="F2F4F7" w:val="clear"/>
-            <w:tcMar>
-              <w:top w:type="dxa" w:w="80"/>
-              <w:left w:type="dxa" w:w="120"/>
-              <w:bottom w:type="dxa" w:w="80"/>
-              <w:right w:type="dxa" w:w="120"/>
-            </w:tcMar>
-          </w:tcPr>
-          <w:p>
-            <w:r>
-              <w:rPr>
-                <w:rFonts w:ascii="Arial" w:cs="Arial" w:eastAsia="Arial" w:hAnsi="Arial"/>
-                <w:b w:val="false"/>
-                <w:bCs w:val="false"/>
-                <w:color w:val="000000"/>
-                <w:sz w:val="20"/>
-                <w:szCs w:val="20"/>
-              </w:rPr>
-              <w:t xml:space="preserve">Keine externen Anfragen</w:t>
-            </w:r>
-          </w:p>
-        </w:tc>
-      </w:tr>
-      <w:tr>
-        <w:tc>
-          <w:tcPr>
-            <w:tcW w:type="dxa" w:w="2800"/>
-            <w:tcBorders>
-              <w:top w:val="single" w:color="AABBD0" w:sz="4"/>
-              <w:left w:val="single" w:color="AABBD0" w:sz="4"/>
-              <w:bottom w:val="single" w:color="AABBD0" w:sz="4"/>
-              <w:right w:val="single" w:color="AABBD0" w:sz="4"/>
-            </w:tcBorders>
-            <w:shd w:fill="FFFFFF" w:val="clear"/>
-            <w:tcMar>
-              <w:top w:type="dxa" w:w="80"/>
-              <w:left w:type="dxa" w:w="120"/>
-              <w:bottom w:type="dxa" w:w="80"/>
-              <w:right w:type="dxa" w:w="120"/>
-            </w:tcMar>
-          </w:tcPr>
-          <w:p>
-            <w:r>
-              <w:rPr>
-                <w:rFonts w:ascii="Arial" w:cs="Arial" w:eastAsia="Arial" w:hAnsi="Arial"/>
-                <w:b w:val="false"/>
-                <w:bCs w:val="false"/>
-                <w:color w:val="000000"/>
-                <w:sz w:val="20"/>
-                <w:szCs w:val="20"/>
-              </w:rPr>
-              <w:t xml:space="preserve">Schülerdaten</w:t>
-            </w:r>
-          </w:p>
-        </w:tc>
-        <w:tc>
-          <w:tcPr>
-            <w:tcW w:type="dxa" w:w="2400"/>
-            <w:tcBorders>
-              <w:top w:val="single" w:color="AABBD0" w:sz="4"/>
-              <w:left w:val="single" w:color="AABBD0" w:sz="4"/>
-              <w:bottom w:val="single" w:color="AABBD0" w:sz="4"/>
-              <w:right w:val="single" w:color="AABBD0" w:sz="4"/>
-            </w:tcBorders>
-            <w:shd w:fill="FFFFFF" w:val="clear"/>
-            <w:tcMar>
-              <w:top w:type="dxa" w:w="80"/>
-              <w:left w:type="dxa" w:w="120"/>
-              <w:bottom w:type="dxa" w:w="80"/>
-              <w:right w:type="dxa" w:w="120"/>
-            </w:tcMar>
-          </w:tcPr>
-          <w:p>
-            <w:r>
-              <w:rPr>
-                <w:rFonts w:ascii="Arial" w:cs="Arial" w:eastAsia="Arial" w:hAnsi="Arial"/>
-                <w:b w:val="false"/>
-                <w:bCs w:val="false"/>
-                <w:color w:val="000000"/>
-                <w:sz w:val="20"/>
-                <w:szCs w:val="20"/>
-              </w:rPr>
-              <w:t xml:space="preserve">✓ Keine Übermittlung</w:t>
-            </w:r>
-          </w:p>
-        </w:tc>
-        <w:tc>
-          <w:tcPr>
-            <w:tcW w:type="dxa" w:w="3826"/>
-            <w:tcBorders>
-              <w:top w:val="single" w:color="AABBD0" w:sz="4"/>
-              <w:left w:val="single" w:color="AABBD0" w:sz="4"/>
-              <w:bottom w:val="single" w:color="AABBD0" w:sz="4"/>
-              <w:right w:val="single" w:color="AABBD0" w:sz="4"/>
-            </w:tcBorders>
-            <w:shd w:fill="FFFFFF" w:val="clear"/>
-            <w:tcMar>
-              <w:top w:type="dxa" w:w="80"/>
-              <w:left w:type="dxa" w:w="120"/>
-              <w:bottom w:type="dxa" w:w="80"/>
-              <w:right w:type="dxa" w:w="120"/>
-            </w:tcMar>
-          </w:tcPr>
-          <w:p>
-            <w:r>
-              <w:rPr>
-                <w:rFonts w:ascii="Arial" w:cs="Arial" w:eastAsia="Arial" w:hAnsi="Arial"/>
-                <w:b w:val="false"/>
-                <w:bCs w:val="false"/>
-                <w:color w:val="000000"/>
-                <w:sz w:val="20"/>
-                <w:szCs w:val="20"/>
-              </w:rPr>
-              <w:t xml:space="preserve">Kein Server, kein Tracking</w:t>
-            </w:r>
-          </w:p>
-        </w:tc>
-      </w:tr>
-    </w:tbl>
-    <w:p>
-      <w:r>
-        <w:br w:type="page"/>
-      </w:r>
-    </w:p>
-    <w:p>
-      <w:pPr>
-        <w:pStyle w:val="Heading1"/>
-        <w:spacing w:after="120" w:before="360"/>
-      </w:pPr>
-      <w:r>
-        <w:rPr>
-          <w:rFonts w:ascii="Arial" w:cs="Arial" w:eastAsia="Arial" w:hAnsi="Arial"/>
-          <w:b/>
-          <w:bCs/>
-          <w:color w:val="1A3A5C"/>
-          <w:sz w:val="32"/>
-          <w:szCs w:val="32"/>
-        </w:rPr>
-        <w:t xml:space="preserve">5  Rechtliche Hinweise und Lizenzangaben</w:t>
-      </w:r>
-    </w:p>
-    <w:p>
-      <w:pPr>
-        <w:pStyle w:val="Heading2"/>
-        <w:spacing w:after="80" w:before="280"/>
-      </w:pPr>
-      <w:r>
-        <w:rPr>
-          <w:rFonts w:ascii="Arial" w:cs="Arial" w:eastAsia="Arial" w:hAnsi="Arial"/>
-          <w:b/>
-          <w:bCs/>
-          <w:color w:val="2E6FA3"/>
-          <w:sz w:val="26"/>
-          <w:szCs w:val="26"/>
-        </w:rPr>
-        <w:t xml:space="preserve">5.1  Lizenzangaben der eingebetteten Schriften</w:t>
-      </w:r>
-    </w:p>
-    <w:p>
-      <w:pPr>
-        <w:spacing w:after="100" w:before="60"/>
-        <w:jc w:val="both"/>
-      </w:pPr>
-      <w:r>
-        <w:rPr>
-          <w:rFonts w:ascii="Arial" w:cs="Arial" w:eastAsia="Arial" w:hAnsi="Arial"/>
-          <w:color w:val="000000"/>
-          <w:sz w:val="22"/>
-          <w:szCs w:val="22"/>
-        </w:rPr>
-        <w:t xml:space="preserve">Die folgenden Lizenzhinweise sind Bestandteil der OFL 1.1 und werden hiermit dokumentiert:</w:t>
       </w:r>
     </w:p>
     <w:tbl>
@@ -5782,7 +6086,7 @@
                 <w:sz w:val="22"/>
                 <w:szCs w:val="22"/>
               </w:rPr>
-              <w:t xml:space="preserve">Orbitron</w:t>
+              <w:t xml:space="preserve">Manrope</w:t>
             </w:r>
           </w:p>
         </w:tc>
@@ -5815,7 +6119,7 @@
                 <w:sz w:val="22"/>
                 <w:szCs w:val="22"/>
               </w:rPr>
-              <w:t xml:space="preserve">Copyright 2018 The Orbitron Project Authors (https://github.com/theleagueof/orbitron)</w:t>
+              <w:t xml:space="preserve">Copyright 2018 The Manrope Project Authors (https://github.com/sharanda/manrope)</w:t>
             </w:r>
           </w:p>
         </w:tc>
@@ -5854,6 +6158,46 @@
         </w:tc>
       </w:tr>
     </w:tbl>
+    <w:p>
+      <w:pPr>
+        <w:spacing w:after="80" w:before="0"/>
+      </w:pPr>
+      <w:r>
+        <w:t xml:space="preserve"/>
+      </w:r>
+    </w:p>
+    <w:p>
+      <w:pPr>
+        <w:pStyle w:val="Heading2"/>
+        <w:spacing w:after="80" w:before="280"/>
+      </w:pPr>
+      <w:r>
+        <w:rPr>
+          <w:rFonts w:ascii="Arial" w:cs="Arial" w:eastAsia="Arial" w:hAnsi="Arial"/>
+          <w:b/>
+          <w:bCs/>
+          <w:color w:val="2E6FA3"/>
+          <w:sz w:val="26"/>
+          <w:szCs w:val="26"/>
+        </w:rPr>
+        <w:t xml:space="preserve">5.2  Urheberrecht, KI-Generierung und Haftungshinweis</w:t>
+      </w:r>
+    </w:p>
+    <w:p>
+      <w:pPr>
+        <w:spacing w:after="100" w:before="60"/>
+        <w:jc w:val="both"/>
+      </w:pPr>
+      <w:r>
+        <w:rPr>
+          <w:rFonts w:ascii="Arial" w:cs="Arial" w:eastAsia="Arial" w:hAnsi="Arial"/>
+          <w:color w:val="000000"/>
+          <w:sz w:val="22"/>
+          <w:szCs w:val="22"/>
+        </w:rPr>
+        <w:t xml:space="preserve">Die HTML-Datei „klimaEscape Room.html“ wurde mithilfe des KI-Sprachmodells Claude Sonnet 4.6 (Anthropic PBC) konzipiert, strukturiert und programmiert. Das Erstellungsdatum ist der 20. Mai 2026.</w:t>
+      </w:r>
+    </w:p>
     <w:p>
       <w:pPr>
         <w:spacing w:after="40" w:before="0"/>
@@ -5882,10 +6226,10 @@
           <w:tcPr>
             <w:tcW w:type="dxa" w:w="9026"/>
             <w:tcBorders>
-              <w:top w:val="single" w:color="BBBBBB" w:sz="4"/>
-              <w:left w:val="single" w:color="BBBBBB" w:sz="4"/>
-              <w:bottom w:val="single" w:color="BBBBBB" w:sz="4"/>
-              <w:right w:val="single" w:color="BBBBBB" w:sz="4"/>
+              <w:top w:val="single" w:color="C47F00" w:sz="4"/>
+              <w:left w:val="single" w:color="C47F00" w:sz="4"/>
+              <w:bottom w:val="single" w:color="C47F00" w:sz="4"/>
+              <w:right w:val="single" w:color="C47F00" w:sz="4"/>
             </w:tcBorders>
             <w:shd w:fill="2E6FA3" w:val="clear"/>
             <w:tcMar>
@@ -5905,7 +6249,7 @@
                 <w:sz w:val="22"/>
                 <w:szCs w:val="22"/>
               </w:rPr>
-              <w:t xml:space="preserve">JetBrains Mono</w:t>
+              <w:t xml:space="preserve">Pflichthinweis zur KI-Nutzung</w:t>
             </w:r>
           </w:p>
         </w:tc>
@@ -5915,12 +6259,12 @@
           <w:tcPr>
             <w:tcW w:type="dxa" w:w="9026"/>
             <w:tcBorders>
-              <w:top w:val="single" w:color="BBBBBB" w:sz="4"/>
-              <w:left w:val="single" w:color="BBBBBB" w:sz="4"/>
-              <w:bottom w:val="single" w:color="BBBBBB" w:sz="4"/>
-              <w:right w:val="single" w:color="BBBBBB" w:sz="4"/>
-            </w:tcBorders>
-            <w:shd w:fill="F2F4F7" w:val="clear"/>
+              <w:top w:val="single" w:color="C47F00" w:sz="4"/>
+              <w:left w:val="single" w:color="C47F00" w:sz="4"/>
+              <w:bottom w:val="single" w:color="C47F00" w:sz="4"/>
+              <w:right w:val="single" w:color="C47F00" w:sz="4"/>
+            </w:tcBorders>
+            <w:shd w:fill="FFF8E5" w:val="clear"/>
             <w:tcMar>
               <w:top w:type="dxa" w:w="60"/>
               <w:left w:type="dxa" w:w="120"/>
@@ -5938,7 +6282,7 @@
                 <w:sz w:val="22"/>
                 <w:szCs w:val="22"/>
               </w:rPr>
-              <w:t xml:space="preserve">Copyright 2020 The JetBrains Mono Project Authors (https://github.com/JetBrains/JetBrainsMono)</w:t>
+              <w:t xml:space="preserve">→  Dieses Unterrichtsmaterial wurde mit Unterstützung eines generativen KI-Systems (Claude Sonnet 4.6, Anthropic PBC) erstellt. Die inhaltliche Verantwortung für den Einsatz im Unterricht liegt bei der Lehrkraft.</w:t>
             </w:r>
           </w:p>
         </w:tc>
@@ -5948,12 +6292,12 @@
           <w:tcPr>
             <w:tcW w:type="dxa" w:w="9026"/>
             <w:tcBorders>
-              <w:top w:val="single" w:color="BBBBBB" w:sz="4"/>
-              <w:left w:val="single" w:color="BBBBBB" w:sz="4"/>
-              <w:bottom w:val="single" w:color="BBBBBB" w:sz="4"/>
-              <w:right w:val="single" w:color="BBBBBB" w:sz="4"/>
-            </w:tcBorders>
-            <w:shd w:fill="F2F4F7" w:val="clear"/>
+              <w:top w:val="single" w:color="C47F00" w:sz="4"/>
+              <w:left w:val="single" w:color="C47F00" w:sz="4"/>
+              <w:bottom w:val="single" w:color="C47F00" w:sz="4"/>
+              <w:right w:val="single" w:color="C47F00" w:sz="4"/>
+            </w:tcBorders>
+            <w:shd w:fill="FFF8E5" w:val="clear"/>
             <w:tcMar>
               <w:top w:type="dxa" w:w="60"/>
               <w:left w:type="dxa" w:w="120"/>
@@ -5971,7 +6315,73 @@
                 <w:sz w:val="22"/>
                 <w:szCs w:val="22"/>
               </w:rPr>
-              <w:t xml:space="preserve">Lizenz: SIL Open Font License, Version 1.1 – https://openfontlicense.org</w:t>
+              <w:t xml:space="preserve">→  Fachinhalte, Gesetzestexte (z. B. § 60a UrhG) und Gerichtsurteile wurden nach bestem Wissen formuliert. Sie ersetzen keine rechtliche Beratung und sollten auf Aktualität geprüft werden.</w:t>
+            </w:r>
+          </w:p>
+        </w:tc>
+      </w:tr>
+      <w:tr>
+        <w:tc>
+          <w:tcPr>
+            <w:tcW w:type="dxa" w:w="9026"/>
+            <w:tcBorders>
+              <w:top w:val="single" w:color="C47F00" w:sz="4"/>
+              <w:left w:val="single" w:color="C47F00" w:sz="4"/>
+              <w:bottom w:val="single" w:color="C47F00" w:sz="4"/>
+              <w:right w:val="single" w:color="C47F00" w:sz="4"/>
+            </w:tcBorders>
+            <w:shd w:fill="FFF8E5" w:val="clear"/>
+            <w:tcMar>
+              <w:top w:type="dxa" w:w="60"/>
+              <w:left w:type="dxa" w:w="120"/>
+              <w:bottom w:type="dxa" w:w="60"/>
+              <w:right w:type="dxa" w:w="120"/>
+            </w:tcMar>
+          </w:tcPr>
+          <w:p>
+            <w:pPr>
+              <w:spacing w:after="40" w:before="40"/>
+            </w:pPr>
+            <w:r>
+              <w:rPr>
+                <w:rFonts w:ascii="Arial" w:cs="Arial" w:eastAsia="Arial" w:hAnsi="Arial"/>
+                <w:sz w:val="22"/>
+                <w:szCs w:val="22"/>
+              </w:rPr>
+              <w:t xml:space="preserve">→  KI-Systeme können Fehler machen oder veraltete Informationen enthalten. Alle Lösungen im Lösungsbogen sollten vor dem Einsatz mit dem Schulbuch abgeglichen werden.</w:t>
+            </w:r>
+          </w:p>
+        </w:tc>
+      </w:tr>
+      <w:tr>
+        <w:tc>
+          <w:tcPr>
+            <w:tcW w:type="dxa" w:w="9026"/>
+            <w:tcBorders>
+              <w:top w:val="single" w:color="C47F00" w:sz="4"/>
+              <w:left w:val="single" w:color="C47F00" w:sz="4"/>
+              <w:bottom w:val="single" w:color="C47F00" w:sz="4"/>
+              <w:right w:val="single" w:color="C47F00" w:sz="4"/>
+            </w:tcBorders>
+            <w:shd w:fill="FFF8E5" w:val="clear"/>
+            <w:tcMar>
+              <w:top w:type="dxa" w:w="60"/>
+              <w:left w:type="dxa" w:w="120"/>
+              <w:bottom w:type="dxa" w:w="60"/>
+              <w:right w:type="dxa" w:w="120"/>
+            </w:tcMar>
+          </w:tcPr>
+          <w:p>
+            <w:pPr>
+              <w:spacing w:after="40" w:before="40"/>
+            </w:pPr>
+            <w:r>
+              <w:rPr>
+                <w:rFonts w:ascii="Arial" w:cs="Arial" w:eastAsia="Arial" w:hAnsi="Arial"/>
+                <w:sz w:val="22"/>
+                <w:szCs w:val="22"/>
+              </w:rPr>
+              <w:t xml:space="preserve">→  Die Datei darf im schulischen Kontext frei eingesetzt, weitergegeben und angepasst werden. Eine kommerzielle Verwertung ist nicht gestattet.</w:t>
             </w:r>
           </w:p>
         </w:tc>
@@ -5979,7 +6389,84 @@
     </w:tbl>
     <w:p>
       <w:pPr>
-        <w:spacing w:after="40" w:before="0"/>
+        <w:spacing w:after="80" w:before="0"/>
+      </w:pPr>
+      <w:r>
+        <w:t xml:space="preserve"/>
+      </w:r>
+    </w:p>
+    <w:p>
+      <w:pPr>
+        <w:pStyle w:val="Heading2"/>
+        <w:spacing w:after="80" w:before="280"/>
+      </w:pPr>
+      <w:r>
+        <w:rPr>
+          <w:rFonts w:ascii="Arial" w:cs="Arial" w:eastAsia="Arial" w:hAnsi="Arial"/>
+          <w:b/>
+          <w:bCs/>
+          <w:color w:val="2E6FA3"/>
+          <w:sz w:val="26"/>
+          <w:szCs w:val="26"/>
+        </w:rPr>
+        <w:t xml:space="preserve">5.3  Datenschutzrechtliche Einordnung</w:t>
+      </w:r>
+    </w:p>
+    <w:p>
+      <w:pPr>
+        <w:spacing w:after="100" w:before="60"/>
+        <w:jc w:val="both"/>
+      </w:pPr>
+      <w:r>
+        <w:rPr>
+          <w:rFonts w:ascii="Arial" w:cs="Arial" w:eastAsia="Arial" w:hAnsi="Arial"/>
+          <w:color w:val="000000"/>
+          <w:sz w:val="22"/>
+          <w:szCs w:val="22"/>
+        </w:rPr>
+        <w:t xml:space="preserve">Die Datei erhebt, speichert oder überträgt keinerlei personenbezogene Daten. Es werden keine Cookies gesetzt. Eine Nutzung ist ohne Einwilligung der Erziehungsberechtigten unbedenklich möglich. Falls die Fortsetzen-Funktion genutzt wird, werden lediglich Teamname und Spielfortschritt im lokalen Browserspeicher (localStorage) des genutzten Geräts abgelegt – ausschließlich lokal, kein Server, kein Cloud-Dienst.</w:t>
+      </w:r>
+    </w:p>
+    <w:p>
+      <w:r>
+        <w:br w:type="page"/>
+      </w:r>
+    </w:p>
+    <w:p>
+      <w:pPr>
+        <w:pStyle w:val="Heading1"/>
+        <w:spacing w:after="120" w:before="360"/>
+      </w:pPr>
+      <w:r>
+        <w:rPr>
+          <w:rFonts w:ascii="Arial" w:cs="Arial" w:eastAsia="Arial" w:hAnsi="Arial"/>
+          <w:b/>
+          <w:bCs/>
+          <w:color w:val="1A3A5C"/>
+          <w:sz w:val="32"/>
+          <w:szCs w:val="32"/>
+        </w:rPr>
+        <w:t xml:space="preserve">6  Lösungsbogen</w:t>
+      </w:r>
+    </w:p>
+    <w:p>
+      <w:pPr>
+        <w:spacing w:after="100" w:before="60"/>
+        <w:jc w:val="both"/>
+      </w:pPr>
+      <w:r>
+        <w:rPr>
+          <w:rFonts w:ascii="Arial" w:cs="Arial" w:eastAsia="Arial" w:hAnsi="Arial"/>
+          <w:color w:val="000000"/>
+          <w:sz w:val="22"/>
+          <w:szCs w:val="22"/>
+        </w:rPr>
+        <w:t xml:space="preserve">Alle korrekten Antworten im Überblick. Die Tresor-Ziffern dienen nur dem Lehrkraft-Monitoring; sie werden im Spiel nicht dauerhaft angezeigt.</w:t>
+      </w:r>
+    </w:p>
+    <w:p>
+      <w:pPr>
+        <w:spacing w:after="80" w:before="0"/>
       </w:pPr>
       <w:r>
         <w:t xml:space="preserve"/>
@@ -6000,271 +6487,6 @@
       <w:tblGrid>
         <w:gridCol w:w="9026"/>
       </w:tblGrid>
-      <w:tr>
-        <w:tc>
-          <w:tcPr>
-            <w:tcW w:type="dxa" w:w="9026"/>
-            <w:tcBorders>
-              <w:top w:val="single" w:color="BBBBBB" w:sz="4"/>
-              <w:left w:val="single" w:color="BBBBBB" w:sz="4"/>
-              <w:bottom w:val="single" w:color="BBBBBB" w:sz="4"/>
-              <w:right w:val="single" w:color="BBBBBB" w:sz="4"/>
-            </w:tcBorders>
-            <w:shd w:fill="2E6FA3" w:val="clear"/>
-            <w:tcMar>
-              <w:top w:type="dxa" w:w="80"/>
-              <w:left w:type="dxa" w:w="120"/>
-              <w:bottom w:type="dxa" w:w="80"/>
-              <w:right w:type="dxa" w:w="120"/>
-            </w:tcMar>
-          </w:tcPr>
-          <w:p>
-            <w:r>
-              <w:rPr>
-                <w:rFonts w:ascii="Arial" w:cs="Arial" w:eastAsia="Arial" w:hAnsi="Arial"/>
-                <w:b/>
-                <w:bCs/>
-                <w:color w:val="FFFFFF"/>
-                <w:sz w:val="22"/>
-                <w:szCs w:val="22"/>
-              </w:rPr>
-              <w:t xml:space="preserve">Manrope</w:t>
-            </w:r>
-          </w:p>
-        </w:tc>
-      </w:tr>
-      <w:tr>
-        <w:tc>
-          <w:tcPr>
-            <w:tcW w:type="dxa" w:w="9026"/>
-            <w:tcBorders>
-              <w:top w:val="single" w:color="BBBBBB" w:sz="4"/>
-              <w:left w:val="single" w:color="BBBBBB" w:sz="4"/>
-              <w:bottom w:val="single" w:color="BBBBBB" w:sz="4"/>
-              <w:right w:val="single" w:color="BBBBBB" w:sz="4"/>
-            </w:tcBorders>
-            <w:shd w:fill="F2F4F7" w:val="clear"/>
-            <w:tcMar>
-              <w:top w:type="dxa" w:w="60"/>
-              <w:left w:type="dxa" w:w="120"/>
-              <w:bottom w:type="dxa" w:w="60"/>
-              <w:right w:type="dxa" w:w="120"/>
-            </w:tcMar>
-          </w:tcPr>
-          <w:p>
-            <w:pPr>
-              <w:spacing w:after="40" w:before="40"/>
-            </w:pPr>
-            <w:r>
-              <w:rPr>
-                <w:rFonts w:ascii="Arial" w:cs="Arial" w:eastAsia="Arial" w:hAnsi="Arial"/>
-                <w:sz w:val="22"/>
-                <w:szCs w:val="22"/>
-              </w:rPr>
-              <w:t xml:space="preserve">Copyright 2018 The Manrope Project Authors (https://github.com/sharanda/manrope)</w:t>
-            </w:r>
-          </w:p>
-        </w:tc>
-      </w:tr>
-      <w:tr>
-        <w:tc>
-          <w:tcPr>
-            <w:tcW w:type="dxa" w:w="9026"/>
-            <w:tcBorders>
-              <w:top w:val="single" w:color="BBBBBB" w:sz="4"/>
-              <w:left w:val="single" w:color="BBBBBB" w:sz="4"/>
-              <w:bottom w:val="single" w:color="BBBBBB" w:sz="4"/>
-              <w:right w:val="single" w:color="BBBBBB" w:sz="4"/>
-            </w:tcBorders>
-            <w:shd w:fill="F2F4F7" w:val="clear"/>
-            <w:tcMar>
-              <w:top w:type="dxa" w:w="60"/>
-              <w:left w:type="dxa" w:w="120"/>
-              <w:bottom w:type="dxa" w:w="60"/>
-              <w:right w:type="dxa" w:w="120"/>
-            </w:tcMar>
-          </w:tcPr>
-          <w:p>
-            <w:pPr>
-              <w:spacing w:after="40" w:before="40"/>
-            </w:pPr>
-            <w:r>
-              <w:rPr>
-                <w:rFonts w:ascii="Arial" w:cs="Arial" w:eastAsia="Arial" w:hAnsi="Arial"/>
-                <w:sz w:val="22"/>
-                <w:szCs w:val="22"/>
-              </w:rPr>
-              <w:t xml:space="preserve">Lizenz: SIL Open Font License, Version 1.1 – https://openfontlicense.org</w:t>
-            </w:r>
-          </w:p>
-        </w:tc>
-      </w:tr>
-    </w:tbl>
-    <w:p>
-      <w:pPr>
-        <w:spacing w:after="80" w:before="0"/>
-      </w:pPr>
-      <w:r>
-        <w:t xml:space="preserve"/>
-      </w:r>
-    </w:p>
-    <w:p>
-      <w:pPr>
-        <w:pStyle w:val="Heading2"/>
-        <w:spacing w:after="80" w:before="280"/>
-      </w:pPr>
-      <w:r>
-        <w:rPr>
-          <w:rFonts w:ascii="Arial" w:cs="Arial" w:eastAsia="Arial" w:hAnsi="Arial"/>
-          <w:b/>
-          <w:bCs/>
-          <w:color w:val="2E6FA3"/>
-          <w:sz w:val="26"/>
-          <w:szCs w:val="26"/>
-        </w:rPr>
-        <w:t xml:space="preserve">5.2  Urheberrecht an der Escape-Room-Datei</w:t>
-      </w:r>
-    </w:p>
-    <w:p>
-      <w:pPr>
-        <w:spacing w:after="100" w:before="60"/>
-        <w:jc w:val="both"/>
-      </w:pPr>
-      <w:r>
-        <w:rPr>
-          <w:rFonts w:ascii="Arial" w:cs="Arial" w:eastAsia="Arial" w:hAnsi="Arial"/>
-          <w:color w:val="000000"/>
-          <w:sz w:val="22"/>
-          <w:szCs w:val="22"/>
-        </w:rPr>
-        <w:t xml:space="preserve">Die HTML-Datei „klimawandel_escape.html" wurde auf Basis der Schulbucheinheit „Herausforderung Klimawandel" (Kapitel 7, Klett-Verlag) eigenständig konzipiert und programmiert. Die inhaltliche und gestalterische Umsetzung liegt beim Ersteller. Die Datei darf im schulischen Kontext frei eingesetzt, weitergegeben und angepasst werden. Eine kommerzielle Verwertung ist ohne Genehmigung des Erstellers nicht gestattet.</w:t>
-      </w:r>
-    </w:p>
-    <w:p>
-      <w:pPr>
-        <w:pStyle w:val="Heading2"/>
-        <w:spacing w:after="80" w:before="280"/>
-      </w:pPr>
-      <w:r>
-        <w:rPr>
-          <w:rFonts w:ascii="Arial" w:cs="Arial" w:eastAsia="Arial" w:hAnsi="Arial"/>
-          <w:b/>
-          <w:bCs/>
-          <w:color w:val="2E6FA3"/>
-          <w:sz w:val="26"/>
-          <w:szCs w:val="26"/>
-        </w:rPr>
-        <w:t xml:space="preserve">5.3  Datenschutzrechtliche Einordnung</w:t>
-      </w:r>
-    </w:p>
-    <w:p>
-      <w:pPr>
-        <w:spacing w:after="100" w:before="60"/>
-        <w:jc w:val="both"/>
-      </w:pPr>
-      <w:r>
-        <w:rPr>
-          <w:rFonts w:ascii="Arial" w:cs="Arial" w:eastAsia="Arial" w:hAnsi="Arial"/>
-          <w:color w:val="000000"/>
-          <w:sz w:val="22"/>
-          <w:szCs w:val="22"/>
-        </w:rPr>
-        <w:t xml:space="preserve">Die Datei erhebt, speichert oder überträgt keinerlei personenbezogene Daten. Es werden keine Cookies gesetzt. Eine Nutzung ist ohne Einwilligung der Erziehungsberechtigten unbedenklich möglich. Falls die Fortsetzen-Funktion genutzt wird, werden lediglich Teamname und Spielfortschritt im lokalen Browserspeicher (localStorage) des genutzten Geräts abgelegt – ausschließlich lokal, kein Server, kein Cloud-Dienst.</w:t>
-      </w:r>
-    </w:p>
-    <w:p>
-      <w:r>
-        <w:br w:type="page"/>
-      </w:r>
-    </w:p>
-    <w:p>
-      <w:pPr>
-        <w:pStyle w:val="Heading1"/>
-        <w:spacing w:after="120" w:before="360"/>
-      </w:pPr>
-      <w:r>
-        <w:rPr>
-          <w:rFonts w:ascii="Arial" w:cs="Arial" w:eastAsia="Arial" w:hAnsi="Arial"/>
-          <w:b/>
-          <w:bCs/>
-          <w:color w:val="1A3A5C"/>
-          <w:sz w:val="32"/>
-          <w:szCs w:val="32"/>
-        </w:rPr>
-        <w:t xml:space="preserve">6  Lösungsbogen</w:t>
-      </w:r>
-    </w:p>
-    <w:p>
-      <w:pPr>
-        <w:spacing w:after="100" w:before="60"/>
-        <w:jc w:val="both"/>
-      </w:pPr>
-      <w:r>
-        <w:rPr>
-          <w:rFonts w:ascii="Arial" w:cs="Arial" w:eastAsia="Arial" w:hAnsi="Arial"/>
-          <w:color w:val="000000"/>
-          <w:sz w:val="22"/>
-          <w:szCs w:val="22"/>
-        </w:rPr>
-        <w:t xml:space="preserve">Alle korrekten Antworten im Überblick. Die Tresor-Ziffern dienen nur dem Lehrkraft-Monitoring; sie werden im Spiel nicht dauerhaft angezeigt.</w:t>
-      </w:r>
-    </w:p>
-    <w:p>
-      <w:pPr>
-        <w:spacing w:after="80" w:before="0"/>
-      </w:pPr>
-      <w:r>
-        <w:t xml:space="preserve"/>
-      </w:r>
-    </w:p>
-    <w:tbl>
-      <w:tblPr>
-        <w:tblW w:type="dxa" w:w="9026"/>
-        <w:tblBorders>
-          <w:top w:val="single" w:color="auto" w:sz="4"/>
-          <w:left w:val="single" w:color="auto" w:sz="4"/>
-          <w:bottom w:val="single" w:color="auto" w:sz="4"/>
-          <w:right w:val="single" w:color="auto" w:sz="4"/>
-          <w:insideH w:val="single" w:color="auto" w:sz="4"/>
-          <w:insideV w:val="single" w:color="auto" w:sz="4"/>
-        </w:tblBorders>
-      </w:tblPr>
-      <w:tblGrid>
-        <w:gridCol w:w="9026"/>
-      </w:tblGrid>
-      <w:tr>
-        <w:tc>
-          <w:tcPr>
-            <w:tcW w:type="dxa" w:w="9026"/>
-            <w:tcBorders>
-              <w:top w:val="single" w:color="1A3A5C" w:sz="4"/>
-              <w:left w:val="single" w:color="1A3A5C" w:sz="4"/>
-              <w:bottom w:val="single" w:color="1A3A5C" w:sz="4"/>
-              <w:right w:val="single" w:color="1A3A5C" w:sz="4"/>
-            </w:tcBorders>
-            <w:shd w:fill="2E6FA3" w:val="clear"/>
-            <w:tcMar>
-              <w:top w:type="dxa" w:w="80"/>
-              <w:left w:type="dxa" w:w="120"/>
-              <w:bottom w:type="dxa" w:w="80"/>
-              <w:right w:type="dxa" w:w="120"/>
-            </w:tcMar>
-          </w:tcPr>
-          <w:p>
-            <w:r>
-              <w:rPr>
-                <w:rFonts w:ascii="Arial" w:cs="Arial" w:eastAsia="Arial" w:hAnsi="Arial"/>
-                <w:b/>
-                <w:bCs/>
-                <w:color w:val="FFFFFF"/>
-                <w:sz w:val="22"/>
-                <w:szCs w:val="22"/>
-              </w:rPr>
-              <w:t xml:space="preserve">GESAMT-TRESOR-CODE</w:t>
-            </w:r>
-          </w:p>
-        </w:tc>
-      </w:tr>
       <w:tr>
         <w:tc>
           <w:tcPr>
@@ -6377,7 +6599,6 @@
               <w:bottom w:type="dxa" w:w="100"/>
               <w:right w:type="dxa" w:w="120"/>
             </w:tcMar>
-            <w:vAlign w:val="center"/>
           </w:tcPr>
           <w:p>
             <w:pPr>
@@ -6462,7 +6683,7 @@
           <w:sz w:val="22"/>
           <w:szCs w:val="22"/>
         </w:rPr>
-        <w:t xml:space="preserve">Schritt 1 – Atmosphärenschichten sortieren (von unten nach oben)</w:t>
+        <w:t xml:space="preserve">Schritt 1 – Atmosphärenschichten (von unten nach oben)</w:t>
       </w:r>
     </w:p>
     <w:tbl>
@@ -6860,7 +7081,7 @@
                 <w:sz w:val="20"/>
                 <w:szCs w:val="20"/>
               </w:rPr>
-              <w:t xml:space="preserve">Hier verglühen Sternschnuppen</w:t>
+              <w:t xml:space="preserve">Hier vergühen Sternschnuppen</w:t>
             </w:r>
           </w:p>
         </w:tc>
@@ -7381,7 +7602,7 @@
                 <w:sz w:val="20"/>
                 <w:szCs w:val="20"/>
               </w:rPr>
-              <w:t xml:space="preserve">S. 138, M2 / T1</w:t>
+              <w:t xml:space="preserve">S. 138, T1</w:t>
             </w:r>
           </w:p>
         </w:tc>
@@ -7759,7 +7980,6 @@
               <w:bottom w:type="dxa" w:w="100"/>
               <w:right w:type="dxa" w:w="120"/>
             </w:tcMar>
-            <w:vAlign w:val="center"/>
           </w:tcPr>
           <w:p>
             <w:pPr>
@@ -9112,7 +9332,6 @@
               <w:bottom w:type="dxa" w:w="100"/>
               <w:right w:type="dxa" w:w="120"/>
             </w:tcMar>
-            <w:vAlign w:val="center"/>
           </w:tcPr>
           <w:p>
             <w:pPr>
@@ -9158,7 +9377,7 @@
                 <w:sz w:val="26"/>
                 <w:szCs w:val="26"/>
               </w:rPr>
-              <w:t xml:space="preserve">Wettersensor-Array – Wirbelstürme</w:t>
+              <w:t xml:space="preserve">Wettersensor-Array – Wirbelsturme</w:t>
             </w:r>
           </w:p>
           <w:p>
@@ -10103,7 +10322,7 @@
                 <w:sz w:val="20"/>
                 <w:szCs w:val="20"/>
               </w:rPr>
-              <w:t xml:space="preserve">Hat ein „Auge" in der Mitte</w:t>
+              <w:t xml:space="preserve">Hat ein "Auge" in der Mitte</w:t>
             </w:r>
           </w:p>
         </w:tc>
@@ -10198,7 +10417,7 @@
                 <w:sz w:val="20"/>
                 <w:szCs w:val="20"/>
               </w:rPr>
-              <w:t xml:space="preserve">Bildet einen „Rüssel" zum Boden</w:t>
+              <w:t xml:space="preserve">Bildet einen "Rüssel" zum Boden</w:t>
             </w:r>
           </w:p>
         </w:tc>
@@ -10528,7 +10747,7 @@
                 <w:sz w:val="20"/>
                 <w:szCs w:val="20"/>
               </w:rPr>
-              <w:t xml:space="preserve">Kasten „Hurrikan Sandy", S. 142</w:t>
+              <w:t xml:space="preserve">Kasten "Hurrikan Sandy", S. 142</w:t>
             </w:r>
           </w:p>
         </w:tc>
@@ -10606,7 +10825,6 @@
               <w:bottom w:type="dxa" w:w="100"/>
               <w:right w:type="dxa" w:w="120"/>
             </w:tcMar>
-            <w:vAlign w:val="center"/>
           </w:tcPr>
           <w:p>
             <w:pPr>
@@ -11402,7 +11620,7 @@
           <w:sz w:val="22"/>
           <w:szCs w:val="22"/>
         </w:rPr>
-        <w:t xml:space="preserve">Schritt 2 – Quellen des anthropogenen Treibhauseffekts (Mehrfachauswahl)</w:t>
+        <w:t xml:space="preserve">Schritt 2 – Quellen des anthropogenen Treibhauseffekts</w:t>
       </w:r>
     </w:p>
     <w:tbl>
@@ -11705,7 +11923,7 @@
                 <w:sz w:val="20"/>
                 <w:szCs w:val="20"/>
               </w:rPr>
-              <w:t xml:space="preserve">(Photosynthese bindet CO₂)</w:t>
+              <w:t xml:space="preserve">(bindet CO₂)</w:t>
             </w:r>
           </w:p>
         </w:tc>
@@ -11895,7 +12113,7 @@
                 <w:sz w:val="20"/>
                 <w:szCs w:val="20"/>
               </w:rPr>
-              <w:t xml:space="preserve">(natürlich, nicht anthropogen)</w:t>
+              <w:t xml:space="preserve">(natürlich)</w:t>
             </w:r>
           </w:p>
         </w:tc>
@@ -12147,7 +12365,6 @@
               <w:bottom w:type="dxa" w:w="100"/>
               <w:right w:type="dxa" w:w="120"/>
             </w:tcMar>
-            <w:vAlign w:val="center"/>
           </w:tcPr>
           <w:p>
             <w:pPr>
@@ -12704,7 +12921,7 @@
           <w:sz w:val="22"/>
           <w:szCs w:val="22"/>
         </w:rPr>
-        <w:t xml:space="preserve">Datensatz C – Folgen des Klimawandels (Mehrfachauswahl)</w:t>
+        <w:t xml:space="preserve">Datensatz C – Folgen des Klimawandels</w:t>
       </w:r>
     </w:p>
     <w:tbl>
@@ -13007,7 +13224,7 @@
                 <w:sz w:val="20"/>
                 <w:szCs w:val="20"/>
               </w:rPr>
-              <w:t xml:space="preserve">S. 150: „regional sehr unterschiedlich"</w:t>
+              <w:t xml:space="preserve">S. 150</w:t>
             </w:r>
           </w:p>
         </w:tc>
@@ -13292,7 +13509,7 @@
                 <w:sz w:val="20"/>
                 <w:szCs w:val="20"/>
               </w:rPr>
-              <w:t xml:space="preserve">T2, S. 151: „2,5–4,5 °C"</w:t>
+              <w:t xml:space="preserve">T2, S. 151: 2,5–4,5 °C</w:t>
             </w:r>
           </w:p>
         </w:tc>
@@ -13354,7 +13571,6 @@
               <w:bottom w:type="dxa" w:w="100"/>
               <w:right w:type="dxa" w:w="120"/>
             </w:tcMar>
-            <w:vAlign w:val="center"/>
           </w:tcPr>
           <w:p>
             <w:pPr>
@@ -13711,7 +13927,7 @@
                 <w:sz w:val="20"/>
                 <w:szCs w:val="20"/>
               </w:rPr>
-              <w:t xml:space="preserve">Erderwärmung auf max. 1,5 °C, höchstens 2 °C begrenzen</w:t>
+              <w:t xml:space="preserve">Erdwärmung auf max. 1,5 °C, höchstens 2 °C begrenzen</w:t>
             </w:r>
           </w:p>
         </w:tc>
@@ -14358,7 +14574,7 @@
                 <w:sz w:val="20"/>
                 <w:szCs w:val="20"/>
               </w:rPr>
-              <w:t xml:space="preserve">S. 153, Klimaschonend essen</w:t>
+              <w:t xml:space="preserve">S. 153</w:t>
             </w:r>
           </w:p>
         </w:tc>
@@ -14453,7 +14669,7 @@
                 <w:sz w:val="20"/>
                 <w:szCs w:val="20"/>
               </w:rPr>
-              <w:t xml:space="preserve">S. 153, Energie sparen</w:t>
+              <w:t xml:space="preserve">S. 153</w:t>
             </w:r>
           </w:p>
         </w:tc>
@@ -14643,7 +14859,7 @@
                 <w:sz w:val="20"/>
                 <w:szCs w:val="20"/>
               </w:rPr>
-              <w:t xml:space="preserve">S. 153, Klimaschonend essen</w:t>
+              <w:t xml:space="preserve">S. 153</w:t>
             </w:r>
           </w:p>
         </w:tc>
@@ -14767,7 +14983,7 @@
           <w:sz w:val="18"/>
           <w:szCs w:val="18"/>
         </w:rPr>
-        <w:t xml:space="preserve">Escape Room „Operation Klimaarchiv"  ·  Lehrerhandreichung  ·  Erdkunde Klasse 8  ·  herrwartenberg.github.io/klimawandel8</w:t>
+        <w:t xml:space="preserve">Escape Room „Operation Klimaarchiv“  ·  Lehrerhandreichung  ·  Erdkunde Klasse 8  ·  herrwartenberg.github.io/klimawandel8  ·  KI-generiert mit Claude Sonnet 4.6 (Anthropic)  ·  20.05.2026</w:t>
       </w:r>
     </w:p>
     <w:sectPr>
